--- a/course/Schedule.docx
+++ b/course/Schedule.docx
@@ -20,9 +20,22 @@
     </w:p>
     <w:p>
       <w:r>
-        <w:t>Draft schedule for the Fall 2026 Pelican Bay offering. Section number,</w:t>
+        <w:t xml:space="preserve">Schedule for BIOL-1 section </w:t>
+      </w:r>
+      <w:r>
+        <w:rPr>
+          <w:b/>
+        </w:rPr>
+        <w:t>C1000</w:t>
+      </w:r>
+      <w:r>
+        <w:t xml:space="preserve"> at the D Yard Education room.</w:t>
         <w:br/>
-        <w:t>yard/room, and official final-exam slot remain TBD.</w:t>
+        <w:t>Required meetings are Tuesdays and Thursdays, 5:30–8:40 PM. The first class</w:t>
+        <w:br/>
+        <w:t>meeting is August 25. The planned section final examination is December 10;</w:t>
+        <w:br/>
+        <w:t>December 15 is reserved for feedback and post-final discussions.</w:t>
       </w:r>
     </w:p>
     <w:tbl>
@@ -31,16 +44,28 @@
         <w:tblLook w:firstColumn="1" w:firstRow="1" w:lastColumn="0" w:lastRow="0" w:noHBand="0" w:noVBand="1" w:val="04A0"/>
       </w:tblPr>
       <w:tblGrid>
-        <w:gridCol w:w="1728"/>
-        <w:gridCol w:w="1728"/>
-        <w:gridCol w:w="1728"/>
-        <w:gridCol w:w="1728"/>
-        <w:gridCol w:w="1728"/>
+        <w:gridCol w:w="1234"/>
+        <w:gridCol w:w="1234"/>
+        <w:gridCol w:w="1234"/>
+        <w:gridCol w:w="1234"/>
+        <w:gridCol w:w="1234"/>
+        <w:gridCol w:w="1234"/>
+        <w:gridCol w:w="1234"/>
       </w:tblGrid>
       <w:tr>
         <w:tc>
           <w:tcPr>
-            <w:tcW w:type="dxa" w:w="1728"/>
+            <w:tcW w:type="dxa" w:w="1234"/>
+          </w:tcPr>
+          <w:p>
+            <w:r>
+              <w:t>Session</w:t>
+            </w:r>
+          </w:p>
+        </w:tc>
+        <w:tc>
+          <w:tcPr>
+            <w:tcW w:type="dxa" w:w="1234"/>
           </w:tcPr>
           <w:p>
             <w:r>
@@ -50,7 +75,7 @@
         </w:tc>
         <w:tc>
           <w:tcPr>
-            <w:tcW w:type="dxa" w:w="1728"/>
+            <w:tcW w:type="dxa" w:w="1234"/>
           </w:tcPr>
           <w:p>
             <w:r>
@@ -60,7 +85,7 @@
         </w:tc>
         <w:tc>
           <w:tcPr>
-            <w:tcW w:type="dxa" w:w="1728"/>
+            <w:tcW w:type="dxa" w:w="1234"/>
           </w:tcPr>
           <w:p>
             <w:r>
@@ -70,7 +95,7 @@
         </w:tc>
         <w:tc>
           <w:tcPr>
-            <w:tcW w:type="dxa" w:w="1728"/>
+            <w:tcW w:type="dxa" w:w="1234"/>
           </w:tcPr>
           <w:p>
             <w:r>
@@ -80,7 +105,17 @@
         </w:tc>
         <w:tc>
           <w:tcPr>
-            <w:tcW w:type="dxa" w:w="1728"/>
+            <w:tcW w:type="dxa" w:w="1234"/>
+          </w:tcPr>
+          <w:p>
+            <w:r>
+              <w:t>Recommended textbook chapters</w:t>
+            </w:r>
+          </w:p>
+        </w:tc>
+        <w:tc>
+          <w:tcPr>
+            <w:tcW w:type="dxa" w:w="1234"/>
           </w:tcPr>
           <w:p>
             <w:r>
@@ -92,7 +127,7 @@
       <w:tr>
         <w:tc>
           <w:tcPr>
-            <w:tcW w:type="dxa" w:w="1728"/>
+            <w:tcW w:type="dxa" w:w="1234"/>
           </w:tcPr>
           <w:p>
             <w:r>
@@ -102,27 +137,37 @@
         </w:tc>
         <w:tc>
           <w:tcPr>
-            <w:tcW w:type="dxa" w:w="1728"/>
+            <w:tcW w:type="dxa" w:w="1234"/>
           </w:tcPr>
           <w:p>
             <w:r>
-              <w:t>Mon</w:t>
+              <w:t>1</w:t>
             </w:r>
           </w:p>
         </w:tc>
         <w:tc>
           <w:tcPr>
-            <w:tcW w:type="dxa" w:w="1728"/>
+            <w:tcW w:type="dxa" w:w="1234"/>
           </w:tcPr>
           <w:p>
             <w:r>
-              <w:t>8/24</w:t>
+              <w:t>Tue</w:t>
             </w:r>
           </w:p>
         </w:tc>
         <w:tc>
           <w:tcPr>
-            <w:tcW w:type="dxa" w:w="1728"/>
+            <w:tcW w:type="dxa" w:w="1234"/>
+          </w:tcPr>
+          <w:p>
+            <w:r>
+              <w:t>8/25</w:t>
+            </w:r>
+          </w:p>
+        </w:tc>
+        <w:tc>
+          <w:tcPr>
+            <w:tcW w:type="dxa" w:w="1234"/>
           </w:tcPr>
           <w:p>
             <w:r>
@@ -132,7 +177,17 @@
         </w:tc>
         <w:tc>
           <w:tcPr>
-            <w:tcW w:type="dxa" w:w="1728"/>
+            <w:tcW w:type="dxa" w:w="1234"/>
+          </w:tcPr>
+          <w:p>
+            <w:r>
+              <w:t>Ch. 1</w:t>
+            </w:r>
+          </w:p>
+        </w:tc>
+        <w:tc>
+          <w:tcPr>
+            <w:tcW w:type="dxa" w:w="1234"/>
           </w:tcPr>
           <w:p>
             <w:r>
@@ -144,7 +199,17 @@
       <w:tr>
         <w:tc>
           <w:tcPr>
-            <w:tcW w:type="dxa" w:w="1728"/>
+            <w:tcW w:type="dxa" w:w="1234"/>
+          </w:tcPr>
+          <w:p>
+            <w:r>
+              <w:t>2</w:t>
+            </w:r>
+          </w:p>
+        </w:tc>
+        <w:tc>
+          <w:tcPr>
+            <w:tcW w:type="dxa" w:w="1234"/>
           </w:tcPr>
           <w:p>
             <w:r>
@@ -154,27 +219,27 @@
         </w:tc>
         <w:tc>
           <w:tcPr>
-            <w:tcW w:type="dxa" w:w="1728"/>
+            <w:tcW w:type="dxa" w:w="1234"/>
           </w:tcPr>
           <w:p>
             <w:r>
-              <w:t>Wed</w:t>
+              <w:t>Thu</w:t>
             </w:r>
           </w:p>
         </w:tc>
         <w:tc>
           <w:tcPr>
-            <w:tcW w:type="dxa" w:w="1728"/>
+            <w:tcW w:type="dxa" w:w="1234"/>
           </w:tcPr>
           <w:p>
             <w:r>
-              <w:t>8/26</w:t>
+              <w:t>8/27</w:t>
             </w:r>
           </w:p>
         </w:tc>
         <w:tc>
           <w:tcPr>
-            <w:tcW w:type="dxa" w:w="1728"/>
+            <w:tcW w:type="dxa" w:w="1234"/>
           </w:tcPr>
           <w:p>
             <w:r>
@@ -184,7 +249,17 @@
         </w:tc>
         <w:tc>
           <w:tcPr>
-            <w:tcW w:type="dxa" w:w="1728"/>
+            <w:tcW w:type="dxa" w:w="1234"/>
+          </w:tcPr>
+          <w:p>
+            <w:r>
+              <w:t>Ch. 2</w:t>
+            </w:r>
+          </w:p>
+        </w:tc>
+        <w:tc>
+          <w:tcPr>
+            <w:tcW w:type="dxa" w:w="1234"/>
           </w:tcPr>
           <w:p>
             <w:r/>
@@ -194,7 +269,17 @@
       <w:tr>
         <w:tc>
           <w:tcPr>
-            <w:tcW w:type="dxa" w:w="1728"/>
+            <w:tcW w:type="dxa" w:w="1234"/>
+          </w:tcPr>
+          <w:p>
+            <w:r>
+              <w:t>3</w:t>
+            </w:r>
+          </w:p>
+        </w:tc>
+        <w:tc>
+          <w:tcPr>
+            <w:tcW w:type="dxa" w:w="1234"/>
           </w:tcPr>
           <w:p>
             <w:r>
@@ -204,27 +289,27 @@
         </w:tc>
         <w:tc>
           <w:tcPr>
-            <w:tcW w:type="dxa" w:w="1728"/>
+            <w:tcW w:type="dxa" w:w="1234"/>
           </w:tcPr>
           <w:p>
             <w:r>
-              <w:t>Mon</w:t>
+              <w:t>Tue</w:t>
             </w:r>
           </w:p>
         </w:tc>
         <w:tc>
           <w:tcPr>
-            <w:tcW w:type="dxa" w:w="1728"/>
+            <w:tcW w:type="dxa" w:w="1234"/>
           </w:tcPr>
           <w:p>
             <w:r>
-              <w:t>8/31</w:t>
+              <w:t>9/1</w:t>
             </w:r>
           </w:p>
         </w:tc>
         <w:tc>
           <w:tcPr>
-            <w:tcW w:type="dxa" w:w="1728"/>
+            <w:tcW w:type="dxa" w:w="1234"/>
           </w:tcPr>
           <w:p>
             <w:r>
@@ -234,7 +319,17 @@
         </w:tc>
         <w:tc>
           <w:tcPr>
-            <w:tcW w:type="dxa" w:w="1728"/>
+            <w:tcW w:type="dxa" w:w="1234"/>
+          </w:tcPr>
+          <w:p>
+            <w:r>
+              <w:t>Ch. 3</w:t>
+            </w:r>
+          </w:p>
+        </w:tc>
+        <w:tc>
+          <w:tcPr>
+            <w:tcW w:type="dxa" w:w="1234"/>
           </w:tcPr>
           <w:p>
             <w:r/>
@@ -244,7 +339,17 @@
       <w:tr>
         <w:tc>
           <w:tcPr>
-            <w:tcW w:type="dxa" w:w="1728"/>
+            <w:tcW w:type="dxa" w:w="1234"/>
+          </w:tcPr>
+          <w:p>
+            <w:r>
+              <w:t>4</w:t>
+            </w:r>
+          </w:p>
+        </w:tc>
+        <w:tc>
+          <w:tcPr>
+            <w:tcW w:type="dxa" w:w="1234"/>
           </w:tcPr>
           <w:p>
             <w:r>
@@ -254,49 +359,67 @@
         </w:tc>
         <w:tc>
           <w:tcPr>
-            <w:tcW w:type="dxa" w:w="1728"/>
+            <w:tcW w:type="dxa" w:w="1234"/>
           </w:tcPr>
           <w:p>
             <w:r>
-              <w:t>Wed</w:t>
+              <w:t>Thu</w:t>
             </w:r>
           </w:p>
         </w:tc>
         <w:tc>
           <w:tcPr>
-            <w:tcW w:type="dxa" w:w="1728"/>
+            <w:tcW w:type="dxa" w:w="1234"/>
           </w:tcPr>
           <w:p>
             <w:r>
-              <w:t>9/2</w:t>
+              <w:t>9/3</w:t>
             </w:r>
           </w:p>
         </w:tc>
         <w:tc>
           <w:tcPr>
-            <w:tcW w:type="dxa" w:w="1728"/>
+            <w:tcW w:type="dxa" w:w="1234"/>
           </w:tcPr>
           <w:p>
             <w:r>
-              <w:t>No Class</w:t>
+              <w:t>Module 4: Cells; Lab 4</w:t>
             </w:r>
           </w:p>
         </w:tc>
         <w:tc>
           <w:tcPr>
-            <w:tcW w:type="dxa" w:w="1728"/>
+            <w:tcW w:type="dxa" w:w="1234"/>
           </w:tcPr>
           <w:p>
             <w:r>
-              <w:t>First Wednesday - Programs Canceled</w:t>
+              <w:t>Ch. 4</w:t>
             </w:r>
+          </w:p>
+        </w:tc>
+        <w:tc>
+          <w:tcPr>
+            <w:tcW w:type="dxa" w:w="1234"/>
+          </w:tcPr>
+          <w:p>
+            <w:r/>
           </w:p>
         </w:tc>
       </w:tr>
       <w:tr>
         <w:tc>
           <w:tcPr>
-            <w:tcW w:type="dxa" w:w="1728"/>
+            <w:tcW w:type="dxa" w:w="1234"/>
+          </w:tcPr>
+          <w:p>
+            <w:r>
+              <w:t>5</w:t>
+            </w:r>
+          </w:p>
+        </w:tc>
+        <w:tc>
+          <w:tcPr>
+            <w:tcW w:type="dxa" w:w="1234"/>
           </w:tcPr>
           <w:p>
             <w:r>
@@ -306,49 +429,67 @@
         </w:tc>
         <w:tc>
           <w:tcPr>
-            <w:tcW w:type="dxa" w:w="1728"/>
+            <w:tcW w:type="dxa" w:w="1234"/>
           </w:tcPr>
           <w:p>
             <w:r>
-              <w:t>Mon</w:t>
+              <w:t>Tue</w:t>
             </w:r>
           </w:p>
         </w:tc>
         <w:tc>
           <w:tcPr>
-            <w:tcW w:type="dxa" w:w="1728"/>
+            <w:tcW w:type="dxa" w:w="1234"/>
           </w:tcPr>
           <w:p>
             <w:r>
-              <w:t>9/7</w:t>
+              <w:t>9/8</w:t>
             </w:r>
           </w:p>
         </w:tc>
         <w:tc>
           <w:tcPr>
-            <w:tcW w:type="dxa" w:w="1728"/>
+            <w:tcW w:type="dxa" w:w="1234"/>
           </w:tcPr>
           <w:p>
             <w:r>
-              <w:t>No Class</w:t>
+              <w:t>Module 5: Membranes; Lab 5</w:t>
             </w:r>
           </w:p>
         </w:tc>
         <w:tc>
           <w:tcPr>
-            <w:tcW w:type="dxa" w:w="1728"/>
+            <w:tcW w:type="dxa" w:w="1234"/>
           </w:tcPr>
           <w:p>
             <w:r>
-              <w:t>Labor Day Holiday</w:t>
+              <w:t>Ch. 5</w:t>
             </w:r>
+          </w:p>
+        </w:tc>
+        <w:tc>
+          <w:tcPr>
+            <w:tcW w:type="dxa" w:w="1234"/>
+          </w:tcPr>
+          <w:p>
+            <w:r/>
           </w:p>
         </w:tc>
       </w:tr>
       <w:tr>
         <w:tc>
           <w:tcPr>
-            <w:tcW w:type="dxa" w:w="1728"/>
+            <w:tcW w:type="dxa" w:w="1234"/>
+          </w:tcPr>
+          <w:p>
+            <w:r>
+              <w:t>6</w:t>
+            </w:r>
+          </w:p>
+        </w:tc>
+        <w:tc>
+          <w:tcPr>
+            <w:tcW w:type="dxa" w:w="1234"/>
           </w:tcPr>
           <w:p>
             <w:r>
@@ -358,37 +499,47 @@
         </w:tc>
         <w:tc>
           <w:tcPr>
-            <w:tcW w:type="dxa" w:w="1728"/>
+            <w:tcW w:type="dxa" w:w="1234"/>
           </w:tcPr>
           <w:p>
             <w:r>
-              <w:t>Wed</w:t>
+              <w:t>Thu</w:t>
             </w:r>
           </w:p>
         </w:tc>
         <w:tc>
           <w:tcPr>
-            <w:tcW w:type="dxa" w:w="1728"/>
+            <w:tcW w:type="dxa" w:w="1234"/>
           </w:tcPr>
           <w:p>
             <w:r>
-              <w:t>9/9</w:t>
+              <w:t>9/10</w:t>
             </w:r>
           </w:p>
         </w:tc>
         <w:tc>
           <w:tcPr>
-            <w:tcW w:type="dxa" w:w="1728"/>
+            <w:tcW w:type="dxa" w:w="1234"/>
           </w:tcPr>
           <w:p>
             <w:r>
-              <w:t>Module 4: Cells; Lab 4</w:t>
+              <w:t>Module 6: Metabolism; Lab 6</w:t>
             </w:r>
           </w:p>
         </w:tc>
         <w:tc>
           <w:tcPr>
-            <w:tcW w:type="dxa" w:w="1728"/>
+            <w:tcW w:type="dxa" w:w="1234"/>
+          </w:tcPr>
+          <w:p>
+            <w:r>
+              <w:t>Chs. 6–8</w:t>
+            </w:r>
+          </w:p>
+        </w:tc>
+        <w:tc>
+          <w:tcPr>
+            <w:tcW w:type="dxa" w:w="1234"/>
           </w:tcPr>
           <w:p>
             <w:r/>
@@ -398,7 +549,17 @@
       <w:tr>
         <w:tc>
           <w:tcPr>
-            <w:tcW w:type="dxa" w:w="1728"/>
+            <w:tcW w:type="dxa" w:w="1234"/>
+          </w:tcPr>
+          <w:p>
+            <w:r>
+              <w:t>7</w:t>
+            </w:r>
+          </w:p>
+        </w:tc>
+        <w:tc>
+          <w:tcPr>
+            <w:tcW w:type="dxa" w:w="1234"/>
           </w:tcPr>
           <w:p>
             <w:r>
@@ -408,41 +569,51 @@
         </w:tc>
         <w:tc>
           <w:tcPr>
-            <w:tcW w:type="dxa" w:w="1728"/>
+            <w:tcW w:type="dxa" w:w="1234"/>
           </w:tcPr>
           <w:p>
             <w:r>
-              <w:t>Mon</w:t>
+              <w:t>Tue</w:t>
             </w:r>
           </w:p>
         </w:tc>
         <w:tc>
           <w:tcPr>
-            <w:tcW w:type="dxa" w:w="1728"/>
+            <w:tcW w:type="dxa" w:w="1234"/>
           </w:tcPr>
           <w:p>
             <w:r>
-              <w:t>9/14</w:t>
+              <w:t>9/15</w:t>
             </w:r>
           </w:p>
         </w:tc>
         <w:tc>
           <w:tcPr>
-            <w:tcW w:type="dxa" w:w="1728"/>
+            <w:tcW w:type="dxa" w:w="1234"/>
           </w:tcPr>
           <w:p>
             <w:r>
-              <w:t>Practice Test 01 (Modules 1-4); Lab 5</w:t>
+              <w:t>Practice Tests 01–02; Exam 01 review</w:t>
             </w:r>
           </w:p>
         </w:tc>
         <w:tc>
           <w:tcPr>
-            <w:tcW w:type="dxa" w:w="1728"/>
+            <w:tcW w:type="dxa" w:w="1234"/>
           </w:tcPr>
           <w:p>
             <w:r>
-              <w:t>Plan upcoming labs</w:t>
+              <w:t>Chs. 1–8</w:t>
+            </w:r>
+          </w:p>
+        </w:tc>
+        <w:tc>
+          <w:tcPr>
+            <w:tcW w:type="dxa" w:w="1234"/>
+          </w:tcPr>
+          <w:p>
+            <w:r>
+              <w:t>Practice Test 01 covers Modules 1–4; Practice Test 02 covers Modules 5–6</w:t>
             </w:r>
           </w:p>
         </w:tc>
@@ -450,7 +621,17 @@
       <w:tr>
         <w:tc>
           <w:tcPr>
-            <w:tcW w:type="dxa" w:w="1728"/>
+            <w:tcW w:type="dxa" w:w="1234"/>
+          </w:tcPr>
+          <w:p>
+            <w:r>
+              <w:t>8</w:t>
+            </w:r>
+          </w:p>
+        </w:tc>
+        <w:tc>
+          <w:tcPr>
+            <w:tcW w:type="dxa" w:w="1234"/>
           </w:tcPr>
           <w:p>
             <w:r>
@@ -460,187 +641,47 @@
         </w:tc>
         <w:tc>
           <w:tcPr>
-            <w:tcW w:type="dxa" w:w="1728"/>
+            <w:tcW w:type="dxa" w:w="1234"/>
           </w:tcPr>
           <w:p>
             <w:r>
-              <w:t>Wed</w:t>
+              <w:t>Thu</w:t>
             </w:r>
           </w:p>
         </w:tc>
         <w:tc>
           <w:tcPr>
-            <w:tcW w:type="dxa" w:w="1728"/>
+            <w:tcW w:type="dxa" w:w="1234"/>
           </w:tcPr>
           <w:p>
             <w:r>
-              <w:t>9/16</w:t>
+              <w:t>9/17</w:t>
             </w:r>
           </w:p>
         </w:tc>
         <w:tc>
           <w:tcPr>
-            <w:tcW w:type="dxa" w:w="1728"/>
+            <w:tcW w:type="dxa" w:w="1234"/>
           </w:tcPr>
           <w:p>
             <w:r>
-              <w:t>Module 5: Membranes; Lab 5</w:t>
+              <w:t>Exam 01 (Modules 1–6)</w:t>
             </w:r>
           </w:p>
         </w:tc>
         <w:tc>
           <w:tcPr>
-            <w:tcW w:type="dxa" w:w="1728"/>
-          </w:tcPr>
-          <w:p>
-            <w:r/>
-          </w:p>
-        </w:tc>
-      </w:tr>
-      <w:tr>
-        <w:tc>
-          <w:tcPr>
-            <w:tcW w:type="dxa" w:w="1728"/>
+            <w:tcW w:type="dxa" w:w="1234"/>
           </w:tcPr>
           <w:p>
             <w:r>
-              <w:t>5</w:t>
+              <w:t>Chs. 1–8</w:t>
             </w:r>
           </w:p>
         </w:tc>
         <w:tc>
           <w:tcPr>
-            <w:tcW w:type="dxa" w:w="1728"/>
-          </w:tcPr>
-          <w:p>
-            <w:r>
-              <w:t>Mon</w:t>
-            </w:r>
-          </w:p>
-        </w:tc>
-        <w:tc>
-          <w:tcPr>
-            <w:tcW w:type="dxa" w:w="1728"/>
-          </w:tcPr>
-          <w:p>
-            <w:r>
-              <w:t>9/21</w:t>
-            </w:r>
-          </w:p>
-        </w:tc>
-        <w:tc>
-          <w:tcPr>
-            <w:tcW w:type="dxa" w:w="1728"/>
-          </w:tcPr>
-          <w:p>
-            <w:r>
-              <w:t>Module 6: Metabolism; Lab 6</w:t>
-            </w:r>
-          </w:p>
-        </w:tc>
-        <w:tc>
-          <w:tcPr>
-            <w:tcW w:type="dxa" w:w="1728"/>
-          </w:tcPr>
-          <w:p>
-            <w:r/>
-          </w:p>
-        </w:tc>
-      </w:tr>
-      <w:tr>
-        <w:tc>
-          <w:tcPr>
-            <w:tcW w:type="dxa" w:w="1728"/>
-          </w:tcPr>
-          <w:p>
-            <w:r>
-              <w:t>5</w:t>
-            </w:r>
-          </w:p>
-        </w:tc>
-        <w:tc>
-          <w:tcPr>
-            <w:tcW w:type="dxa" w:w="1728"/>
-          </w:tcPr>
-          <w:p>
-            <w:r>
-              <w:t>Wed</w:t>
-            </w:r>
-          </w:p>
-        </w:tc>
-        <w:tc>
-          <w:tcPr>
-            <w:tcW w:type="dxa" w:w="1728"/>
-          </w:tcPr>
-          <w:p>
-            <w:r>
-              <w:t>9/23</w:t>
-            </w:r>
-          </w:p>
-        </w:tc>
-        <w:tc>
-          <w:tcPr>
-            <w:tcW w:type="dxa" w:w="1728"/>
-          </w:tcPr>
-          <w:p>
-            <w:r>
-              <w:t>Practice Test 02 (Modules 5-6); Exam 01 Review Materials</w:t>
-            </w:r>
-          </w:p>
-        </w:tc>
-        <w:tc>
-          <w:tcPr>
-            <w:tcW w:type="dxa" w:w="1728"/>
-          </w:tcPr>
-          <w:p>
-            <w:r/>
-          </w:p>
-        </w:tc>
-      </w:tr>
-      <w:tr>
-        <w:tc>
-          <w:tcPr>
-            <w:tcW w:type="dxa" w:w="1728"/>
-          </w:tcPr>
-          <w:p>
-            <w:r>
-              <w:t>6</w:t>
-            </w:r>
-          </w:p>
-        </w:tc>
-        <w:tc>
-          <w:tcPr>
-            <w:tcW w:type="dxa" w:w="1728"/>
-          </w:tcPr>
-          <w:p>
-            <w:r>
-              <w:t>Mon</w:t>
-            </w:r>
-          </w:p>
-        </w:tc>
-        <w:tc>
-          <w:tcPr>
-            <w:tcW w:type="dxa" w:w="1728"/>
-          </w:tcPr>
-          <w:p>
-            <w:r>
-              <w:t>9/28</w:t>
-            </w:r>
-          </w:p>
-        </w:tc>
-        <w:tc>
-          <w:tcPr>
-            <w:tcW w:type="dxa" w:w="1728"/>
-          </w:tcPr>
-          <w:p>
-            <w:r>
-              <w:t>Exam 01 (Modules 1-6)</w:t>
-            </w:r>
-          </w:p>
-        </w:tc>
-        <w:tc>
-          <w:tcPr>
-            <w:tcW w:type="dxa" w:w="1728"/>
+            <w:tcW w:type="dxa" w:w="1234"/>
           </w:tcPr>
           <w:p>
             <w:r>
@@ -652,7 +693,157 @@
       <w:tr>
         <w:tc>
           <w:tcPr>
-            <w:tcW w:type="dxa" w:w="1728"/>
+            <w:tcW w:type="dxa" w:w="1234"/>
+          </w:tcPr>
+          <w:p>
+            <w:r>
+              <w:t>9</w:t>
+            </w:r>
+          </w:p>
+        </w:tc>
+        <w:tc>
+          <w:tcPr>
+            <w:tcW w:type="dxa" w:w="1234"/>
+          </w:tcPr>
+          <w:p>
+            <w:r>
+              <w:t>5</w:t>
+            </w:r>
+          </w:p>
+        </w:tc>
+        <w:tc>
+          <w:tcPr>
+            <w:tcW w:type="dxa" w:w="1234"/>
+          </w:tcPr>
+          <w:p>
+            <w:r>
+              <w:t>Tue</w:t>
+            </w:r>
+          </w:p>
+        </w:tc>
+        <w:tc>
+          <w:tcPr>
+            <w:tcW w:type="dxa" w:w="1234"/>
+          </w:tcPr>
+          <w:p>
+            <w:r>
+              <w:t>9/22</w:t>
+            </w:r>
+          </w:p>
+        </w:tc>
+        <w:tc>
+          <w:tcPr>
+            <w:tcW w:type="dxa" w:w="1234"/>
+          </w:tcPr>
+          <w:p>
+            <w:r>
+              <w:t>Module 07: Molecular Genetics; Lab 07</w:t>
+            </w:r>
+          </w:p>
+        </w:tc>
+        <w:tc>
+          <w:tcPr>
+            <w:tcW w:type="dxa" w:w="1234"/>
+          </w:tcPr>
+          <w:p>
+            <w:r>
+              <w:t>Ch. 12</w:t>
+            </w:r>
+          </w:p>
+        </w:tc>
+        <w:tc>
+          <w:tcPr>
+            <w:tcW w:type="dxa" w:w="1234"/>
+          </w:tcPr>
+          <w:p>
+            <w:r/>
+          </w:p>
+        </w:tc>
+      </w:tr>
+      <w:tr>
+        <w:tc>
+          <w:tcPr>
+            <w:tcW w:type="dxa" w:w="1234"/>
+          </w:tcPr>
+          <w:p>
+            <w:r>
+              <w:t>10</w:t>
+            </w:r>
+          </w:p>
+        </w:tc>
+        <w:tc>
+          <w:tcPr>
+            <w:tcW w:type="dxa" w:w="1234"/>
+          </w:tcPr>
+          <w:p>
+            <w:r>
+              <w:t>5</w:t>
+            </w:r>
+          </w:p>
+        </w:tc>
+        <w:tc>
+          <w:tcPr>
+            <w:tcW w:type="dxa" w:w="1234"/>
+          </w:tcPr>
+          <w:p>
+            <w:r>
+              <w:t>Thu</w:t>
+            </w:r>
+          </w:p>
+        </w:tc>
+        <w:tc>
+          <w:tcPr>
+            <w:tcW w:type="dxa" w:w="1234"/>
+          </w:tcPr>
+          <w:p>
+            <w:r>
+              <w:t>9/24</w:t>
+            </w:r>
+          </w:p>
+        </w:tc>
+        <w:tc>
+          <w:tcPr>
+            <w:tcW w:type="dxa" w:w="1234"/>
+          </w:tcPr>
+          <w:p>
+            <w:r>
+              <w:t>Module 08: Cellular Genetics; Lab 08</w:t>
+            </w:r>
+          </w:p>
+        </w:tc>
+        <w:tc>
+          <w:tcPr>
+            <w:tcW w:type="dxa" w:w="1234"/>
+          </w:tcPr>
+          <w:p>
+            <w:r>
+              <w:t>Chs. 9–10</w:t>
+            </w:r>
+          </w:p>
+        </w:tc>
+        <w:tc>
+          <w:tcPr>
+            <w:tcW w:type="dxa" w:w="1234"/>
+          </w:tcPr>
+          <w:p>
+            <w:r/>
+          </w:p>
+        </w:tc>
+      </w:tr>
+      <w:tr>
+        <w:tc>
+          <w:tcPr>
+            <w:tcW w:type="dxa" w:w="1234"/>
+          </w:tcPr>
+          <w:p>
+            <w:r>
+              <w:t>11</w:t>
+            </w:r>
+          </w:p>
+        </w:tc>
+        <w:tc>
+          <w:tcPr>
+            <w:tcW w:type="dxa" w:w="1234"/>
           </w:tcPr>
           <w:p>
             <w:r>
@@ -662,37 +853,47 @@
         </w:tc>
         <w:tc>
           <w:tcPr>
-            <w:tcW w:type="dxa" w:w="1728"/>
+            <w:tcW w:type="dxa" w:w="1234"/>
           </w:tcPr>
           <w:p>
             <w:r>
-              <w:t>Wed</w:t>
+              <w:t>Tue</w:t>
             </w:r>
           </w:p>
         </w:tc>
         <w:tc>
           <w:tcPr>
-            <w:tcW w:type="dxa" w:w="1728"/>
+            <w:tcW w:type="dxa" w:w="1234"/>
           </w:tcPr>
           <w:p>
             <w:r>
-              <w:t>9/30</w:t>
+              <w:t>9/29</w:t>
             </w:r>
           </w:p>
         </w:tc>
         <w:tc>
           <w:tcPr>
-            <w:tcW w:type="dxa" w:w="1728"/>
+            <w:tcW w:type="dxa" w:w="1234"/>
           </w:tcPr>
           <w:p>
             <w:r>
-              <w:t>Modules 07-11 Preview</w:t>
+              <w:t>Module 09: Inheritance Genetics; Lab 09</w:t>
             </w:r>
           </w:p>
         </w:tc>
         <w:tc>
           <w:tcPr>
-            <w:tcW w:type="dxa" w:w="1728"/>
+            <w:tcW w:type="dxa" w:w="1234"/>
+          </w:tcPr>
+          <w:p>
+            <w:r>
+              <w:t>Ch. 11</w:t>
+            </w:r>
+          </w:p>
+        </w:tc>
+        <w:tc>
+          <w:tcPr>
+            <w:tcW w:type="dxa" w:w="1234"/>
           </w:tcPr>
           <w:p>
             <w:r/>
@@ -702,7 +903,87 @@
       <w:tr>
         <w:tc>
           <w:tcPr>
-            <w:tcW w:type="dxa" w:w="1728"/>
+            <w:tcW w:type="dxa" w:w="1234"/>
+          </w:tcPr>
+          <w:p>
+            <w:r>
+              <w:t>12</w:t>
+            </w:r>
+          </w:p>
+        </w:tc>
+        <w:tc>
+          <w:tcPr>
+            <w:tcW w:type="dxa" w:w="1234"/>
+          </w:tcPr>
+          <w:p>
+            <w:r>
+              <w:t>6</w:t>
+            </w:r>
+          </w:p>
+        </w:tc>
+        <w:tc>
+          <w:tcPr>
+            <w:tcW w:type="dxa" w:w="1234"/>
+          </w:tcPr>
+          <w:p>
+            <w:r>
+              <w:t>Thu</w:t>
+            </w:r>
+          </w:p>
+        </w:tc>
+        <w:tc>
+          <w:tcPr>
+            <w:tcW w:type="dxa" w:w="1234"/>
+          </w:tcPr>
+          <w:p>
+            <w:r>
+              <w:t>10/1</w:t>
+            </w:r>
+          </w:p>
+        </w:tc>
+        <w:tc>
+          <w:tcPr>
+            <w:tcW w:type="dxa" w:w="1234"/>
+          </w:tcPr>
+          <w:p>
+            <w:r>
+              <w:t>Module 10: Epigenetics; Lab 10</w:t>
+            </w:r>
+          </w:p>
+        </w:tc>
+        <w:tc>
+          <w:tcPr>
+            <w:tcW w:type="dxa" w:w="1234"/>
+          </w:tcPr>
+          <w:p>
+            <w:r>
+              <w:t>Ch. 13</w:t>
+            </w:r>
+          </w:p>
+        </w:tc>
+        <w:tc>
+          <w:tcPr>
+            <w:tcW w:type="dxa" w:w="1234"/>
+          </w:tcPr>
+          <w:p>
+            <w:r/>
+          </w:p>
+        </w:tc>
+      </w:tr>
+      <w:tr>
+        <w:tc>
+          <w:tcPr>
+            <w:tcW w:type="dxa" w:w="1234"/>
+          </w:tcPr>
+          <w:p>
+            <w:r>
+              <w:t>13</w:t>
+            </w:r>
+          </w:p>
+        </w:tc>
+        <w:tc>
+          <w:tcPr>
+            <w:tcW w:type="dxa" w:w="1234"/>
           </w:tcPr>
           <w:p>
             <w:r>
@@ -712,37 +993,47 @@
         </w:tc>
         <w:tc>
           <w:tcPr>
-            <w:tcW w:type="dxa" w:w="1728"/>
+            <w:tcW w:type="dxa" w:w="1234"/>
           </w:tcPr>
           <w:p>
             <w:r>
-              <w:t>Mon</w:t>
+              <w:t>Tue</w:t>
             </w:r>
           </w:p>
         </w:tc>
         <w:tc>
           <w:tcPr>
-            <w:tcW w:type="dxa" w:w="1728"/>
+            <w:tcW w:type="dxa" w:w="1234"/>
           </w:tcPr>
           <w:p>
             <w:r>
-              <w:t>10/5</w:t>
+              <w:t>10/6</w:t>
             </w:r>
           </w:p>
         </w:tc>
         <w:tc>
           <w:tcPr>
-            <w:tcW w:type="dxa" w:w="1728"/>
+            <w:tcW w:type="dxa" w:w="1234"/>
           </w:tcPr>
           <w:p>
             <w:r>
-              <w:t>Module 07: Molecular Genetics; Lab 07</w:t>
+              <w:t>Module 11: Genomics &amp; Biotechnology; Lab 11</w:t>
             </w:r>
           </w:p>
         </w:tc>
         <w:tc>
           <w:tcPr>
-            <w:tcW w:type="dxa" w:w="1728"/>
+            <w:tcW w:type="dxa" w:w="1234"/>
+          </w:tcPr>
+          <w:p>
+            <w:r>
+              <w:t>Ch. 14</w:t>
+            </w:r>
+          </w:p>
+        </w:tc>
+        <w:tc>
+          <w:tcPr>
+            <w:tcW w:type="dxa" w:w="1234"/>
           </w:tcPr>
           <w:p>
             <w:r/>
@@ -752,7 +1043,17 @@
       <w:tr>
         <w:tc>
           <w:tcPr>
-            <w:tcW w:type="dxa" w:w="1728"/>
+            <w:tcW w:type="dxa" w:w="1234"/>
+          </w:tcPr>
+          <w:p>
+            <w:r>
+              <w:t>14</w:t>
+            </w:r>
+          </w:p>
+        </w:tc>
+        <w:tc>
+          <w:tcPr>
+            <w:tcW w:type="dxa" w:w="1234"/>
           </w:tcPr>
           <w:p>
             <w:r>
@@ -762,41 +1063,51 @@
         </w:tc>
         <w:tc>
           <w:tcPr>
-            <w:tcW w:type="dxa" w:w="1728"/>
+            <w:tcW w:type="dxa" w:w="1234"/>
           </w:tcPr>
           <w:p>
             <w:r>
-              <w:t>Wed</w:t>
+              <w:t>Thu</w:t>
             </w:r>
           </w:p>
         </w:tc>
         <w:tc>
           <w:tcPr>
-            <w:tcW w:type="dxa" w:w="1728"/>
+            <w:tcW w:type="dxa" w:w="1234"/>
           </w:tcPr>
           <w:p>
             <w:r>
-              <w:t>10/7</w:t>
+              <w:t>10/8</w:t>
             </w:r>
           </w:p>
         </w:tc>
         <w:tc>
           <w:tcPr>
-            <w:tcW w:type="dxa" w:w="1728"/>
+            <w:tcW w:type="dxa" w:w="1234"/>
           </w:tcPr>
           <w:p>
             <w:r>
-              <w:t>No Class</w:t>
+              <w:t>Practice Test 03; Exam 02 review</w:t>
             </w:r>
           </w:p>
         </w:tc>
         <w:tc>
           <w:tcPr>
-            <w:tcW w:type="dxa" w:w="1728"/>
+            <w:tcW w:type="dxa" w:w="1234"/>
           </w:tcPr>
           <w:p>
             <w:r>
-              <w:t>First Wednesday - Programs Canceled</w:t>
+              <w:t>Chs. 9–14</w:t>
+            </w:r>
+          </w:p>
+        </w:tc>
+        <w:tc>
+          <w:tcPr>
+            <w:tcW w:type="dxa" w:w="1234"/>
+          </w:tcPr>
+          <w:p>
+            <w:r>
+              <w:t>Practice Test 03 covers Modules 7–11</w:t>
             </w:r>
           </w:p>
         </w:tc>
@@ -804,7 +1115,17 @@
       <w:tr>
         <w:tc>
           <w:tcPr>
-            <w:tcW w:type="dxa" w:w="1728"/>
+            <w:tcW w:type="dxa" w:w="1234"/>
+          </w:tcPr>
+          <w:p>
+            <w:r>
+              <w:t>15</w:t>
+            </w:r>
+          </w:p>
+        </w:tc>
+        <w:tc>
+          <w:tcPr>
+            <w:tcW w:type="dxa" w:w="1234"/>
           </w:tcPr>
           <w:p>
             <w:r>
@@ -814,287 +1135,47 @@
         </w:tc>
         <w:tc>
           <w:tcPr>
-            <w:tcW w:type="dxa" w:w="1728"/>
+            <w:tcW w:type="dxa" w:w="1234"/>
           </w:tcPr>
           <w:p>
             <w:r>
-              <w:t>Mon</w:t>
+              <w:t>Tue</w:t>
             </w:r>
           </w:p>
         </w:tc>
         <w:tc>
           <w:tcPr>
-            <w:tcW w:type="dxa" w:w="1728"/>
+            <w:tcW w:type="dxa" w:w="1234"/>
           </w:tcPr>
           <w:p>
             <w:r>
-              <w:t>10/12</w:t>
+              <w:t>10/13</w:t>
             </w:r>
           </w:p>
         </w:tc>
         <w:tc>
           <w:tcPr>
-            <w:tcW w:type="dxa" w:w="1728"/>
+            <w:tcW w:type="dxa" w:w="1234"/>
           </w:tcPr>
           <w:p>
             <w:r>
-              <w:t>Module 08: Cellular Genetics; Lab 08</w:t>
+              <w:t>Exam 02 (Modules 7–11)</w:t>
             </w:r>
           </w:p>
         </w:tc>
         <w:tc>
           <w:tcPr>
-            <w:tcW w:type="dxa" w:w="1728"/>
-          </w:tcPr>
-          <w:p>
-            <w:r/>
-          </w:p>
-        </w:tc>
-      </w:tr>
-      <w:tr>
-        <w:tc>
-          <w:tcPr>
-            <w:tcW w:type="dxa" w:w="1728"/>
+            <w:tcW w:type="dxa" w:w="1234"/>
           </w:tcPr>
           <w:p>
             <w:r>
-              <w:t>8</w:t>
+              <w:t>Chs. 9–14</w:t>
             </w:r>
           </w:p>
         </w:tc>
         <w:tc>
           <w:tcPr>
-            <w:tcW w:type="dxa" w:w="1728"/>
-          </w:tcPr>
-          <w:p>
-            <w:r>
-              <w:t>Wed</w:t>
-            </w:r>
-          </w:p>
-        </w:tc>
-        <w:tc>
-          <w:tcPr>
-            <w:tcW w:type="dxa" w:w="1728"/>
-          </w:tcPr>
-          <w:p>
-            <w:r>
-              <w:t>10/14</w:t>
-            </w:r>
-          </w:p>
-        </w:tc>
-        <w:tc>
-          <w:tcPr>
-            <w:tcW w:type="dxa" w:w="1728"/>
-          </w:tcPr>
-          <w:p>
-            <w:r>
-              <w:t>Module 09: Inheritance Genetics; Lab 09</w:t>
-            </w:r>
-          </w:p>
-        </w:tc>
-        <w:tc>
-          <w:tcPr>
-            <w:tcW w:type="dxa" w:w="1728"/>
-          </w:tcPr>
-          <w:p>
-            <w:r/>
-          </w:p>
-        </w:tc>
-      </w:tr>
-      <w:tr>
-        <w:tc>
-          <w:tcPr>
-            <w:tcW w:type="dxa" w:w="1728"/>
-          </w:tcPr>
-          <w:p>
-            <w:r>
-              <w:t>9</w:t>
-            </w:r>
-          </w:p>
-        </w:tc>
-        <w:tc>
-          <w:tcPr>
-            <w:tcW w:type="dxa" w:w="1728"/>
-          </w:tcPr>
-          <w:p>
-            <w:r>
-              <w:t>Mon</w:t>
-            </w:r>
-          </w:p>
-        </w:tc>
-        <w:tc>
-          <w:tcPr>
-            <w:tcW w:type="dxa" w:w="1728"/>
-          </w:tcPr>
-          <w:p>
-            <w:r>
-              <w:t>10/19</w:t>
-            </w:r>
-          </w:p>
-        </w:tc>
-        <w:tc>
-          <w:tcPr>
-            <w:tcW w:type="dxa" w:w="1728"/>
-          </w:tcPr>
-          <w:p>
-            <w:r>
-              <w:t>Module 10: Epigenetics; Lab 10</w:t>
-            </w:r>
-          </w:p>
-        </w:tc>
-        <w:tc>
-          <w:tcPr>
-            <w:tcW w:type="dxa" w:w="1728"/>
-          </w:tcPr>
-          <w:p>
-            <w:r/>
-          </w:p>
-        </w:tc>
-      </w:tr>
-      <w:tr>
-        <w:tc>
-          <w:tcPr>
-            <w:tcW w:type="dxa" w:w="1728"/>
-          </w:tcPr>
-          <w:p>
-            <w:r>
-              <w:t>9</w:t>
-            </w:r>
-          </w:p>
-        </w:tc>
-        <w:tc>
-          <w:tcPr>
-            <w:tcW w:type="dxa" w:w="1728"/>
-          </w:tcPr>
-          <w:p>
-            <w:r>
-              <w:t>Wed</w:t>
-            </w:r>
-          </w:p>
-        </w:tc>
-        <w:tc>
-          <w:tcPr>
-            <w:tcW w:type="dxa" w:w="1728"/>
-          </w:tcPr>
-          <w:p>
-            <w:r>
-              <w:t>10/21</w:t>
-            </w:r>
-          </w:p>
-        </w:tc>
-        <w:tc>
-          <w:tcPr>
-            <w:tcW w:type="dxa" w:w="1728"/>
-          </w:tcPr>
-          <w:p>
-            <w:r>
-              <w:t>Module 11: Genomics &amp; Biotechnology; Lab 11</w:t>
-            </w:r>
-          </w:p>
-        </w:tc>
-        <w:tc>
-          <w:tcPr>
-            <w:tcW w:type="dxa" w:w="1728"/>
-          </w:tcPr>
-          <w:p>
-            <w:r/>
-          </w:p>
-        </w:tc>
-      </w:tr>
-      <w:tr>
-        <w:tc>
-          <w:tcPr>
-            <w:tcW w:type="dxa" w:w="1728"/>
-          </w:tcPr>
-          <w:p>
-            <w:r>
-              <w:t>10</w:t>
-            </w:r>
-          </w:p>
-        </w:tc>
-        <w:tc>
-          <w:tcPr>
-            <w:tcW w:type="dxa" w:w="1728"/>
-          </w:tcPr>
-          <w:p>
-            <w:r>
-              <w:t>Mon</w:t>
-            </w:r>
-          </w:p>
-        </w:tc>
-        <w:tc>
-          <w:tcPr>
-            <w:tcW w:type="dxa" w:w="1728"/>
-          </w:tcPr>
-          <w:p>
-            <w:r>
-              <w:t>10/26</w:t>
-            </w:r>
-          </w:p>
-        </w:tc>
-        <w:tc>
-          <w:tcPr>
-            <w:tcW w:type="dxa" w:w="1728"/>
-          </w:tcPr>
-          <w:p>
-            <w:r>
-              <w:t>Practice Test 03 (Modules 7-11); Exam 02 Review Materials</w:t>
-            </w:r>
-          </w:p>
-        </w:tc>
-        <w:tc>
-          <w:tcPr>
-            <w:tcW w:type="dxa" w:w="1728"/>
-          </w:tcPr>
-          <w:p>
-            <w:r/>
-          </w:p>
-        </w:tc>
-      </w:tr>
-      <w:tr>
-        <w:tc>
-          <w:tcPr>
-            <w:tcW w:type="dxa" w:w="1728"/>
-          </w:tcPr>
-          <w:p>
-            <w:r>
-              <w:t>10</w:t>
-            </w:r>
-          </w:p>
-        </w:tc>
-        <w:tc>
-          <w:tcPr>
-            <w:tcW w:type="dxa" w:w="1728"/>
-          </w:tcPr>
-          <w:p>
-            <w:r>
-              <w:t>Wed</w:t>
-            </w:r>
-          </w:p>
-        </w:tc>
-        <w:tc>
-          <w:tcPr>
-            <w:tcW w:type="dxa" w:w="1728"/>
-          </w:tcPr>
-          <w:p>
-            <w:r>
-              <w:t>10/28</w:t>
-            </w:r>
-          </w:p>
-        </w:tc>
-        <w:tc>
-          <w:tcPr>
-            <w:tcW w:type="dxa" w:w="1728"/>
-          </w:tcPr>
-          <w:p>
-            <w:r>
-              <w:t>Exam 02 (Modules 7-11)</w:t>
-            </w:r>
-          </w:p>
-        </w:tc>
-        <w:tc>
-          <w:tcPr>
-            <w:tcW w:type="dxa" w:w="1728"/>
+            <w:tcW w:type="dxa" w:w="1234"/>
           </w:tcPr>
           <w:p>
             <w:r>
@@ -1106,37 +1187,47 @@
       <w:tr>
         <w:tc>
           <w:tcPr>
-            <w:tcW w:type="dxa" w:w="1728"/>
+            <w:tcW w:type="dxa" w:w="1234"/>
           </w:tcPr>
           <w:p>
             <w:r>
-              <w:t>11</w:t>
+              <w:t>16</w:t>
             </w:r>
           </w:p>
         </w:tc>
         <w:tc>
           <w:tcPr>
-            <w:tcW w:type="dxa" w:w="1728"/>
+            <w:tcW w:type="dxa" w:w="1234"/>
           </w:tcPr>
           <w:p>
             <w:r>
-              <w:t>Mon</w:t>
+              <w:t>8</w:t>
             </w:r>
           </w:p>
         </w:tc>
         <w:tc>
           <w:tcPr>
-            <w:tcW w:type="dxa" w:w="1728"/>
+            <w:tcW w:type="dxa" w:w="1234"/>
           </w:tcPr>
           <w:p>
             <w:r>
-              <w:t>11/2</w:t>
+              <w:t>Thu</w:t>
             </w:r>
           </w:p>
         </w:tc>
         <w:tc>
           <w:tcPr>
-            <w:tcW w:type="dxa" w:w="1728"/>
+            <w:tcW w:type="dxa" w:w="1234"/>
+          </w:tcPr>
+          <w:p>
+            <w:r>
+              <w:t>10/15</w:t>
+            </w:r>
+          </w:p>
+        </w:tc>
+        <w:tc>
+          <w:tcPr>
+            <w:tcW w:type="dxa" w:w="1234"/>
           </w:tcPr>
           <w:p>
             <w:r>
@@ -1146,7 +1237,17 @@
         </w:tc>
         <w:tc>
           <w:tcPr>
-            <w:tcW w:type="dxa" w:w="1728"/>
+            <w:tcW w:type="dxa" w:w="1234"/>
+          </w:tcPr>
+          <w:p>
+            <w:r>
+              <w:t>Ch. 15</w:t>
+            </w:r>
+          </w:p>
+        </w:tc>
+        <w:tc>
+          <w:tcPr>
+            <w:tcW w:type="dxa" w:w="1234"/>
           </w:tcPr>
           <w:p>
             <w:r>
@@ -1158,89 +1259,47 @@
       <w:tr>
         <w:tc>
           <w:tcPr>
-            <w:tcW w:type="dxa" w:w="1728"/>
+            <w:tcW w:type="dxa" w:w="1234"/>
           </w:tcPr>
           <w:p>
             <w:r>
-              <w:t>11</w:t>
+              <w:t>17</w:t>
             </w:r>
           </w:p>
         </w:tc>
         <w:tc>
           <w:tcPr>
-            <w:tcW w:type="dxa" w:w="1728"/>
+            <w:tcW w:type="dxa" w:w="1234"/>
           </w:tcPr>
           <w:p>
             <w:r>
-              <w:t>Wed</w:t>
+              <w:t>9</w:t>
             </w:r>
           </w:p>
         </w:tc>
         <w:tc>
           <w:tcPr>
-            <w:tcW w:type="dxa" w:w="1728"/>
+            <w:tcW w:type="dxa" w:w="1234"/>
           </w:tcPr>
           <w:p>
             <w:r>
-              <w:t>11/4</w:t>
+              <w:t>Tue</w:t>
             </w:r>
           </w:p>
         </w:tc>
         <w:tc>
           <w:tcPr>
-            <w:tcW w:type="dxa" w:w="1728"/>
+            <w:tcW w:type="dxa" w:w="1234"/>
           </w:tcPr>
           <w:p>
             <w:r>
-              <w:t>No Class</w:t>
+              <w:t>10/20</w:t>
             </w:r>
           </w:p>
         </w:tc>
         <w:tc>
           <w:tcPr>
-            <w:tcW w:type="dxa" w:w="1728"/>
-          </w:tcPr>
-          <w:p>
-            <w:r>
-              <w:t>First Wednesday - Programs Canceled</w:t>
-            </w:r>
-          </w:p>
-        </w:tc>
-      </w:tr>
-      <w:tr>
-        <w:tc>
-          <w:tcPr>
-            <w:tcW w:type="dxa" w:w="1728"/>
-          </w:tcPr>
-          <w:p>
-            <w:r>
-              <w:t>12</w:t>
-            </w:r>
-          </w:p>
-        </w:tc>
-        <w:tc>
-          <w:tcPr>
-            <w:tcW w:type="dxa" w:w="1728"/>
-          </w:tcPr>
-          <w:p>
-            <w:r>
-              <w:t>Mon</w:t>
-            </w:r>
-          </w:p>
-        </w:tc>
-        <w:tc>
-          <w:tcPr>
-            <w:tcW w:type="dxa" w:w="1728"/>
-          </w:tcPr>
-          <w:p>
-            <w:r>
-              <w:t>11/9</w:t>
-            </w:r>
-          </w:p>
-        </w:tc>
-        <w:tc>
-          <w:tcPr>
-            <w:tcW w:type="dxa" w:w="1728"/>
+            <w:tcW w:type="dxa" w:w="1234"/>
           </w:tcPr>
           <w:p>
             <w:r>
@@ -1250,7 +1309,17 @@
         </w:tc>
         <w:tc>
           <w:tcPr>
-            <w:tcW w:type="dxa" w:w="1728"/>
+            <w:tcW w:type="dxa" w:w="1234"/>
+          </w:tcPr>
+          <w:p>
+            <w:r>
+              <w:t>Ch. 16</w:t>
+            </w:r>
+          </w:p>
+        </w:tc>
+        <w:tc>
+          <w:tcPr>
+            <w:tcW w:type="dxa" w:w="1234"/>
           </w:tcPr>
           <w:p>
             <w:r/>
@@ -1260,89 +1329,47 @@
       <w:tr>
         <w:tc>
           <w:tcPr>
-            <w:tcW w:type="dxa" w:w="1728"/>
+            <w:tcW w:type="dxa" w:w="1234"/>
           </w:tcPr>
           <w:p>
             <w:r>
-              <w:t>12</w:t>
+              <w:t>18</w:t>
             </w:r>
           </w:p>
         </w:tc>
         <w:tc>
           <w:tcPr>
-            <w:tcW w:type="dxa" w:w="1728"/>
+            <w:tcW w:type="dxa" w:w="1234"/>
           </w:tcPr>
           <w:p>
             <w:r>
-              <w:t>Wed</w:t>
+              <w:t>9</w:t>
             </w:r>
           </w:p>
         </w:tc>
         <w:tc>
           <w:tcPr>
-            <w:tcW w:type="dxa" w:w="1728"/>
+            <w:tcW w:type="dxa" w:w="1234"/>
           </w:tcPr>
           <w:p>
             <w:r>
-              <w:t>11/11</w:t>
+              <w:t>Thu</w:t>
             </w:r>
           </w:p>
         </w:tc>
         <w:tc>
           <w:tcPr>
-            <w:tcW w:type="dxa" w:w="1728"/>
+            <w:tcW w:type="dxa" w:w="1234"/>
           </w:tcPr>
           <w:p>
             <w:r>
-              <w:t>No Class</w:t>
+              <w:t>10/22</w:t>
             </w:r>
           </w:p>
         </w:tc>
         <w:tc>
           <w:tcPr>
-            <w:tcW w:type="dxa" w:w="1728"/>
-          </w:tcPr>
-          <w:p>
-            <w:r>
-              <w:t>Veterans Day Holiday</w:t>
-            </w:r>
-          </w:p>
-        </w:tc>
-      </w:tr>
-      <w:tr>
-        <w:tc>
-          <w:tcPr>
-            <w:tcW w:type="dxa" w:w="1728"/>
-          </w:tcPr>
-          <w:p>
-            <w:r>
-              <w:t>13</w:t>
-            </w:r>
-          </w:p>
-        </w:tc>
-        <w:tc>
-          <w:tcPr>
-            <w:tcW w:type="dxa" w:w="1728"/>
-          </w:tcPr>
-          <w:p>
-            <w:r>
-              <w:t>Mon</w:t>
-            </w:r>
-          </w:p>
-        </w:tc>
-        <w:tc>
-          <w:tcPr>
-            <w:tcW w:type="dxa" w:w="1728"/>
-          </w:tcPr>
-          <w:p>
-            <w:r>
-              <w:t>11/16</w:t>
-            </w:r>
-          </w:p>
-        </w:tc>
-        <w:tc>
-          <w:tcPr>
-            <w:tcW w:type="dxa" w:w="1728"/>
+            <w:tcW w:type="dxa" w:w="1234"/>
           </w:tcPr>
           <w:p>
             <w:r>
@@ -1352,7 +1379,17 @@
         </w:tc>
         <w:tc>
           <w:tcPr>
-            <w:tcW w:type="dxa" w:w="1728"/>
+            <w:tcW w:type="dxa" w:w="1234"/>
+          </w:tcPr>
+          <w:p>
+            <w:r>
+              <w:t>Chs. 17, 19</w:t>
+            </w:r>
+          </w:p>
+        </w:tc>
+        <w:tc>
+          <w:tcPr>
+            <w:tcW w:type="dxa" w:w="1234"/>
           </w:tcPr>
           <w:p>
             <w:r/>
@@ -1362,37 +1399,47 @@
       <w:tr>
         <w:tc>
           <w:tcPr>
-            <w:tcW w:type="dxa" w:w="1728"/>
+            <w:tcW w:type="dxa" w:w="1234"/>
           </w:tcPr>
           <w:p>
             <w:r>
-              <w:t>13</w:t>
+              <w:t>19</w:t>
             </w:r>
           </w:p>
         </w:tc>
         <w:tc>
           <w:tcPr>
-            <w:tcW w:type="dxa" w:w="1728"/>
+            <w:tcW w:type="dxa" w:w="1234"/>
           </w:tcPr>
           <w:p>
             <w:r>
-              <w:t>Wed</w:t>
+              <w:t>10</w:t>
             </w:r>
           </w:p>
         </w:tc>
         <w:tc>
           <w:tcPr>
-            <w:tcW w:type="dxa" w:w="1728"/>
+            <w:tcW w:type="dxa" w:w="1234"/>
           </w:tcPr>
           <w:p>
             <w:r>
-              <w:t>11/18</w:t>
+              <w:t>Tue</w:t>
             </w:r>
           </w:p>
         </w:tc>
         <w:tc>
           <w:tcPr>
-            <w:tcW w:type="dxa" w:w="1728"/>
+            <w:tcW w:type="dxa" w:w="1234"/>
+          </w:tcPr>
+          <w:p>
+            <w:r>
+              <w:t>10/27</w:t>
+            </w:r>
+          </w:p>
+        </w:tc>
+        <w:tc>
+          <w:tcPr>
+            <w:tcW w:type="dxa" w:w="1234"/>
           </w:tcPr>
           <w:p>
             <w:r>
@@ -1402,7 +1449,17 @@
         </w:tc>
         <w:tc>
           <w:tcPr>
-            <w:tcW w:type="dxa" w:w="1728"/>
+            <w:tcW w:type="dxa" w:w="1234"/>
+          </w:tcPr>
+          <w:p>
+            <w:r>
+              <w:t>Chs. 44–45</w:t>
+            </w:r>
+          </w:p>
+        </w:tc>
+        <w:tc>
+          <w:tcPr>
+            <w:tcW w:type="dxa" w:w="1234"/>
           </w:tcPr>
           <w:p>
             <w:r/>
@@ -1412,141 +1469,47 @@
       <w:tr>
         <w:tc>
           <w:tcPr>
-            <w:tcW w:type="dxa" w:w="1728"/>
+            <w:tcW w:type="dxa" w:w="1234"/>
           </w:tcPr>
           <w:p>
             <w:r>
-              <w:t>14</w:t>
+              <w:t>20</w:t>
             </w:r>
           </w:p>
         </w:tc>
         <w:tc>
           <w:tcPr>
-            <w:tcW w:type="dxa" w:w="1728"/>
+            <w:tcW w:type="dxa" w:w="1234"/>
           </w:tcPr>
           <w:p>
             <w:r>
-              <w:t>Mon</w:t>
+              <w:t>10</w:t>
             </w:r>
           </w:p>
         </w:tc>
         <w:tc>
           <w:tcPr>
-            <w:tcW w:type="dxa" w:w="1728"/>
+            <w:tcW w:type="dxa" w:w="1234"/>
           </w:tcPr>
           <w:p>
             <w:r>
-              <w:t>11/23</w:t>
+              <w:t>Thu</w:t>
             </w:r>
           </w:p>
         </w:tc>
         <w:tc>
           <w:tcPr>
-            <w:tcW w:type="dxa" w:w="1728"/>
+            <w:tcW w:type="dxa" w:w="1234"/>
           </w:tcPr>
           <w:p>
             <w:r>
-              <w:t>No Class</w:t>
+              <w:t>10/29</w:t>
             </w:r>
           </w:p>
         </w:tc>
         <w:tc>
           <w:tcPr>
-            <w:tcW w:type="dxa" w:w="1728"/>
-          </w:tcPr>
-          <w:p>
-            <w:r>
-              <w:t>Fall Break</w:t>
-            </w:r>
-          </w:p>
-        </w:tc>
-      </w:tr>
-      <w:tr>
-        <w:tc>
-          <w:tcPr>
-            <w:tcW w:type="dxa" w:w="1728"/>
-          </w:tcPr>
-          <w:p>
-            <w:r>
-              <w:t>14</w:t>
-            </w:r>
-          </w:p>
-        </w:tc>
-        <w:tc>
-          <w:tcPr>
-            <w:tcW w:type="dxa" w:w="1728"/>
-          </w:tcPr>
-          <w:p>
-            <w:r>
-              <w:t>Wed</w:t>
-            </w:r>
-          </w:p>
-        </w:tc>
-        <w:tc>
-          <w:tcPr>
-            <w:tcW w:type="dxa" w:w="1728"/>
-          </w:tcPr>
-          <w:p>
-            <w:r>
-              <w:t>11/25</w:t>
-            </w:r>
-          </w:p>
-        </w:tc>
-        <w:tc>
-          <w:tcPr>
-            <w:tcW w:type="dxa" w:w="1728"/>
-          </w:tcPr>
-          <w:p>
-            <w:r>
-              <w:t>No Class</w:t>
-            </w:r>
-          </w:p>
-        </w:tc>
-        <w:tc>
-          <w:tcPr>
-            <w:tcW w:type="dxa" w:w="1728"/>
-          </w:tcPr>
-          <w:p>
-            <w:r>
-              <w:t>Thanksgiving Holiday</w:t>
-            </w:r>
-          </w:p>
-        </w:tc>
-      </w:tr>
-      <w:tr>
-        <w:tc>
-          <w:tcPr>
-            <w:tcW w:type="dxa" w:w="1728"/>
-          </w:tcPr>
-          <w:p>
-            <w:r>
-              <w:t>15</w:t>
-            </w:r>
-          </w:p>
-        </w:tc>
-        <w:tc>
-          <w:tcPr>
-            <w:tcW w:type="dxa" w:w="1728"/>
-          </w:tcPr>
-          <w:p>
-            <w:r>
-              <w:t>Mon</w:t>
-            </w:r>
-          </w:p>
-        </w:tc>
-        <w:tc>
-          <w:tcPr>
-            <w:tcW w:type="dxa" w:w="1728"/>
-          </w:tcPr>
-          <w:p>
-            <w:r>
-              <w:t>11/30</w:t>
-            </w:r>
-          </w:p>
-        </w:tc>
-        <w:tc>
-          <w:tcPr>
-            <w:tcW w:type="dxa" w:w="1728"/>
+            <w:tcW w:type="dxa" w:w="1234"/>
           </w:tcPr>
           <w:p>
             <w:r>
@@ -1556,7 +1519,17 @@
         </w:tc>
         <w:tc>
           <w:tcPr>
-            <w:tcW w:type="dxa" w:w="1728"/>
+            <w:tcW w:type="dxa" w:w="1234"/>
+          </w:tcPr>
+          <w:p>
+            <w:r>
+              <w:t>Cumulative Chs. 1–17, 44–45</w:t>
+            </w:r>
+          </w:p>
+        </w:tc>
+        <w:tc>
+          <w:tcPr>
+            <w:tcW w:type="dxa" w:w="1234"/>
           </w:tcPr>
           <w:p>
             <w:r>
@@ -1568,51 +1541,71 @@
       <w:tr>
         <w:tc>
           <w:tcPr>
-            <w:tcW w:type="dxa" w:w="1728"/>
+            <w:tcW w:type="dxa" w:w="1234"/>
           </w:tcPr>
           <w:p>
             <w:r>
-              <w:t>15</w:t>
+              <w:t>21</w:t>
             </w:r>
           </w:p>
         </w:tc>
         <w:tc>
           <w:tcPr>
-            <w:tcW w:type="dxa" w:w="1728"/>
+            <w:tcW w:type="dxa" w:w="1234"/>
           </w:tcPr>
           <w:p>
             <w:r>
-              <w:t>Wed</w:t>
+              <w:t>11</w:t>
             </w:r>
           </w:p>
         </w:tc>
         <w:tc>
           <w:tcPr>
-            <w:tcW w:type="dxa" w:w="1728"/>
+            <w:tcW w:type="dxa" w:w="1234"/>
           </w:tcPr>
           <w:p>
             <w:r>
-              <w:t>12/2</w:t>
+              <w:t>Tue</w:t>
             </w:r>
           </w:p>
         </w:tc>
         <w:tc>
           <w:tcPr>
-            <w:tcW w:type="dxa" w:w="1728"/>
+            <w:tcW w:type="dxa" w:w="1234"/>
           </w:tcPr>
           <w:p>
             <w:r>
-              <w:t>No Class</w:t>
+              <w:t>11/3</w:t>
             </w:r>
           </w:p>
         </w:tc>
         <w:tc>
           <w:tcPr>
-            <w:tcW w:type="dxa" w:w="1728"/>
+            <w:tcW w:type="dxa" w:w="1234"/>
           </w:tcPr>
           <w:p>
             <w:r>
-              <w:t>First Wednesday - Programs Canceled</w:t>
+              <w:t>Practice Test 04; Exam 03 review</w:t>
+            </w:r>
+          </w:p>
+        </w:tc>
+        <w:tc>
+          <w:tcPr>
+            <w:tcW w:type="dxa" w:w="1234"/>
+          </w:tcPr>
+          <w:p>
+            <w:r>
+              <w:t>Chs. 15–17, 19, 44–45</w:t>
+            </w:r>
+          </w:p>
+        </w:tc>
+        <w:tc>
+          <w:tcPr>
+            <w:tcW w:type="dxa" w:w="1234"/>
+          </w:tcPr>
+          <w:p>
+            <w:r>
+              <w:t>Practice Test 04 covers Modules 12–16</w:t>
             </w:r>
           </w:p>
         </w:tc>
@@ -1620,97 +1613,67 @@
       <w:tr>
         <w:tc>
           <w:tcPr>
-            <w:tcW w:type="dxa" w:w="1728"/>
+            <w:tcW w:type="dxa" w:w="1234"/>
           </w:tcPr>
           <w:p>
             <w:r>
-              <w:t>16</w:t>
+              <w:t>22</w:t>
             </w:r>
           </w:p>
         </w:tc>
         <w:tc>
           <w:tcPr>
-            <w:tcW w:type="dxa" w:w="1728"/>
+            <w:tcW w:type="dxa" w:w="1234"/>
           </w:tcPr>
           <w:p>
             <w:r>
-              <w:t>Mon</w:t>
+              <w:t>11</w:t>
             </w:r>
           </w:p>
         </w:tc>
         <w:tc>
           <w:tcPr>
-            <w:tcW w:type="dxa" w:w="1728"/>
+            <w:tcW w:type="dxa" w:w="1234"/>
           </w:tcPr>
           <w:p>
             <w:r>
-              <w:t>12/7</w:t>
+              <w:t>Thu</w:t>
             </w:r>
           </w:p>
         </w:tc>
         <w:tc>
           <w:tcPr>
-            <w:tcW w:type="dxa" w:w="1728"/>
+            <w:tcW w:type="dxa" w:w="1234"/>
           </w:tcPr>
           <w:p>
             <w:r>
-              <w:t>Practice Test 04 (Modules 12-16); Exam 03 Review Materials</w:t>
+              <w:t>11/5</w:t>
             </w:r>
           </w:p>
         </w:tc>
         <w:tc>
           <w:tcPr>
-            <w:tcW w:type="dxa" w:w="1728"/>
-          </w:tcPr>
-          <w:p>
-            <w:r/>
-          </w:p>
-        </w:tc>
-      </w:tr>
-      <w:tr>
-        <w:tc>
-          <w:tcPr>
-            <w:tcW w:type="dxa" w:w="1728"/>
+            <w:tcW w:type="dxa" w:w="1234"/>
           </w:tcPr>
           <w:p>
             <w:r>
-              <w:t>16</w:t>
+              <w:t>Exam 03 (Modules 12–16)</w:t>
             </w:r>
           </w:p>
         </w:tc>
         <w:tc>
           <w:tcPr>
-            <w:tcW w:type="dxa" w:w="1728"/>
+            <w:tcW w:type="dxa" w:w="1234"/>
           </w:tcPr>
           <w:p>
             <w:r>
-              <w:t>Wed</w:t>
+              <w:t>Chs. 15–17, 19, 44–45</w:t>
             </w:r>
           </w:p>
         </w:tc>
         <w:tc>
           <w:tcPr>
-            <w:tcW w:type="dxa" w:w="1728"/>
-          </w:tcPr>
-          <w:p>
-            <w:r>
-              <w:t>12/9</w:t>
-            </w:r>
-          </w:p>
-        </w:tc>
-        <w:tc>
-          <w:tcPr>
-            <w:tcW w:type="dxa" w:w="1728"/>
-          </w:tcPr>
-          <w:p>
-            <w:r>
-              <w:t>Exam 03 (Modules 12-16)</w:t>
-            </w:r>
-          </w:p>
-        </w:tc>
-        <w:tc>
-          <w:tcPr>
-            <w:tcW w:type="dxa" w:w="1728"/>
+            <w:tcW w:type="dxa" w:w="1234"/>
           </w:tcPr>
           <w:p>
             <w:r>
@@ -1722,7 +1685,735 @@
       <w:tr>
         <w:tc>
           <w:tcPr>
-            <w:tcW w:type="dxa" w:w="1728"/>
+            <w:tcW w:type="dxa" w:w="1234"/>
+          </w:tcPr>
+          <w:p>
+            <w:r>
+              <w:t>23</w:t>
+            </w:r>
+          </w:p>
+        </w:tc>
+        <w:tc>
+          <w:tcPr>
+            <w:tcW w:type="dxa" w:w="1234"/>
+          </w:tcPr>
+          <w:p>
+            <w:r>
+              <w:t>12</w:t>
+            </w:r>
+          </w:p>
+        </w:tc>
+        <w:tc>
+          <w:tcPr>
+            <w:tcW w:type="dxa" w:w="1234"/>
+          </w:tcPr>
+          <w:p>
+            <w:r>
+              <w:t>Tue</w:t>
+            </w:r>
+          </w:p>
+        </w:tc>
+        <w:tc>
+          <w:tcPr>
+            <w:tcW w:type="dxa" w:w="1234"/>
+          </w:tcPr>
+          <w:p>
+            <w:r>
+              <w:t>11/10</w:t>
+            </w:r>
+          </w:p>
+        </w:tc>
+        <w:tc>
+          <w:tcPr>
+            <w:tcW w:type="dxa" w:w="1234"/>
+          </w:tcPr>
+          <w:p>
+            <w:r>
+              <w:t>Lab 17 (TBD)</w:t>
+            </w:r>
+          </w:p>
+        </w:tc>
+        <w:tc>
+          <w:tcPr>
+            <w:tcW w:type="dxa" w:w="1234"/>
+          </w:tcPr>
+          <w:p>
+            <w:r>
+              <w:t>TBD; cumulative reference</w:t>
+            </w:r>
+          </w:p>
+        </w:tc>
+        <w:tc>
+          <w:tcPr>
+            <w:tcW w:type="dxa" w:w="1234"/>
+          </w:tcPr>
+          <w:p>
+            <w:r>
+              <w:t>Topic and materials pending; see Lab 17 planning record</w:t>
+            </w:r>
+          </w:p>
+        </w:tc>
+      </w:tr>
+      <w:tr>
+        <w:tc>
+          <w:tcPr>
+            <w:tcW w:type="dxa" w:w="1234"/>
+          </w:tcPr>
+          <w:p>
+            <w:r>
+              <w:t>24</w:t>
+            </w:r>
+          </w:p>
+        </w:tc>
+        <w:tc>
+          <w:tcPr>
+            <w:tcW w:type="dxa" w:w="1234"/>
+          </w:tcPr>
+          <w:p>
+            <w:r>
+              <w:t>12</w:t>
+            </w:r>
+          </w:p>
+        </w:tc>
+        <w:tc>
+          <w:tcPr>
+            <w:tcW w:type="dxa" w:w="1234"/>
+          </w:tcPr>
+          <w:p>
+            <w:r>
+              <w:t>Thu</w:t>
+            </w:r>
+          </w:p>
+        </w:tc>
+        <w:tc>
+          <w:tcPr>
+            <w:tcW w:type="dxa" w:w="1234"/>
+          </w:tcPr>
+          <w:p>
+            <w:r>
+              <w:t>11/12</w:t>
+            </w:r>
+          </w:p>
+        </w:tc>
+        <w:tc>
+          <w:tcPr>
+            <w:tcW w:type="dxa" w:w="1234"/>
+          </w:tcPr>
+          <w:p>
+            <w:r>
+              <w:t>Lab 18 (TBD)</w:t>
+            </w:r>
+          </w:p>
+        </w:tc>
+        <w:tc>
+          <w:tcPr>
+            <w:tcW w:type="dxa" w:w="1234"/>
+          </w:tcPr>
+          <w:p>
+            <w:r>
+              <w:t>TBD; cumulative reference</w:t>
+            </w:r>
+          </w:p>
+        </w:tc>
+        <w:tc>
+          <w:tcPr>
+            <w:tcW w:type="dxa" w:w="1234"/>
+          </w:tcPr>
+          <w:p>
+            <w:r>
+              <w:t>Topic and materials pending; see Lab 18 planning record</w:t>
+            </w:r>
+          </w:p>
+        </w:tc>
+      </w:tr>
+      <w:tr>
+        <w:tc>
+          <w:tcPr>
+            <w:tcW w:type="dxa" w:w="1234"/>
+          </w:tcPr>
+          <w:p>
+            <w:r>
+              <w:t>25</w:t>
+            </w:r>
+          </w:p>
+        </w:tc>
+        <w:tc>
+          <w:tcPr>
+            <w:tcW w:type="dxa" w:w="1234"/>
+          </w:tcPr>
+          <w:p>
+            <w:r>
+              <w:t>13</w:t>
+            </w:r>
+          </w:p>
+        </w:tc>
+        <w:tc>
+          <w:tcPr>
+            <w:tcW w:type="dxa" w:w="1234"/>
+          </w:tcPr>
+          <w:p>
+            <w:r>
+              <w:t>Tue</w:t>
+            </w:r>
+          </w:p>
+        </w:tc>
+        <w:tc>
+          <w:tcPr>
+            <w:tcW w:type="dxa" w:w="1234"/>
+          </w:tcPr>
+          <w:p>
+            <w:r>
+              <w:t>11/17</w:t>
+            </w:r>
+          </w:p>
+        </w:tc>
+        <w:tc>
+          <w:tcPr>
+            <w:tcW w:type="dxa" w:w="1234"/>
+          </w:tcPr>
+          <w:p>
+            <w:r>
+              <w:t>Lab 19 (TBD)</w:t>
+            </w:r>
+          </w:p>
+        </w:tc>
+        <w:tc>
+          <w:tcPr>
+            <w:tcW w:type="dxa" w:w="1234"/>
+          </w:tcPr>
+          <w:p>
+            <w:r>
+              <w:t>TBD; cumulative reference</w:t>
+            </w:r>
+          </w:p>
+        </w:tc>
+        <w:tc>
+          <w:tcPr>
+            <w:tcW w:type="dxa" w:w="1234"/>
+          </w:tcPr>
+          <w:p>
+            <w:r>
+              <w:t>Topic and materials pending; see Lab 19 planning record</w:t>
+            </w:r>
+          </w:p>
+        </w:tc>
+      </w:tr>
+      <w:tr>
+        <w:tc>
+          <w:tcPr>
+            <w:tcW w:type="dxa" w:w="1234"/>
+          </w:tcPr>
+          <w:p>
+            <w:r>
+              <w:t>26</w:t>
+            </w:r>
+          </w:p>
+        </w:tc>
+        <w:tc>
+          <w:tcPr>
+            <w:tcW w:type="dxa" w:w="1234"/>
+          </w:tcPr>
+          <w:p>
+            <w:r>
+              <w:t>13</w:t>
+            </w:r>
+          </w:p>
+        </w:tc>
+        <w:tc>
+          <w:tcPr>
+            <w:tcW w:type="dxa" w:w="1234"/>
+          </w:tcPr>
+          <w:p>
+            <w:r>
+              <w:t>Thu</w:t>
+            </w:r>
+          </w:p>
+        </w:tc>
+        <w:tc>
+          <w:tcPr>
+            <w:tcW w:type="dxa" w:w="1234"/>
+          </w:tcPr>
+          <w:p>
+            <w:r>
+              <w:t>11/19</w:t>
+            </w:r>
+          </w:p>
+        </w:tc>
+        <w:tc>
+          <w:tcPr>
+            <w:tcW w:type="dxa" w:w="1234"/>
+          </w:tcPr>
+          <w:p>
+            <w:r>
+              <w:t>Lab 20 (TBD)</w:t>
+            </w:r>
+          </w:p>
+        </w:tc>
+        <w:tc>
+          <w:tcPr>
+            <w:tcW w:type="dxa" w:w="1234"/>
+          </w:tcPr>
+          <w:p>
+            <w:r>
+              <w:t>TBD; cumulative reference</w:t>
+            </w:r>
+          </w:p>
+        </w:tc>
+        <w:tc>
+          <w:tcPr>
+            <w:tcW w:type="dxa" w:w="1234"/>
+          </w:tcPr>
+          <w:p>
+            <w:r>
+              <w:t>Topic and materials pending; see Lab 20 planning record</w:t>
+            </w:r>
+          </w:p>
+        </w:tc>
+      </w:tr>
+      <w:tr>
+        <w:tc>
+          <w:tcPr>
+            <w:tcW w:type="dxa" w:w="1234"/>
+          </w:tcPr>
+          <w:p>
+            <w:r>
+              <w:t>27</w:t>
+            </w:r>
+          </w:p>
+        </w:tc>
+        <w:tc>
+          <w:tcPr>
+            <w:tcW w:type="dxa" w:w="1234"/>
+          </w:tcPr>
+          <w:p>
+            <w:r>
+              <w:t>14</w:t>
+            </w:r>
+          </w:p>
+        </w:tc>
+        <w:tc>
+          <w:tcPr>
+            <w:tcW w:type="dxa" w:w="1234"/>
+          </w:tcPr>
+          <w:p>
+            <w:r>
+              <w:t>Tue</w:t>
+            </w:r>
+          </w:p>
+        </w:tc>
+        <w:tc>
+          <w:tcPr>
+            <w:tcW w:type="dxa" w:w="1234"/>
+          </w:tcPr>
+          <w:p>
+            <w:r>
+              <w:t>11/24</w:t>
+            </w:r>
+          </w:p>
+        </w:tc>
+        <w:tc>
+          <w:tcPr>
+            <w:tcW w:type="dxa" w:w="1234"/>
+          </w:tcPr>
+          <w:p>
+            <w:r>
+              <w:t>No Class</w:t>
+            </w:r>
+          </w:p>
+        </w:tc>
+        <w:tc>
+          <w:tcPr>
+            <w:tcW w:type="dxa" w:w="1234"/>
+          </w:tcPr>
+          <w:p>
+            <w:r>
+              <w:t>—</w:t>
+            </w:r>
+          </w:p>
+        </w:tc>
+        <w:tc>
+          <w:tcPr>
+            <w:tcW w:type="dxa" w:w="1234"/>
+          </w:tcPr>
+          <w:p>
+            <w:r>
+              <w:t>Fall break</w:t>
+            </w:r>
+          </w:p>
+        </w:tc>
+      </w:tr>
+      <w:tr>
+        <w:tc>
+          <w:tcPr>
+            <w:tcW w:type="dxa" w:w="1234"/>
+          </w:tcPr>
+          <w:p>
+            <w:r>
+              <w:t>28</w:t>
+            </w:r>
+          </w:p>
+        </w:tc>
+        <w:tc>
+          <w:tcPr>
+            <w:tcW w:type="dxa" w:w="1234"/>
+          </w:tcPr>
+          <w:p>
+            <w:r>
+              <w:t>14</w:t>
+            </w:r>
+          </w:p>
+        </w:tc>
+        <w:tc>
+          <w:tcPr>
+            <w:tcW w:type="dxa" w:w="1234"/>
+          </w:tcPr>
+          <w:p>
+            <w:r>
+              <w:t>Thu</w:t>
+            </w:r>
+          </w:p>
+        </w:tc>
+        <w:tc>
+          <w:tcPr>
+            <w:tcW w:type="dxa" w:w="1234"/>
+          </w:tcPr>
+          <w:p>
+            <w:r>
+              <w:t>11/26</w:t>
+            </w:r>
+          </w:p>
+        </w:tc>
+        <w:tc>
+          <w:tcPr>
+            <w:tcW w:type="dxa" w:w="1234"/>
+          </w:tcPr>
+          <w:p>
+            <w:r>
+              <w:t>No Class</w:t>
+            </w:r>
+          </w:p>
+        </w:tc>
+        <w:tc>
+          <w:tcPr>
+            <w:tcW w:type="dxa" w:w="1234"/>
+          </w:tcPr>
+          <w:p>
+            <w:r>
+              <w:t>—</w:t>
+            </w:r>
+          </w:p>
+        </w:tc>
+        <w:tc>
+          <w:tcPr>
+            <w:tcW w:type="dxa" w:w="1234"/>
+          </w:tcPr>
+          <w:p>
+            <w:r>
+              <w:t>Fall break</w:t>
+            </w:r>
+          </w:p>
+        </w:tc>
+      </w:tr>
+      <w:tr>
+        <w:tc>
+          <w:tcPr>
+            <w:tcW w:type="dxa" w:w="1234"/>
+          </w:tcPr>
+          <w:p>
+            <w:r>
+              <w:t>29</w:t>
+            </w:r>
+          </w:p>
+        </w:tc>
+        <w:tc>
+          <w:tcPr>
+            <w:tcW w:type="dxa" w:w="1234"/>
+          </w:tcPr>
+          <w:p>
+            <w:r>
+              <w:t>15</w:t>
+            </w:r>
+          </w:p>
+        </w:tc>
+        <w:tc>
+          <w:tcPr>
+            <w:tcW w:type="dxa" w:w="1234"/>
+          </w:tcPr>
+          <w:p>
+            <w:r>
+              <w:t>Tue</w:t>
+            </w:r>
+          </w:p>
+        </w:tc>
+        <w:tc>
+          <w:tcPr>
+            <w:tcW w:type="dxa" w:w="1234"/>
+          </w:tcPr>
+          <w:p>
+            <w:r>
+              <w:t>12/1</w:t>
+            </w:r>
+          </w:p>
+        </w:tc>
+        <w:tc>
+          <w:tcPr>
+            <w:tcW w:type="dxa" w:w="1234"/>
+          </w:tcPr>
+          <w:p>
+            <w:r>
+              <w:t>Practice Test 05; comprehensive final preparation</w:t>
+            </w:r>
+          </w:p>
+        </w:tc>
+        <w:tc>
+          <w:tcPr>
+            <w:tcW w:type="dxa" w:w="1234"/>
+          </w:tcPr>
+          <w:p>
+            <w:r>
+              <w:t>Cumulative Chs. 1–17, 44–45</w:t>
+            </w:r>
+          </w:p>
+        </w:tc>
+        <w:tc>
+          <w:tcPr>
+            <w:tcW w:type="dxa" w:w="1234"/>
+          </w:tcPr>
+          <w:p>
+            <w:r>
+              <w:t>Practice Test 05 covers Modules 1–16; review and make-up work</w:t>
+            </w:r>
+          </w:p>
+        </w:tc>
+      </w:tr>
+      <w:tr>
+        <w:tc>
+          <w:tcPr>
+            <w:tcW w:type="dxa" w:w="1234"/>
+          </w:tcPr>
+          <w:p>
+            <w:r>
+              <w:t>30</w:t>
+            </w:r>
+          </w:p>
+        </w:tc>
+        <w:tc>
+          <w:tcPr>
+            <w:tcW w:type="dxa" w:w="1234"/>
+          </w:tcPr>
+          <w:p>
+            <w:r>
+              <w:t>15</w:t>
+            </w:r>
+          </w:p>
+        </w:tc>
+        <w:tc>
+          <w:tcPr>
+            <w:tcW w:type="dxa" w:w="1234"/>
+          </w:tcPr>
+          <w:p>
+            <w:r>
+              <w:t>Thu</w:t>
+            </w:r>
+          </w:p>
+        </w:tc>
+        <w:tc>
+          <w:tcPr>
+            <w:tcW w:type="dxa" w:w="1234"/>
+          </w:tcPr>
+          <w:p>
+            <w:r>
+              <w:t>12/3</w:t>
+            </w:r>
+          </w:p>
+        </w:tc>
+        <w:tc>
+          <w:tcPr>
+            <w:tcW w:type="dxa" w:w="1234"/>
+          </w:tcPr>
+          <w:p>
+            <w:r>
+              <w:t>Comprehensive final preparation</w:t>
+            </w:r>
+          </w:p>
+        </w:tc>
+        <w:tc>
+          <w:tcPr>
+            <w:tcW w:type="dxa" w:w="1234"/>
+          </w:tcPr>
+          <w:p>
+            <w:r>
+              <w:t>Cumulative Chs. 1–17, 44–45</w:t>
+            </w:r>
+          </w:p>
+        </w:tc>
+        <w:tc>
+          <w:tcPr>
+            <w:tcW w:type="dxa" w:w="1234"/>
+          </w:tcPr>
+          <w:p>
+            <w:r>
+              <w:t>Review and make-up work</w:t>
+            </w:r>
+          </w:p>
+        </w:tc>
+      </w:tr>
+      <w:tr>
+        <w:tc>
+          <w:tcPr>
+            <w:tcW w:type="dxa" w:w="1234"/>
+          </w:tcPr>
+          <w:p>
+            <w:r>
+              <w:t>31</w:t>
+            </w:r>
+          </w:p>
+        </w:tc>
+        <w:tc>
+          <w:tcPr>
+            <w:tcW w:type="dxa" w:w="1234"/>
+          </w:tcPr>
+          <w:p>
+            <w:r>
+              <w:t>16</w:t>
+            </w:r>
+          </w:p>
+        </w:tc>
+        <w:tc>
+          <w:tcPr>
+            <w:tcW w:type="dxa" w:w="1234"/>
+          </w:tcPr>
+          <w:p>
+            <w:r>
+              <w:t>Tue</w:t>
+            </w:r>
+          </w:p>
+        </w:tc>
+        <w:tc>
+          <w:tcPr>
+            <w:tcW w:type="dxa" w:w="1234"/>
+          </w:tcPr>
+          <w:p>
+            <w:r>
+              <w:t>12/8</w:t>
+            </w:r>
+          </w:p>
+        </w:tc>
+        <w:tc>
+          <w:tcPr>
+            <w:tcW w:type="dxa" w:w="1234"/>
+          </w:tcPr>
+          <w:p>
+            <w:r>
+              <w:t>Comprehensive final review</w:t>
+            </w:r>
+          </w:p>
+        </w:tc>
+        <w:tc>
+          <w:tcPr>
+            <w:tcW w:type="dxa" w:w="1234"/>
+          </w:tcPr>
+          <w:p>
+            <w:r>
+              <w:t>Cumulative Chs. 1–17, 44–45</w:t>
+            </w:r>
+          </w:p>
+        </w:tc>
+        <w:tc>
+          <w:tcPr>
+            <w:tcW w:type="dxa" w:w="1234"/>
+          </w:tcPr>
+          <w:p>
+            <w:r/>
+          </w:p>
+        </w:tc>
+      </w:tr>
+      <w:tr>
+        <w:tc>
+          <w:tcPr>
+            <w:tcW w:type="dxa" w:w="1234"/>
+          </w:tcPr>
+          <w:p>
+            <w:r>
+              <w:t>32</w:t>
+            </w:r>
+          </w:p>
+        </w:tc>
+        <w:tc>
+          <w:tcPr>
+            <w:tcW w:type="dxa" w:w="1234"/>
+          </w:tcPr>
+          <w:p>
+            <w:r>
+              <w:t>16</w:t>
+            </w:r>
+          </w:p>
+        </w:tc>
+        <w:tc>
+          <w:tcPr>
+            <w:tcW w:type="dxa" w:w="1234"/>
+          </w:tcPr>
+          <w:p>
+            <w:r>
+              <w:t>Thu</w:t>
+            </w:r>
+          </w:p>
+        </w:tc>
+        <w:tc>
+          <w:tcPr>
+            <w:tcW w:type="dxa" w:w="1234"/>
+          </w:tcPr>
+          <w:p>
+            <w:r>
+              <w:t>12/10</w:t>
+            </w:r>
+          </w:p>
+        </w:tc>
+        <w:tc>
+          <w:tcPr>
+            <w:tcW w:type="dxa" w:w="1234"/>
+          </w:tcPr>
+          <w:p>
+            <w:r>
+              <w:t>Comprehensive Final Exam</w:t>
+            </w:r>
+          </w:p>
+        </w:tc>
+        <w:tc>
+          <w:tcPr>
+            <w:tcW w:type="dxa" w:w="1234"/>
+          </w:tcPr>
+          <w:p>
+            <w:r>
+              <w:t>Cumulative Chs. 1–17, 44–45</w:t>
+            </w:r>
+          </w:p>
+        </w:tc>
+        <w:tc>
+          <w:tcPr>
+            <w:tcW w:type="dxa" w:w="1234"/>
+          </w:tcPr>
+          <w:p>
+            <w:r>
+              <w:t>Final exam</w:t>
+            </w:r>
+          </w:p>
+        </w:tc>
+      </w:tr>
+      <w:tr>
+        <w:tc>
+          <w:tcPr>
+            <w:tcW w:type="dxa" w:w="1234"/>
+          </w:tcPr>
+          <w:p>
+            <w:r>
+              <w:t>33</w:t>
+            </w:r>
+          </w:p>
+        </w:tc>
+        <w:tc>
+          <w:tcPr>
+            <w:tcW w:type="dxa" w:w="1234"/>
           </w:tcPr>
           <w:p>
             <w:r>
@@ -1732,93 +2423,51 @@
         </w:tc>
         <w:tc>
           <w:tcPr>
-            <w:tcW w:type="dxa" w:w="1728"/>
+            <w:tcW w:type="dxa" w:w="1234"/>
           </w:tcPr>
           <w:p>
             <w:r>
-              <w:t>Mon</w:t>
+              <w:t>Tue</w:t>
             </w:r>
           </w:p>
         </w:tc>
         <w:tc>
           <w:tcPr>
-            <w:tcW w:type="dxa" w:w="1728"/>
+            <w:tcW w:type="dxa" w:w="1234"/>
           </w:tcPr>
           <w:p>
             <w:r>
-              <w:t>12/14</w:t>
+              <w:t>12/15</w:t>
             </w:r>
           </w:p>
         </w:tc>
         <w:tc>
           <w:tcPr>
-            <w:tcW w:type="dxa" w:w="1728"/>
+            <w:tcW w:type="dxa" w:w="1234"/>
           </w:tcPr>
           <w:p>
             <w:r>
-              <w:t>Practice Test 05 (Modules 1-16); final prep and make-up work</w:t>
+              <w:t>Feedback and post-final discussions</w:t>
             </w:r>
           </w:p>
         </w:tc>
         <w:tc>
           <w:tcPr>
-            <w:tcW w:type="dxa" w:w="1728"/>
+            <w:tcW w:type="dxa" w:w="1234"/>
           </w:tcPr>
           <w:p>
             <w:r>
-              <w:t>Finals week</w:t>
-            </w:r>
-          </w:p>
-        </w:tc>
-      </w:tr>
-      <w:tr>
-        <w:tc>
-          <w:tcPr>
-            <w:tcW w:type="dxa" w:w="1728"/>
-          </w:tcPr>
-          <w:p>
-            <w:r>
-              <w:t>17</w:t>
+              <w:t>—</w:t>
             </w:r>
           </w:p>
         </w:tc>
         <w:tc>
           <w:tcPr>
-            <w:tcW w:type="dxa" w:w="1728"/>
+            <w:tcW w:type="dxa" w:w="1234"/>
           </w:tcPr>
           <w:p>
             <w:r>
-              <w:t>Wed</w:t>
-            </w:r>
-          </w:p>
-        </w:tc>
-        <w:tc>
-          <w:tcPr>
-            <w:tcW w:type="dxa" w:w="1728"/>
-          </w:tcPr>
-          <w:p>
-            <w:r>
-              <w:t>12/16</w:t>
-            </w:r>
-          </w:p>
-        </w:tc>
-        <w:tc>
-          <w:tcPr>
-            <w:tcW w:type="dxa" w:w="1728"/>
-          </w:tcPr>
-          <w:p>
-            <w:r>
-              <w:t>Comprehensive Final Exam</w:t>
-            </w:r>
-          </w:p>
-        </w:tc>
-        <w:tc>
-          <w:tcPr>
-            <w:tcW w:type="dxa" w:w="1728"/>
-          </w:tcPr>
-          <w:p>
-            <w:r>
-              <w:t>Broad final exam; official slot TBD</w:t>
+              <w:t>Feedback, course reflection, and post-final discussion</w:t>
             </w:r>
           </w:p>
         </w:tc>
@@ -1840,10 +2489,10 @@
         <w:rPr>
           <w:b/>
         </w:rPr>
-        <w:t>Classes Begin</w:t>
+        <w:t>Section</w:t>
       </w:r>
       <w:r>
-        <w:t>: August 22, 2026</w:t>
+        <w:t>: C1000, Fall 2026</w:t>
       </w:r>
     </w:p>
     <w:p>
@@ -1854,7 +2503,148 @@
         <w:rPr>
           <w:b/>
         </w:rPr>
-        <w:t>Labor Day Holiday</w:t>
+        <w:t>First class meeting</w:t>
+      </w:r>
+      <w:r>
+        <w:t>: August 25, 2026</w:t>
+      </w:r>
+    </w:p>
+    <w:p>
+      <w:r>
+        <w:t xml:space="preserve">• </w:t>
+      </w:r>
+      <w:r>
+        <w:rPr>
+          <w:b/>
+        </w:rPr>
+        <w:t>Regular meeting pattern</w:t>
+      </w:r>
+      <w:r>
+        <w:t>: Tuesdays and Thursdays, 5:30–8:40 PM</w:t>
+      </w:r>
+    </w:p>
+    <w:p>
+      <w:r>
+        <w:t xml:space="preserve">• </w:t>
+      </w:r>
+      <w:r>
+        <w:rPr>
+          <w:b/>
+        </w:rPr>
+        <w:t>Location</w:t>
+      </w:r>
+      <w:r>
+        <w:t>: D Yard Education room</w:t>
+      </w:r>
+    </w:p>
+    <w:p>
+      <w:r>
+        <w:t xml:space="preserve">• </w:t>
+      </w:r>
+      <w:r>
+        <w:rPr>
+          <w:b/>
+        </w:rPr>
+        <w:t>Fall break / no class</w:t>
+      </w:r>
+      <w:r>
+        <w:t>: November 24 and 26, 2026</w:t>
+      </w:r>
+    </w:p>
+    <w:p>
+      <w:r>
+        <w:t xml:space="preserve">• </w:t>
+      </w:r>
+      <w:r>
+        <w:rPr>
+          <w:b/>
+        </w:rPr>
+        <w:t>Section final examination</w:t>
+      </w:r>
+      <w:r>
+        <w:t>: December 10, 2026</w:t>
+      </w:r>
+    </w:p>
+    <w:p>
+      <w:r>
+        <w:t xml:space="preserve">• </w:t>
+      </w:r>
+      <w:r>
+        <w:rPr>
+          <w:b/>
+        </w:rPr>
+        <w:t>Feedback and post-final discussions</w:t>
+      </w:r>
+      <w:r>
+        <w:t>: December 15, 2026</w:t>
+      </w:r>
+    </w:p>
+    <w:p>
+      <w:r>
+        <w:t xml:space="preserve">• </w:t>
+      </w:r>
+      <w:r>
+        <w:rPr>
+          <w:b/>
+        </w:rPr>
+        <w:t>College final-examination period</w:t>
+      </w:r>
+      <w:r>
+        <w:t>: December 12-18, 2026</w:t>
+      </w:r>
+    </w:p>
+    <w:p>
+      <w:r>
+        <w:t xml:space="preserve">• </w:t>
+      </w:r>
+      <w:r>
+        <w:rPr>
+          <w:b/>
+        </w:rPr>
+        <w:t>No other planned holidays or Pelican Bay program cancellations</w:t>
+      </w:r>
+      <w:r>
+        <w:t xml:space="preserve"> are included in this section schedule.</w:t>
+      </w:r>
+    </w:p>
+    <w:p>
+      <w:pPr>
+        <w:pStyle w:val="Heading3"/>
+      </w:pPr>
+      <w:r>
+        <w:t>College Calendar Context</w:t>
+      </w:r>
+    </w:p>
+    <w:p>
+      <w:r>
+        <w:t>These institutional dates are recorded for planning context; they do not add</w:t>
+        <w:br/>
+        <w:t>section cancellations beyond the two fall-break dates above:</w:t>
+      </w:r>
+    </w:p>
+    <w:p>
+      <w:r>
+        <w:t xml:space="preserve">• </w:t>
+      </w:r>
+      <w:r>
+        <w:rPr>
+          <w:b/>
+        </w:rPr>
+        <w:t>Fall 2026 calendar anchor</w:t>
+      </w:r>
+      <w:r>
+        <w:t>: August 22, 2026 (College classes begin)</w:t>
+      </w:r>
+    </w:p>
+    <w:p>
+      <w:r>
+        <w:t xml:space="preserve">• </w:t>
+      </w:r>
+      <w:r>
+        <w:rPr>
+          <w:b/>
+        </w:rPr>
+        <w:t>Labor Day</w:t>
       </w:r>
       <w:r>
         <w:t>: September 7, 2026</w:t>
@@ -1868,21 +2658,7 @@
         <w:rPr>
           <w:b/>
         </w:rPr>
-        <w:t>Census Day</w:t>
-      </w:r>
-      <w:r>
-        <w:t>: September 8, 2026</w:t>
-      </w:r>
-    </w:p>
-    <w:p>
-      <w:r>
-        <w:t xml:space="preserve">• </w:t>
-      </w:r>
-      <w:r>
-        <w:rPr>
-          <w:b/>
-        </w:rPr>
-        <w:t>Veterans Day Holiday</w:t>
+        <w:t>Veterans Day</w:t>
       </w:r>
       <w:r>
         <w:t>: November 11, 2026</w:t>
@@ -1896,7 +2672,7 @@
         <w:rPr>
           <w:b/>
         </w:rPr>
-        <w:t>Fall Break</w:t>
+        <w:t>College fall break</w:t>
       </w:r>
       <w:r>
         <w:t>: November 23-24, 2026</w:t>
@@ -1910,7 +2686,7 @@
         <w:rPr>
           <w:b/>
         </w:rPr>
-        <w:t>Thanksgiving Holidays</w:t>
+        <w:t>College Thanksgiving holidays</w:t>
       </w:r>
       <w:r>
         <w:t>: November 25-27, 2026</w:t>
@@ -1924,38 +2700,10 @@
         <w:rPr>
           <w:b/>
         </w:rPr>
-        <w:t>Final Examinations</w:t>
-      </w:r>
-      <w:r>
-        <w:t>: December 12-18, 2026</w:t>
-      </w:r>
-    </w:p>
-    <w:p>
-      <w:r>
-        <w:t xml:space="preserve">• </w:t>
-      </w:r>
-      <w:r>
-        <w:rPr>
-          <w:b/>
-        </w:rPr>
-        <w:t>Classes End</w:t>
+        <w:t>College classes end</w:t>
       </w:r>
       <w:r>
         <w:t>: December 18, 2026</w:t>
-      </w:r>
-    </w:p>
-    <w:p>
-      <w:r>
-        <w:t xml:space="preserve">• </w:t>
-      </w:r>
-      <w:r>
-        <w:rPr>
-          <w:b/>
-        </w:rPr>
-        <w:t>Programs Canceled (First Wednesday)</w:t>
-      </w:r>
-      <w:r>
-        <w:t>: September 2, October 7, November 4, December 2, 2026</w:t>
       </w:r>
     </w:p>
     <w:p>
@@ -1977,7 +2725,7 @@
         <w:t>Exam 01</w:t>
       </w:r>
       <w:r>
-        <w:t>: Week 6 (September 28, 2026) - Modules 1-6</w:t>
+        <w:t>: September 17, 2026 - Modules 1-6</w:t>
       </w:r>
     </w:p>
     <w:p>
@@ -1991,7 +2739,7 @@
         <w:t>Exam 02</w:t>
       </w:r>
       <w:r>
-        <w:t>: Week 10 (October 28, 2026) - Modules 7-11</w:t>
+        <w:t>: October 13, 2026 - Modules 7-11</w:t>
       </w:r>
     </w:p>
     <w:p>
@@ -2005,7 +2753,7 @@
         <w:t>Exam 03</w:t>
       </w:r>
       <w:r>
-        <w:t>: Week 16 (December 9, 2026) - Modules 12-16</w:t>
+        <w:t>: November 5, 2026 - Modules 12-16</w:t>
       </w:r>
     </w:p>
     <w:p>
@@ -2019,9 +2767,455 @@
         <w:t>Comprehensive Final Exam</w:t>
       </w:r>
       <w:r>
-        <w:t>: Week 17 (December 16, 2026) - official slot TBD</w:t>
+        <w:t>: December 10, 2026 - cumulative course assessment</w:t>
       </w:r>
     </w:p>
+    <w:p>
+      <w:r>
+        <w:t xml:space="preserve">• </w:t>
+      </w:r>
+      <w:r>
+        <w:rPr>
+          <w:b/>
+        </w:rPr>
+        <w:t>Feedback and post-final discussions</w:t>
+      </w:r>
+      <w:r>
+        <w:t>: December 15, 2026</w:t>
+      </w:r>
+    </w:p>
+    <w:p>
+      <w:pPr>
+        <w:pStyle w:val="Heading2"/>
+      </w:pPr>
+      <w:r>
+        <w:t>Textbook Reading Map</w:t>
+      </w:r>
+    </w:p>
+    <w:p>
+      <w:r>
+        <w:t xml:space="preserve">Recommended text: </w:t>
+      </w:r>
+      <w:r>
+        <w:rPr>
+          <w:i/>
+        </w:rPr>
+        <w:t>Biology</w:t>
+      </w:r>
+      <w:r>
+        <w:t>, 14th edition, Sylvia S. Mader and Michael</w:t>
+        <w:br/>
+        <w:t xml:space="preserve">Windelspecht, loose-leaf edition, ISBN </w:t>
+      </w:r>
+      <w:r>
+        <w:rPr>
+          <w:b/>
+        </w:rPr>
+        <w:t>978-1-266-24172-7</w:t>
+      </w:r>
+      <w:r>
+        <w:t>. The complete</w:t>
+        <w:br/>
+        <w:t xml:space="preserve">course text is stored in </w:t>
+      </w:r>
+      <w:r>
+        <w:rPr>
+          <w:rFonts w:ascii="Courier New" w:hAnsi="Courier New"/>
+        </w:rPr>
+        <w:t>../resources/textbook/Complete_Combined_Textbook_S2026.pdf</w:t>
+      </w:r>
+      <w:r>
+        <w:t>.</w:t>
+        <w:br/>
+        <w:t>The chapters in the schedule are recommended readings associated with the</w:t>
+        <w:br/>
+        <w:t>meeting's content, not additional graded assignments.</w:t>
+      </w:r>
+    </w:p>
+    <w:tbl>
+      <w:tblPr>
+        <w:tblW w:type="auto" w:w="0"/>
+        <w:tblLook w:firstColumn="1" w:firstRow="1" w:lastColumn="0" w:lastRow="0" w:noHBand="0" w:noVBand="1" w:val="04A0"/>
+      </w:tblPr>
+      <w:tblGrid>
+        <w:gridCol w:w="4320"/>
+        <w:gridCol w:w="4320"/>
+      </w:tblGrid>
+      <w:tr>
+        <w:tc>
+          <w:tcPr>
+            <w:tcW w:type="dxa" w:w="4320"/>
+          </w:tcPr>
+          <w:p>
+            <w:r>
+              <w:t>Module</w:t>
+            </w:r>
+          </w:p>
+        </w:tc>
+        <w:tc>
+          <w:tcPr>
+            <w:tcW w:type="dxa" w:w="4320"/>
+          </w:tcPr>
+          <w:p>
+            <w:r>
+              <w:t>Textbook chapters</w:t>
+            </w:r>
+          </w:p>
+        </w:tc>
+      </w:tr>
+      <w:tr>
+        <w:tc>
+          <w:tcPr>
+            <w:tcW w:type="dxa" w:w="4320"/>
+          </w:tcPr>
+          <w:p>
+            <w:r>
+              <w:t>01</w:t>
+            </w:r>
+          </w:p>
+        </w:tc>
+        <w:tc>
+          <w:tcPr>
+            <w:tcW w:type="dxa" w:w="4320"/>
+          </w:tcPr>
+          <w:p>
+            <w:r>
+              <w:t>Chapter 1: Biology: The Study of Life</w:t>
+            </w:r>
+          </w:p>
+        </w:tc>
+      </w:tr>
+      <w:tr>
+        <w:tc>
+          <w:tcPr>
+            <w:tcW w:type="dxa" w:w="4320"/>
+          </w:tcPr>
+          <w:p>
+            <w:r>
+              <w:t>02</w:t>
+            </w:r>
+          </w:p>
+        </w:tc>
+        <w:tc>
+          <w:tcPr>
+            <w:tcW w:type="dxa" w:w="4320"/>
+          </w:tcPr>
+          <w:p>
+            <w:r>
+              <w:t>Chapter 2: Basic Chemistry</w:t>
+            </w:r>
+          </w:p>
+        </w:tc>
+      </w:tr>
+      <w:tr>
+        <w:tc>
+          <w:tcPr>
+            <w:tcW w:type="dxa" w:w="4320"/>
+          </w:tcPr>
+          <w:p>
+            <w:r>
+              <w:t>03</w:t>
+            </w:r>
+          </w:p>
+        </w:tc>
+        <w:tc>
+          <w:tcPr>
+            <w:tcW w:type="dxa" w:w="4320"/>
+          </w:tcPr>
+          <w:p>
+            <w:r>
+              <w:t>Chapter 3: The Chemistry of Organic Molecules</w:t>
+            </w:r>
+          </w:p>
+        </w:tc>
+      </w:tr>
+      <w:tr>
+        <w:tc>
+          <w:tcPr>
+            <w:tcW w:type="dxa" w:w="4320"/>
+          </w:tcPr>
+          <w:p>
+            <w:r>
+              <w:t>04</w:t>
+            </w:r>
+          </w:p>
+        </w:tc>
+        <w:tc>
+          <w:tcPr>
+            <w:tcW w:type="dxa" w:w="4320"/>
+          </w:tcPr>
+          <w:p>
+            <w:r>
+              <w:t>Chapter 4: Cell Structure and Function</w:t>
+            </w:r>
+          </w:p>
+        </w:tc>
+      </w:tr>
+      <w:tr>
+        <w:tc>
+          <w:tcPr>
+            <w:tcW w:type="dxa" w:w="4320"/>
+          </w:tcPr>
+          <w:p>
+            <w:r>
+              <w:t>05</w:t>
+            </w:r>
+          </w:p>
+        </w:tc>
+        <w:tc>
+          <w:tcPr>
+            <w:tcW w:type="dxa" w:w="4320"/>
+          </w:tcPr>
+          <w:p>
+            <w:r>
+              <w:t>Chapter 5: Membrane Structure and Function</w:t>
+            </w:r>
+          </w:p>
+        </w:tc>
+      </w:tr>
+      <w:tr>
+        <w:tc>
+          <w:tcPr>
+            <w:tcW w:type="dxa" w:w="4320"/>
+          </w:tcPr>
+          <w:p>
+            <w:r>
+              <w:t>06</w:t>
+            </w:r>
+          </w:p>
+        </w:tc>
+        <w:tc>
+          <w:tcPr>
+            <w:tcW w:type="dxa" w:w="4320"/>
+          </w:tcPr>
+          <w:p>
+            <w:r>
+              <w:t>Chapters 6-8: Metabolism, Photosynthesis, and Cellular Respiration</w:t>
+            </w:r>
+          </w:p>
+        </w:tc>
+      </w:tr>
+      <w:tr>
+        <w:tc>
+          <w:tcPr>
+            <w:tcW w:type="dxa" w:w="4320"/>
+          </w:tcPr>
+          <w:p>
+            <w:r>
+              <w:t>07</w:t>
+            </w:r>
+          </w:p>
+        </w:tc>
+        <w:tc>
+          <w:tcPr>
+            <w:tcW w:type="dxa" w:w="4320"/>
+          </w:tcPr>
+          <w:p>
+            <w:r>
+              <w:t>Chapter 12: Molecular Biology of the Gene</w:t>
+            </w:r>
+          </w:p>
+        </w:tc>
+      </w:tr>
+      <w:tr>
+        <w:tc>
+          <w:tcPr>
+            <w:tcW w:type="dxa" w:w="4320"/>
+          </w:tcPr>
+          <w:p>
+            <w:r>
+              <w:t>08</w:t>
+            </w:r>
+          </w:p>
+        </w:tc>
+        <w:tc>
+          <w:tcPr>
+            <w:tcW w:type="dxa" w:w="4320"/>
+          </w:tcPr>
+          <w:p>
+            <w:r>
+              <w:t>Chapters 9-10: Cell Cycle, Cellular Reproduction, and Meiosis</w:t>
+            </w:r>
+          </w:p>
+        </w:tc>
+      </w:tr>
+      <w:tr>
+        <w:tc>
+          <w:tcPr>
+            <w:tcW w:type="dxa" w:w="4320"/>
+          </w:tcPr>
+          <w:p>
+            <w:r>
+              <w:t>09</w:t>
+            </w:r>
+          </w:p>
+        </w:tc>
+        <w:tc>
+          <w:tcPr>
+            <w:tcW w:type="dxa" w:w="4320"/>
+          </w:tcPr>
+          <w:p>
+            <w:r>
+              <w:t>Chapter 11: Mendelian Patterns of Inheritance</w:t>
+            </w:r>
+          </w:p>
+        </w:tc>
+      </w:tr>
+      <w:tr>
+        <w:tc>
+          <w:tcPr>
+            <w:tcW w:type="dxa" w:w="4320"/>
+          </w:tcPr>
+          <w:p>
+            <w:r>
+              <w:t>10</w:t>
+            </w:r>
+          </w:p>
+        </w:tc>
+        <w:tc>
+          <w:tcPr>
+            <w:tcW w:type="dxa" w:w="4320"/>
+          </w:tcPr>
+          <w:p>
+            <w:r>
+              <w:t>Chapter 13: Regulation of Gene Expression</w:t>
+            </w:r>
+          </w:p>
+        </w:tc>
+      </w:tr>
+      <w:tr>
+        <w:tc>
+          <w:tcPr>
+            <w:tcW w:type="dxa" w:w="4320"/>
+          </w:tcPr>
+          <w:p>
+            <w:r>
+              <w:t>11</w:t>
+            </w:r>
+          </w:p>
+        </w:tc>
+        <w:tc>
+          <w:tcPr>
+            <w:tcW w:type="dxa" w:w="4320"/>
+          </w:tcPr>
+          <w:p>
+            <w:r>
+              <w:t>Chapter 14: Biotechnology and Genomics</w:t>
+            </w:r>
+          </w:p>
+        </w:tc>
+      </w:tr>
+      <w:tr>
+        <w:tc>
+          <w:tcPr>
+            <w:tcW w:type="dxa" w:w="4320"/>
+          </w:tcPr>
+          <w:p>
+            <w:r>
+              <w:t>12</w:t>
+            </w:r>
+          </w:p>
+        </w:tc>
+        <w:tc>
+          <w:tcPr>
+            <w:tcW w:type="dxa" w:w="4320"/>
+          </w:tcPr>
+          <w:p>
+            <w:r>
+              <w:t>Chapter 15: Darwin and Evolution</w:t>
+            </w:r>
+          </w:p>
+        </w:tc>
+      </w:tr>
+      <w:tr>
+        <w:tc>
+          <w:tcPr>
+            <w:tcW w:type="dxa" w:w="4320"/>
+          </w:tcPr>
+          <w:p>
+            <w:r>
+              <w:t>13</w:t>
+            </w:r>
+          </w:p>
+        </w:tc>
+        <w:tc>
+          <w:tcPr>
+            <w:tcW w:type="dxa" w:w="4320"/>
+          </w:tcPr>
+          <w:p>
+            <w:r>
+              <w:t>Chapter 16: How Populations Evolve</w:t>
+            </w:r>
+          </w:p>
+        </w:tc>
+      </w:tr>
+      <w:tr>
+        <w:tc>
+          <w:tcPr>
+            <w:tcW w:type="dxa" w:w="4320"/>
+          </w:tcPr>
+          <w:p>
+            <w:r>
+              <w:t>14</w:t>
+            </w:r>
+          </w:p>
+        </w:tc>
+        <w:tc>
+          <w:tcPr>
+            <w:tcW w:type="dxa" w:w="4320"/>
+          </w:tcPr>
+          <w:p>
+            <w:r>
+              <w:t>Chapters 17 and 19: Speciation, Macroevolution, Taxonomy, Systematics, and Phylogeny</w:t>
+            </w:r>
+          </w:p>
+        </w:tc>
+      </w:tr>
+      <w:tr>
+        <w:tc>
+          <w:tcPr>
+            <w:tcW w:type="dxa" w:w="4320"/>
+          </w:tcPr>
+          <w:p>
+            <w:r>
+              <w:t>15</w:t>
+            </w:r>
+          </w:p>
+        </w:tc>
+        <w:tc>
+          <w:tcPr>
+            <w:tcW w:type="dxa" w:w="4320"/>
+          </w:tcPr>
+          <w:p>
+            <w:r>
+              <w:t>Chapters 44-45: Population Ecology and Community/Ecosystem Ecology</w:t>
+            </w:r>
+          </w:p>
+        </w:tc>
+      </w:tr>
+      <w:tr>
+        <w:tc>
+          <w:tcPr>
+            <w:tcW w:type="dxa" w:w="4320"/>
+          </w:tcPr>
+          <w:p>
+            <w:r>
+              <w:t>16</w:t>
+            </w:r>
+          </w:p>
+        </w:tc>
+        <w:tc>
+          <w:tcPr>
+            <w:tcW w:type="dxa" w:w="4320"/>
+          </w:tcPr>
+          <w:p>
+            <w:r>
+              <w:t>Cumulative selected readings from Chapters 1-17 and 44-45</w:t>
+            </w:r>
+          </w:p>
+        </w:tc>
+      </w:tr>
+    </w:tbl>
     <w:p>
       <w:pPr>
         <w:pStyle w:val="Heading2"/>
@@ -2032,12 +3226,11 @@
     </w:p>
     <w:p>
       <w:r>
-        <w:t>Fall 2026 term anchors are from the College of the Redwoods 2026-2027 Academic</w:t>
+        <w:t>College of the Redwoods 2026-2027 Academic Calendar:</w:t>
         <w:br/>
-        <w:t xml:space="preserve">Calendar: </w:t>
       </w:r>
       <w:r>
-        <w:t>https://www.redwoods.edu/academics/documents/AcademicCalendar_2026-2027_DIGITAL.pdf</w:t>
+        <w:t>https://www.redwoods.edu/academics/documents/calendars/AcademicCalendar_2026-2027_DIGITAL.pdf</w:t>
       </w:r>
       <w:r>
         <w:t>.</w:t>

--- a/course/Schedule.docx
+++ b/course/Schedule.docx
@@ -33,7 +33,9 @@
         <w:br/>
         <w:t>Required meetings are Tuesdays and Thursdays, 5:30–8:40 PM. The first class</w:t>
         <w:br/>
-        <w:t>meeting is August 25. The planned section final examination is December 10;</w:t>
+        <w:t>meeting is August 27 (the originally scheduled August 25 meeting is</w:t>
+        <w:br/>
+        <w:t>cancelled). The planned section final examination is December 10;</w:t>
         <w:br/>
         <w:t>December 15 is reserved for feedback and post-final discussions.</w:t>
       </w:r>
@@ -151,78 +153,6 @@
           </w:tcPr>
           <w:p>
             <w:r>
-              <w:t>Tue</w:t>
-            </w:r>
-          </w:p>
-        </w:tc>
-        <w:tc>
-          <w:tcPr>
-            <w:tcW w:type="dxa" w:w="1234"/>
-          </w:tcPr>
-          <w:p>
-            <w:r>
-              <w:t>8/25</w:t>
-            </w:r>
-          </w:p>
-        </w:tc>
-        <w:tc>
-          <w:tcPr>
-            <w:tcW w:type="dxa" w:w="1234"/>
-          </w:tcPr>
-          <w:p>
-            <w:r>
-              <w:t>Module 1: Biology - The Study of Life; Lab 1</w:t>
-            </w:r>
-          </w:p>
-        </w:tc>
-        <w:tc>
-          <w:tcPr>
-            <w:tcW w:type="dxa" w:w="1234"/>
-          </w:tcPr>
-          <w:p>
-            <w:r>
-              <w:t>Ch. 1</w:t>
-            </w:r>
-          </w:p>
-        </w:tc>
-        <w:tc>
-          <w:tcPr>
-            <w:tcW w:type="dxa" w:w="1234"/>
-          </w:tcPr>
-          <w:p>
-            <w:r>
-              <w:t>First class meeting</w:t>
-            </w:r>
-          </w:p>
-        </w:tc>
-      </w:tr>
-      <w:tr>
-        <w:tc>
-          <w:tcPr>
-            <w:tcW w:type="dxa" w:w="1234"/>
-          </w:tcPr>
-          <w:p>
-            <w:r>
-              <w:t>2</w:t>
-            </w:r>
-          </w:p>
-        </w:tc>
-        <w:tc>
-          <w:tcPr>
-            <w:tcW w:type="dxa" w:w="1234"/>
-          </w:tcPr>
-          <w:p>
-            <w:r>
-              <w:t>1</w:t>
-            </w:r>
-          </w:p>
-        </w:tc>
-        <w:tc>
-          <w:tcPr>
-            <w:tcW w:type="dxa" w:w="1234"/>
-          </w:tcPr>
-          <w:p>
-            <w:r>
               <w:t>Thu</w:t>
             </w:r>
           </w:p>
@@ -273,7 +203,7 @@
           </w:tcPr>
           <w:p>
             <w:r>
-              <w:t>3</w:t>
+              <w:t>2</w:t>
             </w:r>
           </w:p>
         </w:tc>
@@ -343,7 +273,7 @@
           </w:tcPr>
           <w:p>
             <w:r>
-              <w:t>4</w:t>
+              <w:t>3</w:t>
             </w:r>
           </w:p>
         </w:tc>
@@ -413,7 +343,7 @@
           </w:tcPr>
           <w:p>
             <w:r>
-              <w:t>5</w:t>
+              <w:t>4</w:t>
             </w:r>
           </w:p>
         </w:tc>
@@ -483,7 +413,7 @@
           </w:tcPr>
           <w:p>
             <w:r>
-              <w:t>6</w:t>
+              <w:t>5</w:t>
             </w:r>
           </w:p>
         </w:tc>
@@ -553,7 +483,7 @@
           </w:tcPr>
           <w:p>
             <w:r>
-              <w:t>7</w:t>
+              <w:t>6</w:t>
             </w:r>
           </w:p>
         </w:tc>
@@ -625,7 +555,7 @@
           </w:tcPr>
           <w:p>
             <w:r>
-              <w:t>8</w:t>
+              <w:t>7</w:t>
             </w:r>
           </w:p>
         </w:tc>
@@ -697,7 +627,7 @@
           </w:tcPr>
           <w:p>
             <w:r>
-              <w:t>9</w:t>
+              <w:t>8</w:t>
             </w:r>
           </w:p>
         </w:tc>
@@ -767,7 +697,7 @@
           </w:tcPr>
           <w:p>
             <w:r>
-              <w:t>10</w:t>
+              <w:t>9</w:t>
             </w:r>
           </w:p>
         </w:tc>
@@ -837,7 +767,7 @@
           </w:tcPr>
           <w:p>
             <w:r>
-              <w:t>11</w:t>
+              <w:t>10</w:t>
             </w:r>
           </w:p>
         </w:tc>
@@ -907,7 +837,7 @@
           </w:tcPr>
           <w:p>
             <w:r>
-              <w:t>12</w:t>
+              <w:t>11</w:t>
             </w:r>
           </w:p>
         </w:tc>
@@ -977,7 +907,7 @@
           </w:tcPr>
           <w:p>
             <w:r>
-              <w:t>13</w:t>
+              <w:t>12</w:t>
             </w:r>
           </w:p>
         </w:tc>
@@ -1047,7 +977,7 @@
           </w:tcPr>
           <w:p>
             <w:r>
-              <w:t>14</w:t>
+              <w:t>13</w:t>
             </w:r>
           </w:p>
         </w:tc>
@@ -1119,7 +1049,7 @@
           </w:tcPr>
           <w:p>
             <w:r>
-              <w:t>15</w:t>
+              <w:t>14</w:t>
             </w:r>
           </w:p>
         </w:tc>
@@ -1191,7 +1121,7 @@
           </w:tcPr>
           <w:p>
             <w:r>
-              <w:t>16</w:t>
+              <w:t>15</w:t>
             </w:r>
           </w:p>
         </w:tc>
@@ -1263,7 +1193,7 @@
           </w:tcPr>
           <w:p>
             <w:r>
-              <w:t>17</w:t>
+              <w:t>16</w:t>
             </w:r>
           </w:p>
         </w:tc>
@@ -1333,7 +1263,7 @@
           </w:tcPr>
           <w:p>
             <w:r>
-              <w:t>18</w:t>
+              <w:t>17</w:t>
             </w:r>
           </w:p>
         </w:tc>
@@ -1403,7 +1333,7 @@
           </w:tcPr>
           <w:p>
             <w:r>
-              <w:t>19</w:t>
+              <w:t>18</w:t>
             </w:r>
           </w:p>
         </w:tc>
@@ -1473,7 +1403,7 @@
           </w:tcPr>
           <w:p>
             <w:r>
-              <w:t>20</w:t>
+              <w:t>19</w:t>
             </w:r>
           </w:p>
         </w:tc>
@@ -1545,7 +1475,7 @@
           </w:tcPr>
           <w:p>
             <w:r>
-              <w:t>21</w:t>
+              <w:t>20</w:t>
             </w:r>
           </w:p>
         </w:tc>
@@ -1617,7 +1547,7 @@
           </w:tcPr>
           <w:p>
             <w:r>
-              <w:t>22</w:t>
+              <w:t>21</w:t>
             </w:r>
           </w:p>
         </w:tc>
@@ -1689,7 +1619,7 @@
           </w:tcPr>
           <w:p>
             <w:r>
-              <w:t>23</w:t>
+              <w:t>22</w:t>
             </w:r>
           </w:p>
         </w:tc>
@@ -1761,7 +1691,7 @@
           </w:tcPr>
           <w:p>
             <w:r>
-              <w:t>24</w:t>
+              <w:t>23</w:t>
             </w:r>
           </w:p>
         </w:tc>
@@ -1833,7 +1763,7 @@
           </w:tcPr>
           <w:p>
             <w:r>
-              <w:t>25</w:t>
+              <w:t>24</w:t>
             </w:r>
           </w:p>
         </w:tc>
@@ -1905,7 +1835,7 @@
           </w:tcPr>
           <w:p>
             <w:r>
-              <w:t>26</w:t>
+              <w:t>25</w:t>
             </w:r>
           </w:p>
         </w:tc>
@@ -1945,7 +1875,7 @@
           </w:tcPr>
           <w:p>
             <w:r>
-              <w:t>Lab 20 (TBD)</w:t>
+              <w:t>Review and make-up work</w:t>
             </w:r>
           </w:p>
         </w:tc>
@@ -1955,7 +1885,7 @@
           </w:tcPr>
           <w:p>
             <w:r>
-              <w:t>TBD; cumulative reference</w:t>
+              <w:t>Cumulative Chs. 1–17, 44–45</w:t>
             </w:r>
           </w:p>
         </w:tc>
@@ -1965,7 +1895,7 @@
           </w:tcPr>
           <w:p>
             <w:r>
-              <w:t>Topic and materials pending; see Lab 20 planning record</w:t>
+              <w:t>Open session for questions and make-up work</w:t>
             </w:r>
           </w:p>
         </w:tc>
@@ -1977,7 +1907,7 @@
           </w:tcPr>
           <w:p>
             <w:r>
-              <w:t>27</w:t>
+              <w:t>26</w:t>
             </w:r>
           </w:p>
         </w:tc>
@@ -2049,7 +1979,7 @@
           </w:tcPr>
           <w:p>
             <w:r>
-              <w:t>28</w:t>
+              <w:t>27</w:t>
             </w:r>
           </w:p>
         </w:tc>
@@ -2121,7 +2051,7 @@
           </w:tcPr>
           <w:p>
             <w:r>
-              <w:t>29</w:t>
+              <w:t>28</w:t>
             </w:r>
           </w:p>
         </w:tc>
@@ -2193,7 +2123,7 @@
           </w:tcPr>
           <w:p>
             <w:r>
-              <w:t>30</w:t>
+              <w:t>29</w:t>
             </w:r>
           </w:p>
         </w:tc>
@@ -2265,7 +2195,7 @@
           </w:tcPr>
           <w:p>
             <w:r>
-              <w:t>31</w:t>
+              <w:t>30</w:t>
             </w:r>
           </w:p>
         </w:tc>
@@ -2335,7 +2265,7 @@
           </w:tcPr>
           <w:p>
             <w:r>
-              <w:t>32</w:t>
+              <w:t>31</w:t>
             </w:r>
           </w:p>
         </w:tc>
@@ -2407,7 +2337,7 @@
           </w:tcPr>
           <w:p>
             <w:r>
-              <w:t>33</w:t>
+              <w:t>32</w:t>
             </w:r>
           </w:p>
         </w:tc>
@@ -2506,7 +2436,7 @@
         <w:t>First class meeting</w:t>
       </w:r>
       <w:r>
-        <w:t>: August 25, 2026</w:t>
+        <w:t>: August 27, 2026 (August 25 meeting cancelled)</w:t>
       </w:r>
     </w:p>
     <w:p>
@@ -2725,7 +2655,7 @@
         <w:t>Exam 01</w:t>
       </w:r>
       <w:r>
-        <w:t>: September 17, 2026 - Modules 1-6</w:t>
+        <w:t>: September 22, 2026 - Modules 1-6</w:t>
       </w:r>
     </w:p>
     <w:p>
@@ -2739,7 +2669,7 @@
         <w:t>Exam 02</w:t>
       </w:r>
       <w:r>
-        <w:t>: October 13, 2026 - Modules 7-11</w:t>
+        <w:t>: October 15, 2026 - Modules 7-11</w:t>
       </w:r>
     </w:p>
     <w:p>
@@ -2753,7 +2683,7 @@
         <w:t>Exam 03</w:t>
       </w:r>
       <w:r>
-        <w:t>: November 5, 2026 - Modules 12-16</w:t>
+        <w:t>: November 10, 2026 - Modules 12-16</w:t>
       </w:r>
     </w:p>
     <w:p>

--- a/course/Schedule.docx
+++ b/course/Schedule.docx
@@ -35,6 +35,48 @@
         <w:br/>
         <w:t>meeting is August 27 (the originally scheduled August 25 meeting is</w:t>
         <w:br/>
+      </w:r>
+      <w:r>
+        <w:rPr>
+          <w:b/>
+        </w:rPr>
+        <w:t>Lecture/Lab pairing.</w:t>
+      </w:r>
+      <w:r>
+        <w:t xml:space="preserve"> Each meeting pairs the lecture module with the next</w:t>
+        <w:br/>
+        <w:t>lab in the course sequence, so from September 3 the lab number runs one ahead</w:t>
+        <w:br/>
+        <w:t>of the same-numbered module (Module 3 meets with Lab 4, and so on). Lab files</w:t>
+        <w:br/>
+        <w:t>keep their names and home modules — see</w:t>
+        <w:br/>
+      </w:r>
+      <w:r>
+        <w:rPr>
+          <w:rFonts w:ascii="Courier New" w:hAnsi="Courier New"/>
+        </w:rPr>
+        <w:t>../course/labs/README.md</w:t>
+      </w:r>
+      <w:r>
+        <w:t>. Module 2 (Basic</w:t>
+        <w:br/>
+        <w:t>Chemistry) spans two meetings (September 1 and 3). The machine-readable</w:t>
+        <w:br/>
+        <w:t xml:space="preserve">meeting map is </w:t>
+      </w:r>
+      <w:r>
+        <w:rPr>
+          <w:rFonts w:ascii="Courier New" w:hAnsi="Courier New"/>
+        </w:rPr>
+        <w:t>../../course_calendar.toml</w:t>
+      </w:r>
+      <w:r>
+        <w:t>.</w:t>
+      </w:r>
+    </w:p>
+    <w:p>
+      <w:r>
         <w:t>cancelled). The planned section final examination is December 10;</w:t>
         <w:br/>
         <w:t>December 15 is reserved for feedback and post-final discussions.</w:t>
@@ -46,18 +88,19 @@
         <w:tblLook w:firstColumn="1" w:firstRow="1" w:lastColumn="0" w:lastRow="0" w:noHBand="0" w:noVBand="1" w:val="04A0"/>
       </w:tblPr>
       <w:tblGrid>
-        <w:gridCol w:w="1234"/>
-        <w:gridCol w:w="1234"/>
-        <w:gridCol w:w="1234"/>
-        <w:gridCol w:w="1234"/>
-        <w:gridCol w:w="1234"/>
-        <w:gridCol w:w="1234"/>
-        <w:gridCol w:w="1234"/>
+        <w:gridCol w:w="1080"/>
+        <w:gridCol w:w="1080"/>
+        <w:gridCol w:w="1080"/>
+        <w:gridCol w:w="1080"/>
+        <w:gridCol w:w="1080"/>
+        <w:gridCol w:w="1080"/>
+        <w:gridCol w:w="1080"/>
+        <w:gridCol w:w="1080"/>
       </w:tblGrid>
       <w:tr>
         <w:tc>
           <w:tcPr>
-            <w:tcW w:type="dxa" w:w="1234"/>
+            <w:tcW w:type="dxa" w:w="1080"/>
           </w:tcPr>
           <w:p>
             <w:r>
@@ -67,7 +110,7 @@
         </w:tc>
         <w:tc>
           <w:tcPr>
-            <w:tcW w:type="dxa" w:w="1234"/>
+            <w:tcW w:type="dxa" w:w="1080"/>
           </w:tcPr>
           <w:p>
             <w:r>
@@ -77,7 +120,7 @@
         </w:tc>
         <w:tc>
           <w:tcPr>
-            <w:tcW w:type="dxa" w:w="1234"/>
+            <w:tcW w:type="dxa" w:w="1080"/>
           </w:tcPr>
           <w:p>
             <w:r>
@@ -87,7 +130,7 @@
         </w:tc>
         <w:tc>
           <w:tcPr>
-            <w:tcW w:type="dxa" w:w="1234"/>
+            <w:tcW w:type="dxa" w:w="1080"/>
           </w:tcPr>
           <w:p>
             <w:r>
@@ -97,17 +140,27 @@
         </w:tc>
         <w:tc>
           <w:tcPr>
-            <w:tcW w:type="dxa" w:w="1234"/>
-          </w:tcPr>
-          <w:p>
-            <w:r>
-              <w:t>Topic</w:t>
-            </w:r>
-          </w:p>
-        </w:tc>
-        <w:tc>
-          <w:tcPr>
-            <w:tcW w:type="dxa" w:w="1234"/>
+            <w:tcW w:type="dxa" w:w="1080"/>
+          </w:tcPr>
+          <w:p>
+            <w:r>
+              <w:t>Lecture (Module)</w:t>
+            </w:r>
+          </w:p>
+        </w:tc>
+        <w:tc>
+          <w:tcPr>
+            <w:tcW w:type="dxa" w:w="1080"/>
+          </w:tcPr>
+          <w:p>
+            <w:r>
+              <w:t>Lab</w:t>
+            </w:r>
+          </w:p>
+        </w:tc>
+        <w:tc>
+          <w:tcPr>
+            <w:tcW w:type="dxa" w:w="1080"/>
           </w:tcPr>
           <w:p>
             <w:r>
@@ -117,7 +170,7 @@
         </w:tc>
         <w:tc>
           <w:tcPr>
-            <w:tcW w:type="dxa" w:w="1234"/>
+            <w:tcW w:type="dxa" w:w="1080"/>
           </w:tcPr>
           <w:p>
             <w:r>
@@ -129,7 +182,7 @@
       <w:tr>
         <w:tc>
           <w:tcPr>
-            <w:tcW w:type="dxa" w:w="1234"/>
+            <w:tcW w:type="dxa" w:w="1080"/>
           </w:tcPr>
           <w:p>
             <w:r>
@@ -139,7 +192,7 @@
         </w:tc>
         <w:tc>
           <w:tcPr>
-            <w:tcW w:type="dxa" w:w="1234"/>
+            <w:tcW w:type="dxa" w:w="1080"/>
           </w:tcPr>
           <w:p>
             <w:r>
@@ -149,7 +202,7 @@
         </w:tc>
         <w:tc>
           <w:tcPr>
-            <w:tcW w:type="dxa" w:w="1234"/>
+            <w:tcW w:type="dxa" w:w="1080"/>
           </w:tcPr>
           <w:p>
             <w:r>
@@ -159,7 +212,7 @@
         </w:tc>
         <w:tc>
           <w:tcPr>
-            <w:tcW w:type="dxa" w:w="1234"/>
+            <w:tcW w:type="dxa" w:w="1080"/>
           </w:tcPr>
           <w:p>
             <w:r>
@@ -169,17 +222,27 @@
         </w:tc>
         <w:tc>
           <w:tcPr>
-            <w:tcW w:type="dxa" w:w="1234"/>
-          </w:tcPr>
-          <w:p>
-            <w:r>
-              <w:t>Module 1: Biology - The Study of Life; Lab 1</w:t>
-            </w:r>
-          </w:p>
-        </w:tc>
-        <w:tc>
-          <w:tcPr>
-            <w:tcW w:type="dxa" w:w="1234"/>
+            <w:tcW w:type="dxa" w:w="1080"/>
+          </w:tcPr>
+          <w:p>
+            <w:r>
+              <w:t>Module 1: Biology - The Study of Life</w:t>
+            </w:r>
+          </w:p>
+        </w:tc>
+        <w:tc>
+          <w:tcPr>
+            <w:tcW w:type="dxa" w:w="1080"/>
+          </w:tcPr>
+          <w:p>
+            <w:r>
+              <w:t>Lab 1: Introduction to Scientific Measurement</w:t>
+            </w:r>
+          </w:p>
+        </w:tc>
+        <w:tc>
+          <w:tcPr>
+            <w:tcW w:type="dxa" w:w="1080"/>
           </w:tcPr>
           <w:p>
             <w:r>
@@ -189,7 +252,7 @@
         </w:tc>
         <w:tc>
           <w:tcPr>
-            <w:tcW w:type="dxa" w:w="1234"/>
+            <w:tcW w:type="dxa" w:w="1080"/>
           </w:tcPr>
           <w:p>
             <w:r>
@@ -201,7 +264,7 @@
       <w:tr>
         <w:tc>
           <w:tcPr>
-            <w:tcW w:type="dxa" w:w="1234"/>
+            <w:tcW w:type="dxa" w:w="1080"/>
           </w:tcPr>
           <w:p>
             <w:r>
@@ -211,7 +274,7 @@
         </w:tc>
         <w:tc>
           <w:tcPr>
-            <w:tcW w:type="dxa" w:w="1234"/>
+            <w:tcW w:type="dxa" w:w="1080"/>
           </w:tcPr>
           <w:p>
             <w:r>
@@ -221,7 +284,7 @@
         </w:tc>
         <w:tc>
           <w:tcPr>
-            <w:tcW w:type="dxa" w:w="1234"/>
+            <w:tcW w:type="dxa" w:w="1080"/>
           </w:tcPr>
           <w:p>
             <w:r>
@@ -231,7 +294,7 @@
         </w:tc>
         <w:tc>
           <w:tcPr>
-            <w:tcW w:type="dxa" w:w="1234"/>
+            <w:tcW w:type="dxa" w:w="1080"/>
           </w:tcPr>
           <w:p>
             <w:r>
@@ -241,17 +304,27 @@
         </w:tc>
         <w:tc>
           <w:tcPr>
-            <w:tcW w:type="dxa" w:w="1234"/>
-          </w:tcPr>
-          <w:p>
-            <w:r>
-              <w:t>Module 2: Basic Chemistry; Lab 2</w:t>
-            </w:r>
-          </w:p>
-        </w:tc>
-        <w:tc>
-          <w:tcPr>
-            <w:tcW w:type="dxa" w:w="1234"/>
+            <w:tcW w:type="dxa" w:w="1080"/>
+          </w:tcPr>
+          <w:p>
+            <w:r>
+              <w:t>Module 2: Basic Chemistry — Part 1 of 2</w:t>
+            </w:r>
+          </w:p>
+        </w:tc>
+        <w:tc>
+          <w:tcPr>
+            <w:tcW w:type="dxa" w:w="1080"/>
+          </w:tcPr>
+          <w:p>
+            <w:r>
+              <w:t>Lab 2: Probability and Statistics</w:t>
+            </w:r>
+          </w:p>
+        </w:tc>
+        <w:tc>
+          <w:tcPr>
+            <w:tcW w:type="dxa" w:w="1080"/>
           </w:tcPr>
           <w:p>
             <w:r>
@@ -261,7 +334,7 @@
         </w:tc>
         <w:tc>
           <w:tcPr>
-            <w:tcW w:type="dxa" w:w="1234"/>
+            <w:tcW w:type="dxa" w:w="1080"/>
           </w:tcPr>
           <w:p>
             <w:r/>
@@ -271,7 +344,7 @@
       <w:tr>
         <w:tc>
           <w:tcPr>
-            <w:tcW w:type="dxa" w:w="1234"/>
+            <w:tcW w:type="dxa" w:w="1080"/>
           </w:tcPr>
           <w:p>
             <w:r>
@@ -281,7 +354,7 @@
         </w:tc>
         <w:tc>
           <w:tcPr>
-            <w:tcW w:type="dxa" w:w="1234"/>
+            <w:tcW w:type="dxa" w:w="1080"/>
           </w:tcPr>
           <w:p>
             <w:r>
@@ -291,7 +364,7 @@
         </w:tc>
         <w:tc>
           <w:tcPr>
-            <w:tcW w:type="dxa" w:w="1234"/>
+            <w:tcW w:type="dxa" w:w="1080"/>
           </w:tcPr>
           <w:p>
             <w:r>
@@ -301,7 +374,7 @@
         </w:tc>
         <w:tc>
           <w:tcPr>
-            <w:tcW w:type="dxa" w:w="1234"/>
+            <w:tcW w:type="dxa" w:w="1080"/>
           </w:tcPr>
           <w:p>
             <w:r>
@@ -311,27 +384,37 @@
         </w:tc>
         <w:tc>
           <w:tcPr>
-            <w:tcW w:type="dxa" w:w="1234"/>
-          </w:tcPr>
-          <w:p>
-            <w:r>
-              <w:t>Module 3: Organic Molecules; Lab 3</w:t>
-            </w:r>
-          </w:p>
-        </w:tc>
-        <w:tc>
-          <w:tcPr>
-            <w:tcW w:type="dxa" w:w="1234"/>
-          </w:tcPr>
-          <w:p>
-            <w:r>
-              <w:t>Ch. 3</w:t>
-            </w:r>
-          </w:p>
-        </w:tc>
-        <w:tc>
-          <w:tcPr>
-            <w:tcW w:type="dxa" w:w="1234"/>
+            <w:tcW w:type="dxa" w:w="1080"/>
+          </w:tcPr>
+          <w:p>
+            <w:r>
+              <w:t>Module 2: Basic Chemistry — Part 2 of 2</w:t>
+            </w:r>
+          </w:p>
+        </w:tc>
+        <w:tc>
+          <w:tcPr>
+            <w:tcW w:type="dxa" w:w="1080"/>
+          </w:tcPr>
+          <w:p>
+            <w:r>
+              <w:t>Lab 3: Introduction to Microscopy</w:t>
+            </w:r>
+          </w:p>
+        </w:tc>
+        <w:tc>
+          <w:tcPr>
+            <w:tcW w:type="dxa" w:w="1080"/>
+          </w:tcPr>
+          <w:p>
+            <w:r>
+              <w:t>Ch. 2</w:t>
+            </w:r>
+          </w:p>
+        </w:tc>
+        <w:tc>
+          <w:tcPr>
+            <w:tcW w:type="dxa" w:w="1080"/>
           </w:tcPr>
           <w:p>
             <w:r/>
@@ -341,7 +424,7 @@
       <w:tr>
         <w:tc>
           <w:tcPr>
-            <w:tcW w:type="dxa" w:w="1234"/>
+            <w:tcW w:type="dxa" w:w="1080"/>
           </w:tcPr>
           <w:p>
             <w:r>
@@ -351,7 +434,7 @@
         </w:tc>
         <w:tc>
           <w:tcPr>
-            <w:tcW w:type="dxa" w:w="1234"/>
+            <w:tcW w:type="dxa" w:w="1080"/>
           </w:tcPr>
           <w:p>
             <w:r>
@@ -361,7 +444,7 @@
         </w:tc>
         <w:tc>
           <w:tcPr>
-            <w:tcW w:type="dxa" w:w="1234"/>
+            <w:tcW w:type="dxa" w:w="1080"/>
           </w:tcPr>
           <w:p>
             <w:r>
@@ -371,7 +454,7 @@
         </w:tc>
         <w:tc>
           <w:tcPr>
-            <w:tcW w:type="dxa" w:w="1234"/>
+            <w:tcW w:type="dxa" w:w="1080"/>
           </w:tcPr>
           <w:p>
             <w:r>
@@ -381,27 +464,37 @@
         </w:tc>
         <w:tc>
           <w:tcPr>
-            <w:tcW w:type="dxa" w:w="1234"/>
-          </w:tcPr>
-          <w:p>
-            <w:r>
-              <w:t>Module 4: Cells; Lab 4</w:t>
-            </w:r>
-          </w:p>
-        </w:tc>
-        <w:tc>
-          <w:tcPr>
-            <w:tcW w:type="dxa" w:w="1234"/>
-          </w:tcPr>
-          <w:p>
-            <w:r>
-              <w:t>Ch. 4</w:t>
-            </w:r>
-          </w:p>
-        </w:tc>
-        <w:tc>
-          <w:tcPr>
-            <w:tcW w:type="dxa" w:w="1234"/>
+            <w:tcW w:type="dxa" w:w="1080"/>
+          </w:tcPr>
+          <w:p>
+            <w:r>
+              <w:t>Module 3: Organic Molecules</w:t>
+            </w:r>
+          </w:p>
+        </w:tc>
+        <w:tc>
+          <w:tcPr>
+            <w:tcW w:type="dxa" w:w="1080"/>
+          </w:tcPr>
+          <w:p>
+            <w:r>
+              <w:t>Lab 4: Liquid Chemistry</w:t>
+            </w:r>
+          </w:p>
+        </w:tc>
+        <w:tc>
+          <w:tcPr>
+            <w:tcW w:type="dxa" w:w="1080"/>
+          </w:tcPr>
+          <w:p>
+            <w:r>
+              <w:t>Ch. 3</w:t>
+            </w:r>
+          </w:p>
+        </w:tc>
+        <w:tc>
+          <w:tcPr>
+            <w:tcW w:type="dxa" w:w="1080"/>
           </w:tcPr>
           <w:p>
             <w:r/>
@@ -411,7 +504,7 @@
       <w:tr>
         <w:tc>
           <w:tcPr>
-            <w:tcW w:type="dxa" w:w="1234"/>
+            <w:tcW w:type="dxa" w:w="1080"/>
           </w:tcPr>
           <w:p>
             <w:r>
@@ -421,7 +514,7 @@
         </w:tc>
         <w:tc>
           <w:tcPr>
-            <w:tcW w:type="dxa" w:w="1234"/>
+            <w:tcW w:type="dxa" w:w="1080"/>
           </w:tcPr>
           <w:p>
             <w:r>
@@ -431,7 +524,7 @@
         </w:tc>
         <w:tc>
           <w:tcPr>
-            <w:tcW w:type="dxa" w:w="1234"/>
+            <w:tcW w:type="dxa" w:w="1080"/>
           </w:tcPr>
           <w:p>
             <w:r>
@@ -441,7 +534,7 @@
         </w:tc>
         <w:tc>
           <w:tcPr>
-            <w:tcW w:type="dxa" w:w="1234"/>
+            <w:tcW w:type="dxa" w:w="1080"/>
           </w:tcPr>
           <w:p>
             <w:r>
@@ -451,27 +544,37 @@
         </w:tc>
         <w:tc>
           <w:tcPr>
-            <w:tcW w:type="dxa" w:w="1234"/>
-          </w:tcPr>
-          <w:p>
-            <w:r>
-              <w:t>Module 5: Membranes; Lab 5</w:t>
-            </w:r>
-          </w:p>
-        </w:tc>
-        <w:tc>
-          <w:tcPr>
-            <w:tcW w:type="dxa" w:w="1234"/>
-          </w:tcPr>
-          <w:p>
-            <w:r>
-              <w:t>Ch. 5</w:t>
-            </w:r>
-          </w:p>
-        </w:tc>
-        <w:tc>
-          <w:tcPr>
-            <w:tcW w:type="dxa" w:w="1234"/>
+            <w:tcW w:type="dxa" w:w="1080"/>
+          </w:tcPr>
+          <w:p>
+            <w:r>
+              <w:t>Module 4: Cells</w:t>
+            </w:r>
+          </w:p>
+        </w:tc>
+        <w:tc>
+          <w:tcPr>
+            <w:tcW w:type="dxa" w:w="1080"/>
+          </w:tcPr>
+          <w:p>
+            <w:r>
+              <w:t>Lab 5: Viewing Life</w:t>
+            </w:r>
+          </w:p>
+        </w:tc>
+        <w:tc>
+          <w:tcPr>
+            <w:tcW w:type="dxa" w:w="1080"/>
+          </w:tcPr>
+          <w:p>
+            <w:r>
+              <w:t>Ch. 4</w:t>
+            </w:r>
+          </w:p>
+        </w:tc>
+        <w:tc>
+          <w:tcPr>
+            <w:tcW w:type="dxa" w:w="1080"/>
           </w:tcPr>
           <w:p>
             <w:r/>
@@ -481,7 +584,7 @@
       <w:tr>
         <w:tc>
           <w:tcPr>
-            <w:tcW w:type="dxa" w:w="1234"/>
+            <w:tcW w:type="dxa" w:w="1080"/>
           </w:tcPr>
           <w:p>
             <w:r>
@@ -491,7 +594,7 @@
         </w:tc>
         <w:tc>
           <w:tcPr>
-            <w:tcW w:type="dxa" w:w="1234"/>
+            <w:tcW w:type="dxa" w:w="1080"/>
           </w:tcPr>
           <w:p>
             <w:r>
@@ -501,7 +604,7 @@
         </w:tc>
         <w:tc>
           <w:tcPr>
-            <w:tcW w:type="dxa" w:w="1234"/>
+            <w:tcW w:type="dxa" w:w="1080"/>
           </w:tcPr>
           <w:p>
             <w:r>
@@ -511,7 +614,7 @@
         </w:tc>
         <w:tc>
           <w:tcPr>
-            <w:tcW w:type="dxa" w:w="1234"/>
+            <w:tcW w:type="dxa" w:w="1080"/>
           </w:tcPr>
           <w:p>
             <w:r>
@@ -521,27 +624,37 @@
         </w:tc>
         <w:tc>
           <w:tcPr>
-            <w:tcW w:type="dxa" w:w="1234"/>
-          </w:tcPr>
-          <w:p>
-            <w:r>
-              <w:t>Module 6: Metabolism; Lab 6</w:t>
-            </w:r>
-          </w:p>
-        </w:tc>
-        <w:tc>
-          <w:tcPr>
-            <w:tcW w:type="dxa" w:w="1234"/>
-          </w:tcPr>
-          <w:p>
-            <w:r>
-              <w:t>Chs. 6–8</w:t>
-            </w:r>
-          </w:p>
-        </w:tc>
-        <w:tc>
-          <w:tcPr>
-            <w:tcW w:type="dxa" w:w="1234"/>
+            <w:tcW w:type="dxa" w:w="1080"/>
+          </w:tcPr>
+          <w:p>
+            <w:r>
+              <w:t>Module 5: Membranes</w:t>
+            </w:r>
+          </w:p>
+        </w:tc>
+        <w:tc>
+          <w:tcPr>
+            <w:tcW w:type="dxa" w:w="1080"/>
+          </w:tcPr>
+          <w:p>
+            <w:r>
+              <w:t>Lab 6: Metabolism</w:t>
+            </w:r>
+          </w:p>
+        </w:tc>
+        <w:tc>
+          <w:tcPr>
+            <w:tcW w:type="dxa" w:w="1080"/>
+          </w:tcPr>
+          <w:p>
+            <w:r>
+              <w:t>Ch. 5</w:t>
+            </w:r>
+          </w:p>
+        </w:tc>
+        <w:tc>
+          <w:tcPr>
+            <w:tcW w:type="dxa" w:w="1080"/>
           </w:tcPr>
           <w:p>
             <w:r/>
@@ -551,7 +664,7 @@
       <w:tr>
         <w:tc>
           <w:tcPr>
-            <w:tcW w:type="dxa" w:w="1234"/>
+            <w:tcW w:type="dxa" w:w="1080"/>
           </w:tcPr>
           <w:p>
             <w:r>
@@ -561,7 +674,7 @@
         </w:tc>
         <w:tc>
           <w:tcPr>
-            <w:tcW w:type="dxa" w:w="1234"/>
+            <w:tcW w:type="dxa" w:w="1080"/>
           </w:tcPr>
           <w:p>
             <w:r>
@@ -571,7 +684,7 @@
         </w:tc>
         <w:tc>
           <w:tcPr>
-            <w:tcW w:type="dxa" w:w="1234"/>
+            <w:tcW w:type="dxa" w:w="1080"/>
           </w:tcPr>
           <w:p>
             <w:r>
@@ -581,7 +694,7 @@
         </w:tc>
         <w:tc>
           <w:tcPr>
-            <w:tcW w:type="dxa" w:w="1234"/>
+            <w:tcW w:type="dxa" w:w="1080"/>
           </w:tcPr>
           <w:p>
             <w:r>
@@ -591,31 +704,41 @@
         </w:tc>
         <w:tc>
           <w:tcPr>
-            <w:tcW w:type="dxa" w:w="1234"/>
-          </w:tcPr>
-          <w:p>
-            <w:r>
-              <w:t>Practice Tests 01–02; Exam 01 review</w:t>
-            </w:r>
-          </w:p>
-        </w:tc>
-        <w:tc>
-          <w:tcPr>
-            <w:tcW w:type="dxa" w:w="1234"/>
-          </w:tcPr>
-          <w:p>
-            <w:r>
-              <w:t>Chs. 1–8</w:t>
-            </w:r>
-          </w:p>
-        </w:tc>
-        <w:tc>
-          <w:tcPr>
-            <w:tcW w:type="dxa" w:w="1234"/>
-          </w:tcPr>
-          <w:p>
-            <w:r>
-              <w:t>Practice Test 01 covers Modules 1–4; Practice Test 02 covers Modules 5–6</w:t>
+            <w:tcW w:type="dxa" w:w="1080"/>
+          </w:tcPr>
+          <w:p>
+            <w:r>
+              <w:t>Module 6: Metabolism</w:t>
+            </w:r>
+          </w:p>
+        </w:tc>
+        <w:tc>
+          <w:tcPr>
+            <w:tcW w:type="dxa" w:w="1080"/>
+          </w:tcPr>
+          <w:p>
+            <w:r>
+              <w:t>Lab 7: Molecular Genetics</w:t>
+            </w:r>
+          </w:p>
+        </w:tc>
+        <w:tc>
+          <w:tcPr>
+            <w:tcW w:type="dxa" w:w="1080"/>
+          </w:tcPr>
+          <w:p>
+            <w:r>
+              <w:t>Chs. 6–8</w:t>
+            </w:r>
+          </w:p>
+        </w:tc>
+        <w:tc>
+          <w:tcPr>
+            <w:tcW w:type="dxa" w:w="1080"/>
+          </w:tcPr>
+          <w:p>
+            <w:r>
+              <w:t>Practice Test 01 and Practice Test 02 take-home review; Exam 01 next meeting</w:t>
             </w:r>
           </w:p>
         </w:tc>
@@ -623,7 +746,7 @@
       <w:tr>
         <w:tc>
           <w:tcPr>
-            <w:tcW w:type="dxa" w:w="1234"/>
+            <w:tcW w:type="dxa" w:w="1080"/>
           </w:tcPr>
           <w:p>
             <w:r>
@@ -633,7 +756,7 @@
         </w:tc>
         <w:tc>
           <w:tcPr>
-            <w:tcW w:type="dxa" w:w="1234"/>
+            <w:tcW w:type="dxa" w:w="1080"/>
           </w:tcPr>
           <w:p>
             <w:r>
@@ -643,7 +766,7 @@
         </w:tc>
         <w:tc>
           <w:tcPr>
-            <w:tcW w:type="dxa" w:w="1234"/>
+            <w:tcW w:type="dxa" w:w="1080"/>
           </w:tcPr>
           <w:p>
             <w:r>
@@ -653,7 +776,7 @@
         </w:tc>
         <w:tc>
           <w:tcPr>
-            <w:tcW w:type="dxa" w:w="1234"/>
+            <w:tcW w:type="dxa" w:w="1080"/>
           </w:tcPr>
           <w:p>
             <w:r>
@@ -663,7 +786,7 @@
         </w:tc>
         <w:tc>
           <w:tcPr>
-            <w:tcW w:type="dxa" w:w="1234"/>
+            <w:tcW w:type="dxa" w:w="1080"/>
           </w:tcPr>
           <w:p>
             <w:r>
@@ -673,7 +796,17 @@
         </w:tc>
         <w:tc>
           <w:tcPr>
-            <w:tcW w:type="dxa" w:w="1234"/>
+            <w:tcW w:type="dxa" w:w="1080"/>
+          </w:tcPr>
+          <w:p>
+            <w:r>
+              <w:t>—</w:t>
+            </w:r>
+          </w:p>
+        </w:tc>
+        <w:tc>
+          <w:tcPr>
+            <w:tcW w:type="dxa" w:w="1080"/>
           </w:tcPr>
           <w:p>
             <w:r>
@@ -683,7 +816,7 @@
         </w:tc>
         <w:tc>
           <w:tcPr>
-            <w:tcW w:type="dxa" w:w="1234"/>
+            <w:tcW w:type="dxa" w:w="1080"/>
           </w:tcPr>
           <w:p>
             <w:r>
@@ -695,7 +828,7 @@
       <w:tr>
         <w:tc>
           <w:tcPr>
-            <w:tcW w:type="dxa" w:w="1234"/>
+            <w:tcW w:type="dxa" w:w="1080"/>
           </w:tcPr>
           <w:p>
             <w:r>
@@ -705,7 +838,7 @@
         </w:tc>
         <w:tc>
           <w:tcPr>
-            <w:tcW w:type="dxa" w:w="1234"/>
+            <w:tcW w:type="dxa" w:w="1080"/>
           </w:tcPr>
           <w:p>
             <w:r>
@@ -715,7 +848,7 @@
         </w:tc>
         <w:tc>
           <w:tcPr>
-            <w:tcW w:type="dxa" w:w="1234"/>
+            <w:tcW w:type="dxa" w:w="1080"/>
           </w:tcPr>
           <w:p>
             <w:r>
@@ -725,7 +858,7 @@
         </w:tc>
         <w:tc>
           <w:tcPr>
-            <w:tcW w:type="dxa" w:w="1234"/>
+            <w:tcW w:type="dxa" w:w="1080"/>
           </w:tcPr>
           <w:p>
             <w:r>
@@ -735,17 +868,27 @@
         </w:tc>
         <w:tc>
           <w:tcPr>
-            <w:tcW w:type="dxa" w:w="1234"/>
-          </w:tcPr>
-          <w:p>
-            <w:r>
-              <w:t>Module 07: Molecular Genetics; Lab 07</w:t>
-            </w:r>
-          </w:p>
-        </w:tc>
-        <w:tc>
-          <w:tcPr>
-            <w:tcW w:type="dxa" w:w="1234"/>
+            <w:tcW w:type="dxa" w:w="1080"/>
+          </w:tcPr>
+          <w:p>
+            <w:r>
+              <w:t>Module 7: Molecular Genetics</w:t>
+            </w:r>
+          </w:p>
+        </w:tc>
+        <w:tc>
+          <w:tcPr>
+            <w:tcW w:type="dxa" w:w="1080"/>
+          </w:tcPr>
+          <w:p>
+            <w:r>
+              <w:t>Lab 8: Cellular Genetics (Mitosis &amp; Meiosis)</w:t>
+            </w:r>
+          </w:p>
+        </w:tc>
+        <w:tc>
+          <w:tcPr>
+            <w:tcW w:type="dxa" w:w="1080"/>
           </w:tcPr>
           <w:p>
             <w:r>
@@ -755,7 +898,7 @@
         </w:tc>
         <w:tc>
           <w:tcPr>
-            <w:tcW w:type="dxa" w:w="1234"/>
+            <w:tcW w:type="dxa" w:w="1080"/>
           </w:tcPr>
           <w:p>
             <w:r/>
@@ -765,7 +908,7 @@
       <w:tr>
         <w:tc>
           <w:tcPr>
-            <w:tcW w:type="dxa" w:w="1234"/>
+            <w:tcW w:type="dxa" w:w="1080"/>
           </w:tcPr>
           <w:p>
             <w:r>
@@ -775,7 +918,7 @@
         </w:tc>
         <w:tc>
           <w:tcPr>
-            <w:tcW w:type="dxa" w:w="1234"/>
+            <w:tcW w:type="dxa" w:w="1080"/>
           </w:tcPr>
           <w:p>
             <w:r>
@@ -785,7 +928,7 @@
         </w:tc>
         <w:tc>
           <w:tcPr>
-            <w:tcW w:type="dxa" w:w="1234"/>
+            <w:tcW w:type="dxa" w:w="1080"/>
           </w:tcPr>
           <w:p>
             <w:r>
@@ -795,7 +938,7 @@
         </w:tc>
         <w:tc>
           <w:tcPr>
-            <w:tcW w:type="dxa" w:w="1234"/>
+            <w:tcW w:type="dxa" w:w="1080"/>
           </w:tcPr>
           <w:p>
             <w:r>
@@ -805,17 +948,27 @@
         </w:tc>
         <w:tc>
           <w:tcPr>
-            <w:tcW w:type="dxa" w:w="1234"/>
-          </w:tcPr>
-          <w:p>
-            <w:r>
-              <w:t>Module 08: Cellular Genetics; Lab 08</w:t>
-            </w:r>
-          </w:p>
-        </w:tc>
-        <w:tc>
-          <w:tcPr>
-            <w:tcW w:type="dxa" w:w="1234"/>
+            <w:tcW w:type="dxa" w:w="1080"/>
+          </w:tcPr>
+          <w:p>
+            <w:r>
+              <w:t>Module 8: Cellular Genetics</w:t>
+            </w:r>
+          </w:p>
+        </w:tc>
+        <w:tc>
+          <w:tcPr>
+            <w:tcW w:type="dxa" w:w="1080"/>
+          </w:tcPr>
+          <w:p>
+            <w:r>
+              <w:t>Lab 9: Inheritance Genetics</w:t>
+            </w:r>
+          </w:p>
+        </w:tc>
+        <w:tc>
+          <w:tcPr>
+            <w:tcW w:type="dxa" w:w="1080"/>
           </w:tcPr>
           <w:p>
             <w:r>
@@ -825,7 +978,7 @@
         </w:tc>
         <w:tc>
           <w:tcPr>
-            <w:tcW w:type="dxa" w:w="1234"/>
+            <w:tcW w:type="dxa" w:w="1080"/>
           </w:tcPr>
           <w:p>
             <w:r/>
@@ -835,7 +988,7 @@
       <w:tr>
         <w:tc>
           <w:tcPr>
-            <w:tcW w:type="dxa" w:w="1234"/>
+            <w:tcW w:type="dxa" w:w="1080"/>
           </w:tcPr>
           <w:p>
             <w:r>
@@ -845,7 +998,7 @@
         </w:tc>
         <w:tc>
           <w:tcPr>
-            <w:tcW w:type="dxa" w:w="1234"/>
+            <w:tcW w:type="dxa" w:w="1080"/>
           </w:tcPr>
           <w:p>
             <w:r>
@@ -855,7 +1008,7 @@
         </w:tc>
         <w:tc>
           <w:tcPr>
-            <w:tcW w:type="dxa" w:w="1234"/>
+            <w:tcW w:type="dxa" w:w="1080"/>
           </w:tcPr>
           <w:p>
             <w:r>
@@ -865,7 +1018,7 @@
         </w:tc>
         <w:tc>
           <w:tcPr>
-            <w:tcW w:type="dxa" w:w="1234"/>
+            <w:tcW w:type="dxa" w:w="1080"/>
           </w:tcPr>
           <w:p>
             <w:r>
@@ -875,17 +1028,27 @@
         </w:tc>
         <w:tc>
           <w:tcPr>
-            <w:tcW w:type="dxa" w:w="1234"/>
-          </w:tcPr>
-          <w:p>
-            <w:r>
-              <w:t>Module 09: Inheritance Genetics; Lab 09</w:t>
-            </w:r>
-          </w:p>
-        </w:tc>
-        <w:tc>
-          <w:tcPr>
-            <w:tcW w:type="dxa" w:w="1234"/>
+            <w:tcW w:type="dxa" w:w="1080"/>
+          </w:tcPr>
+          <w:p>
+            <w:r>
+              <w:t>Module 9: Inheritance Genetics</w:t>
+            </w:r>
+          </w:p>
+        </w:tc>
+        <w:tc>
+          <w:tcPr>
+            <w:tcW w:type="dxa" w:w="1080"/>
+          </w:tcPr>
+          <w:p>
+            <w:r>
+              <w:t>Lab 10: Epigenetics</w:t>
+            </w:r>
+          </w:p>
+        </w:tc>
+        <w:tc>
+          <w:tcPr>
+            <w:tcW w:type="dxa" w:w="1080"/>
           </w:tcPr>
           <w:p>
             <w:r>
@@ -895,7 +1058,7 @@
         </w:tc>
         <w:tc>
           <w:tcPr>
-            <w:tcW w:type="dxa" w:w="1234"/>
+            <w:tcW w:type="dxa" w:w="1080"/>
           </w:tcPr>
           <w:p>
             <w:r/>
@@ -905,7 +1068,7 @@
       <w:tr>
         <w:tc>
           <w:tcPr>
-            <w:tcW w:type="dxa" w:w="1234"/>
+            <w:tcW w:type="dxa" w:w="1080"/>
           </w:tcPr>
           <w:p>
             <w:r>
@@ -915,7 +1078,7 @@
         </w:tc>
         <w:tc>
           <w:tcPr>
-            <w:tcW w:type="dxa" w:w="1234"/>
+            <w:tcW w:type="dxa" w:w="1080"/>
           </w:tcPr>
           <w:p>
             <w:r>
@@ -925,7 +1088,7 @@
         </w:tc>
         <w:tc>
           <w:tcPr>
-            <w:tcW w:type="dxa" w:w="1234"/>
+            <w:tcW w:type="dxa" w:w="1080"/>
           </w:tcPr>
           <w:p>
             <w:r>
@@ -935,7 +1098,7 @@
         </w:tc>
         <w:tc>
           <w:tcPr>
-            <w:tcW w:type="dxa" w:w="1234"/>
+            <w:tcW w:type="dxa" w:w="1080"/>
           </w:tcPr>
           <w:p>
             <w:r>
@@ -945,17 +1108,27 @@
         </w:tc>
         <w:tc>
           <w:tcPr>
-            <w:tcW w:type="dxa" w:w="1234"/>
-          </w:tcPr>
-          <w:p>
-            <w:r>
-              <w:t>Module 10: Epigenetics; Lab 10</w:t>
-            </w:r>
-          </w:p>
-        </w:tc>
-        <w:tc>
-          <w:tcPr>
-            <w:tcW w:type="dxa" w:w="1234"/>
+            <w:tcW w:type="dxa" w:w="1080"/>
+          </w:tcPr>
+          <w:p>
+            <w:r>
+              <w:t>Module 10: Epigenetics</w:t>
+            </w:r>
+          </w:p>
+        </w:tc>
+        <w:tc>
+          <w:tcPr>
+            <w:tcW w:type="dxa" w:w="1080"/>
+          </w:tcPr>
+          <w:p>
+            <w:r>
+              <w:t>Lab 11: Genomics &amp; Biotechnology</w:t>
+            </w:r>
+          </w:p>
+        </w:tc>
+        <w:tc>
+          <w:tcPr>
+            <w:tcW w:type="dxa" w:w="1080"/>
           </w:tcPr>
           <w:p>
             <w:r>
@@ -965,7 +1138,7 @@
         </w:tc>
         <w:tc>
           <w:tcPr>
-            <w:tcW w:type="dxa" w:w="1234"/>
+            <w:tcW w:type="dxa" w:w="1080"/>
           </w:tcPr>
           <w:p>
             <w:r/>
@@ -975,7 +1148,7 @@
       <w:tr>
         <w:tc>
           <w:tcPr>
-            <w:tcW w:type="dxa" w:w="1234"/>
+            <w:tcW w:type="dxa" w:w="1080"/>
           </w:tcPr>
           <w:p>
             <w:r>
@@ -985,7 +1158,7 @@
         </w:tc>
         <w:tc>
           <w:tcPr>
-            <w:tcW w:type="dxa" w:w="1234"/>
+            <w:tcW w:type="dxa" w:w="1080"/>
           </w:tcPr>
           <w:p>
             <w:r>
@@ -995,7 +1168,7 @@
         </w:tc>
         <w:tc>
           <w:tcPr>
-            <w:tcW w:type="dxa" w:w="1234"/>
+            <w:tcW w:type="dxa" w:w="1080"/>
           </w:tcPr>
           <w:p>
             <w:r>
@@ -1005,7 +1178,7 @@
         </w:tc>
         <w:tc>
           <w:tcPr>
-            <w:tcW w:type="dxa" w:w="1234"/>
+            <w:tcW w:type="dxa" w:w="1080"/>
           </w:tcPr>
           <w:p>
             <w:r>
@@ -1015,17 +1188,27 @@
         </w:tc>
         <w:tc>
           <w:tcPr>
-            <w:tcW w:type="dxa" w:w="1234"/>
-          </w:tcPr>
-          <w:p>
-            <w:r>
-              <w:t>Module 11: Genomics &amp; Biotechnology; Lab 11</w:t>
-            </w:r>
-          </w:p>
-        </w:tc>
-        <w:tc>
-          <w:tcPr>
-            <w:tcW w:type="dxa" w:w="1234"/>
+            <w:tcW w:type="dxa" w:w="1080"/>
+          </w:tcPr>
+          <w:p>
+            <w:r>
+              <w:t>Module 11: Genomics &amp; Biotechnology</w:t>
+            </w:r>
+          </w:p>
+        </w:tc>
+        <w:tc>
+          <w:tcPr>
+            <w:tcW w:type="dxa" w:w="1080"/>
+          </w:tcPr>
+          <w:p>
+            <w:r>
+              <w:t>Lab 12: Darwin &amp; Evolution</w:t>
+            </w:r>
+          </w:p>
+        </w:tc>
+        <w:tc>
+          <w:tcPr>
+            <w:tcW w:type="dxa" w:w="1080"/>
           </w:tcPr>
           <w:p>
             <w:r>
@@ -1035,7 +1218,7 @@
         </w:tc>
         <w:tc>
           <w:tcPr>
-            <w:tcW w:type="dxa" w:w="1234"/>
+            <w:tcW w:type="dxa" w:w="1080"/>
           </w:tcPr>
           <w:p>
             <w:r/>
@@ -1045,7 +1228,7 @@
       <w:tr>
         <w:tc>
           <w:tcPr>
-            <w:tcW w:type="dxa" w:w="1234"/>
+            <w:tcW w:type="dxa" w:w="1080"/>
           </w:tcPr>
           <w:p>
             <w:r>
@@ -1055,7 +1238,7 @@
         </w:tc>
         <w:tc>
           <w:tcPr>
-            <w:tcW w:type="dxa" w:w="1234"/>
+            <w:tcW w:type="dxa" w:w="1080"/>
           </w:tcPr>
           <w:p>
             <w:r>
@@ -1065,7 +1248,7 @@
         </w:tc>
         <w:tc>
           <w:tcPr>
-            <w:tcW w:type="dxa" w:w="1234"/>
+            <w:tcW w:type="dxa" w:w="1080"/>
           </w:tcPr>
           <w:p>
             <w:r>
@@ -1075,7 +1258,7 @@
         </w:tc>
         <w:tc>
           <w:tcPr>
-            <w:tcW w:type="dxa" w:w="1234"/>
+            <w:tcW w:type="dxa" w:w="1080"/>
           </w:tcPr>
           <w:p>
             <w:r>
@@ -1085,17 +1268,27 @@
         </w:tc>
         <w:tc>
           <w:tcPr>
-            <w:tcW w:type="dxa" w:w="1234"/>
-          </w:tcPr>
-          <w:p>
-            <w:r>
-              <w:t>Practice Test 03; Exam 02 review</w:t>
-            </w:r>
-          </w:p>
-        </w:tc>
-        <w:tc>
-          <w:tcPr>
-            <w:tcW w:type="dxa" w:w="1234"/>
+            <w:tcW w:type="dxa" w:w="1080"/>
+          </w:tcPr>
+          <w:p>
+            <w:r>
+              <w:t>Practice Test 02; Exam 02 review</w:t>
+            </w:r>
+          </w:p>
+        </w:tc>
+        <w:tc>
+          <w:tcPr>
+            <w:tcW w:type="dxa" w:w="1080"/>
+          </w:tcPr>
+          <w:p>
+            <w:r>
+              <w:t>—</w:t>
+            </w:r>
+          </w:p>
+        </w:tc>
+        <w:tc>
+          <w:tcPr>
+            <w:tcW w:type="dxa" w:w="1080"/>
           </w:tcPr>
           <w:p>
             <w:r>
@@ -1105,11 +1298,11 @@
         </w:tc>
         <w:tc>
           <w:tcPr>
-            <w:tcW w:type="dxa" w:w="1234"/>
-          </w:tcPr>
-          <w:p>
-            <w:r>
-              <w:t>Practice Test 03 covers Modules 7–11</w:t>
+            <w:tcW w:type="dxa" w:w="1080"/>
+          </w:tcPr>
+          <w:p>
+            <w:r>
+              <w:t>Practice Test 02 covers Modules 7–11</w:t>
             </w:r>
           </w:p>
         </w:tc>
@@ -1117,7 +1310,7 @@
       <w:tr>
         <w:tc>
           <w:tcPr>
-            <w:tcW w:type="dxa" w:w="1234"/>
+            <w:tcW w:type="dxa" w:w="1080"/>
           </w:tcPr>
           <w:p>
             <w:r>
@@ -1127,7 +1320,7 @@
         </w:tc>
         <w:tc>
           <w:tcPr>
-            <w:tcW w:type="dxa" w:w="1234"/>
+            <w:tcW w:type="dxa" w:w="1080"/>
           </w:tcPr>
           <w:p>
             <w:r>
@@ -1137,7 +1330,7 @@
         </w:tc>
         <w:tc>
           <w:tcPr>
-            <w:tcW w:type="dxa" w:w="1234"/>
+            <w:tcW w:type="dxa" w:w="1080"/>
           </w:tcPr>
           <w:p>
             <w:r>
@@ -1147,7 +1340,7 @@
         </w:tc>
         <w:tc>
           <w:tcPr>
-            <w:tcW w:type="dxa" w:w="1234"/>
+            <w:tcW w:type="dxa" w:w="1080"/>
           </w:tcPr>
           <w:p>
             <w:r>
@@ -1157,7 +1350,7 @@
         </w:tc>
         <w:tc>
           <w:tcPr>
-            <w:tcW w:type="dxa" w:w="1234"/>
+            <w:tcW w:type="dxa" w:w="1080"/>
           </w:tcPr>
           <w:p>
             <w:r>
@@ -1167,7 +1360,17 @@
         </w:tc>
         <w:tc>
           <w:tcPr>
-            <w:tcW w:type="dxa" w:w="1234"/>
+            <w:tcW w:type="dxa" w:w="1080"/>
+          </w:tcPr>
+          <w:p>
+            <w:r>
+              <w:t>—</w:t>
+            </w:r>
+          </w:p>
+        </w:tc>
+        <w:tc>
+          <w:tcPr>
+            <w:tcW w:type="dxa" w:w="1080"/>
           </w:tcPr>
           <w:p>
             <w:r>
@@ -1177,7 +1380,7 @@
         </w:tc>
         <w:tc>
           <w:tcPr>
-            <w:tcW w:type="dxa" w:w="1234"/>
+            <w:tcW w:type="dxa" w:w="1080"/>
           </w:tcPr>
           <w:p>
             <w:r>
@@ -1189,7 +1392,7 @@
       <w:tr>
         <w:tc>
           <w:tcPr>
-            <w:tcW w:type="dxa" w:w="1234"/>
+            <w:tcW w:type="dxa" w:w="1080"/>
           </w:tcPr>
           <w:p>
             <w:r>
@@ -1199,7 +1402,7 @@
         </w:tc>
         <w:tc>
           <w:tcPr>
-            <w:tcW w:type="dxa" w:w="1234"/>
+            <w:tcW w:type="dxa" w:w="1080"/>
           </w:tcPr>
           <w:p>
             <w:r>
@@ -1209,7 +1412,7 @@
         </w:tc>
         <w:tc>
           <w:tcPr>
-            <w:tcW w:type="dxa" w:w="1234"/>
+            <w:tcW w:type="dxa" w:w="1080"/>
           </w:tcPr>
           <w:p>
             <w:r>
@@ -1219,7 +1422,7 @@
         </w:tc>
         <w:tc>
           <w:tcPr>
-            <w:tcW w:type="dxa" w:w="1234"/>
+            <w:tcW w:type="dxa" w:w="1080"/>
           </w:tcPr>
           <w:p>
             <w:r>
@@ -1229,17 +1432,27 @@
         </w:tc>
         <w:tc>
           <w:tcPr>
-            <w:tcW w:type="dxa" w:w="1234"/>
-          </w:tcPr>
-          <w:p>
-            <w:r>
-              <w:t>Module 12: Darwin and Evolution; Lab 12</w:t>
-            </w:r>
-          </w:p>
-        </w:tc>
-        <w:tc>
-          <w:tcPr>
-            <w:tcW w:type="dxa" w:w="1234"/>
+            <w:tcW w:type="dxa" w:w="1080"/>
+          </w:tcPr>
+          <w:p>
+            <w:r>
+              <w:t>Module 12: Darwin and Evolution</w:t>
+            </w:r>
+          </w:p>
+        </w:tc>
+        <w:tc>
+          <w:tcPr>
+            <w:tcW w:type="dxa" w:w="1080"/>
+          </w:tcPr>
+          <w:p>
+            <w:r>
+              <w:t>Lab 13: How Populations Evolve</w:t>
+            </w:r>
+          </w:p>
+        </w:tc>
+        <w:tc>
+          <w:tcPr>
+            <w:tcW w:type="dxa" w:w="1080"/>
           </w:tcPr>
           <w:p>
             <w:r>
@@ -1249,7 +1462,7 @@
         </w:tc>
         <w:tc>
           <w:tcPr>
-            <w:tcW w:type="dxa" w:w="1234"/>
+            <w:tcW w:type="dxa" w:w="1080"/>
           </w:tcPr>
           <w:p>
             <w:r>
@@ -1261,7 +1474,7 @@
       <w:tr>
         <w:tc>
           <w:tcPr>
-            <w:tcW w:type="dxa" w:w="1234"/>
+            <w:tcW w:type="dxa" w:w="1080"/>
           </w:tcPr>
           <w:p>
             <w:r>
@@ -1271,7 +1484,7 @@
         </w:tc>
         <w:tc>
           <w:tcPr>
-            <w:tcW w:type="dxa" w:w="1234"/>
+            <w:tcW w:type="dxa" w:w="1080"/>
           </w:tcPr>
           <w:p>
             <w:r>
@@ -1281,7 +1494,7 @@
         </w:tc>
         <w:tc>
           <w:tcPr>
-            <w:tcW w:type="dxa" w:w="1234"/>
+            <w:tcW w:type="dxa" w:w="1080"/>
           </w:tcPr>
           <w:p>
             <w:r>
@@ -1291,7 +1504,7 @@
         </w:tc>
         <w:tc>
           <w:tcPr>
-            <w:tcW w:type="dxa" w:w="1234"/>
+            <w:tcW w:type="dxa" w:w="1080"/>
           </w:tcPr>
           <w:p>
             <w:r>
@@ -1301,17 +1514,27 @@
         </w:tc>
         <w:tc>
           <w:tcPr>
-            <w:tcW w:type="dxa" w:w="1234"/>
-          </w:tcPr>
-          <w:p>
-            <w:r>
-              <w:t>Module 13: How Populations Evolve; Lab 13</w:t>
-            </w:r>
-          </w:p>
-        </w:tc>
-        <w:tc>
-          <w:tcPr>
-            <w:tcW w:type="dxa" w:w="1234"/>
+            <w:tcW w:type="dxa" w:w="1080"/>
+          </w:tcPr>
+          <w:p>
+            <w:r>
+              <w:t>Module 13: How Populations Evolve</w:t>
+            </w:r>
+          </w:p>
+        </w:tc>
+        <w:tc>
+          <w:tcPr>
+            <w:tcW w:type="dxa" w:w="1080"/>
+          </w:tcPr>
+          <w:p>
+            <w:r>
+              <w:t>Lab 14: Macroevolution</w:t>
+            </w:r>
+          </w:p>
+        </w:tc>
+        <w:tc>
+          <w:tcPr>
+            <w:tcW w:type="dxa" w:w="1080"/>
           </w:tcPr>
           <w:p>
             <w:r>
@@ -1321,7 +1544,7 @@
         </w:tc>
         <w:tc>
           <w:tcPr>
-            <w:tcW w:type="dxa" w:w="1234"/>
+            <w:tcW w:type="dxa" w:w="1080"/>
           </w:tcPr>
           <w:p>
             <w:r/>
@@ -1331,7 +1554,7 @@
       <w:tr>
         <w:tc>
           <w:tcPr>
-            <w:tcW w:type="dxa" w:w="1234"/>
+            <w:tcW w:type="dxa" w:w="1080"/>
           </w:tcPr>
           <w:p>
             <w:r>
@@ -1341,7 +1564,7 @@
         </w:tc>
         <w:tc>
           <w:tcPr>
-            <w:tcW w:type="dxa" w:w="1234"/>
+            <w:tcW w:type="dxa" w:w="1080"/>
           </w:tcPr>
           <w:p>
             <w:r>
@@ -1351,7 +1574,7 @@
         </w:tc>
         <w:tc>
           <w:tcPr>
-            <w:tcW w:type="dxa" w:w="1234"/>
+            <w:tcW w:type="dxa" w:w="1080"/>
           </w:tcPr>
           <w:p>
             <w:r>
@@ -1361,7 +1584,7 @@
         </w:tc>
         <w:tc>
           <w:tcPr>
-            <w:tcW w:type="dxa" w:w="1234"/>
+            <w:tcW w:type="dxa" w:w="1080"/>
           </w:tcPr>
           <w:p>
             <w:r>
@@ -1371,17 +1594,27 @@
         </w:tc>
         <w:tc>
           <w:tcPr>
-            <w:tcW w:type="dxa" w:w="1234"/>
-          </w:tcPr>
-          <w:p>
-            <w:r>
-              <w:t>Module 14: Macroevolution; Lab 14</w:t>
-            </w:r>
-          </w:p>
-        </w:tc>
-        <w:tc>
-          <w:tcPr>
-            <w:tcW w:type="dxa" w:w="1234"/>
+            <w:tcW w:type="dxa" w:w="1080"/>
+          </w:tcPr>
+          <w:p>
+            <w:r>
+              <w:t>Module 14: Macroevolution</w:t>
+            </w:r>
+          </w:p>
+        </w:tc>
+        <w:tc>
+          <w:tcPr>
+            <w:tcW w:type="dxa" w:w="1080"/>
+          </w:tcPr>
+          <w:p>
+            <w:r>
+              <w:t>Lab 15: Population and Systems Ecology</w:t>
+            </w:r>
+          </w:p>
+        </w:tc>
+        <w:tc>
+          <w:tcPr>
+            <w:tcW w:type="dxa" w:w="1080"/>
           </w:tcPr>
           <w:p>
             <w:r>
@@ -1391,7 +1624,7 @@
         </w:tc>
         <w:tc>
           <w:tcPr>
-            <w:tcW w:type="dxa" w:w="1234"/>
+            <w:tcW w:type="dxa" w:w="1080"/>
           </w:tcPr>
           <w:p>
             <w:r/>
@@ -1401,7 +1634,7 @@
       <w:tr>
         <w:tc>
           <w:tcPr>
-            <w:tcW w:type="dxa" w:w="1234"/>
+            <w:tcW w:type="dxa" w:w="1080"/>
           </w:tcPr>
           <w:p>
             <w:r>
@@ -1411,7 +1644,7 @@
         </w:tc>
         <w:tc>
           <w:tcPr>
-            <w:tcW w:type="dxa" w:w="1234"/>
+            <w:tcW w:type="dxa" w:w="1080"/>
           </w:tcPr>
           <w:p>
             <w:r>
@@ -1421,7 +1654,7 @@
         </w:tc>
         <w:tc>
           <w:tcPr>
-            <w:tcW w:type="dxa" w:w="1234"/>
+            <w:tcW w:type="dxa" w:w="1080"/>
           </w:tcPr>
           <w:p>
             <w:r>
@@ -1431,7 +1664,7 @@
         </w:tc>
         <w:tc>
           <w:tcPr>
-            <w:tcW w:type="dxa" w:w="1234"/>
+            <w:tcW w:type="dxa" w:w="1080"/>
           </w:tcPr>
           <w:p>
             <w:r>
@@ -1441,17 +1674,27 @@
         </w:tc>
         <w:tc>
           <w:tcPr>
-            <w:tcW w:type="dxa" w:w="1234"/>
-          </w:tcPr>
-          <w:p>
-            <w:r>
-              <w:t>Module 15: Population and Systems Ecology; Lab 15</w:t>
-            </w:r>
-          </w:p>
-        </w:tc>
-        <w:tc>
-          <w:tcPr>
-            <w:tcW w:type="dxa" w:w="1234"/>
+            <w:tcW w:type="dxa" w:w="1080"/>
+          </w:tcPr>
+          <w:p>
+            <w:r>
+              <w:t>Module 15: Population and Systems Ecology</w:t>
+            </w:r>
+          </w:p>
+        </w:tc>
+        <w:tc>
+          <w:tcPr>
+            <w:tcW w:type="dxa" w:w="1080"/>
+          </w:tcPr>
+          <w:p>
+            <w:r>
+              <w:t>Lab 16: Capstone Systems Synthesis</w:t>
+            </w:r>
+          </w:p>
+        </w:tc>
+        <w:tc>
+          <w:tcPr>
+            <w:tcW w:type="dxa" w:w="1080"/>
           </w:tcPr>
           <w:p>
             <w:r>
@@ -1461,7 +1704,7 @@
         </w:tc>
         <w:tc>
           <w:tcPr>
-            <w:tcW w:type="dxa" w:w="1234"/>
+            <w:tcW w:type="dxa" w:w="1080"/>
           </w:tcPr>
           <w:p>
             <w:r/>
@@ -1471,7 +1714,7 @@
       <w:tr>
         <w:tc>
           <w:tcPr>
-            <w:tcW w:type="dxa" w:w="1234"/>
+            <w:tcW w:type="dxa" w:w="1080"/>
           </w:tcPr>
           <w:p>
             <w:r>
@@ -1481,7 +1724,7 @@
         </w:tc>
         <w:tc>
           <w:tcPr>
-            <w:tcW w:type="dxa" w:w="1234"/>
+            <w:tcW w:type="dxa" w:w="1080"/>
           </w:tcPr>
           <w:p>
             <w:r>
@@ -1491,7 +1734,7 @@
         </w:tc>
         <w:tc>
           <w:tcPr>
-            <w:tcW w:type="dxa" w:w="1234"/>
+            <w:tcW w:type="dxa" w:w="1080"/>
           </w:tcPr>
           <w:p>
             <w:r>
@@ -1501,7 +1744,7 @@
         </w:tc>
         <w:tc>
           <w:tcPr>
-            <w:tcW w:type="dxa" w:w="1234"/>
+            <w:tcW w:type="dxa" w:w="1080"/>
           </w:tcPr>
           <w:p>
             <w:r>
@@ -1511,17 +1754,27 @@
         </w:tc>
         <w:tc>
           <w:tcPr>
-            <w:tcW w:type="dxa" w:w="1234"/>
-          </w:tcPr>
-          <w:p>
-            <w:r>
-              <w:t>Module 16: Capstone Systems Synthesis; Lab 16</w:t>
-            </w:r>
-          </w:p>
-        </w:tc>
-        <w:tc>
-          <w:tcPr>
-            <w:tcW w:type="dxa" w:w="1234"/>
+            <w:tcW w:type="dxa" w:w="1080"/>
+          </w:tcPr>
+          <w:p>
+            <w:r>
+              <w:t>Module 16: Capstone Systems Synthesis</w:t>
+            </w:r>
+          </w:p>
+        </w:tc>
+        <w:tc>
+          <w:tcPr>
+            <w:tcW w:type="dxa" w:w="1080"/>
+          </w:tcPr>
+          <w:p>
+            <w:r>
+              <w:t>Lab 17 (TBD)</w:t>
+            </w:r>
+          </w:p>
+        </w:tc>
+        <w:tc>
+          <w:tcPr>
+            <w:tcW w:type="dxa" w:w="1080"/>
           </w:tcPr>
           <w:p>
             <w:r>
@@ -1531,11 +1784,11 @@
         </w:tc>
         <w:tc>
           <w:tcPr>
-            <w:tcW w:type="dxa" w:w="1234"/>
-          </w:tcPr>
-          <w:p>
-            <w:r>
-              <w:t>Integrative capstone</w:t>
+            <w:tcW w:type="dxa" w:w="1080"/>
+          </w:tcPr>
+          <w:p>
+            <w:r>
+              <w:t>Integrative capstone; see Lab 17 planning record</w:t>
             </w:r>
           </w:p>
         </w:tc>
@@ -1543,7 +1796,7 @@
       <w:tr>
         <w:tc>
           <w:tcPr>
-            <w:tcW w:type="dxa" w:w="1234"/>
+            <w:tcW w:type="dxa" w:w="1080"/>
           </w:tcPr>
           <w:p>
             <w:r>
@@ -1553,7 +1806,7 @@
         </w:tc>
         <w:tc>
           <w:tcPr>
-            <w:tcW w:type="dxa" w:w="1234"/>
+            <w:tcW w:type="dxa" w:w="1080"/>
           </w:tcPr>
           <w:p>
             <w:r>
@@ -1563,7 +1816,7 @@
         </w:tc>
         <w:tc>
           <w:tcPr>
-            <w:tcW w:type="dxa" w:w="1234"/>
+            <w:tcW w:type="dxa" w:w="1080"/>
           </w:tcPr>
           <w:p>
             <w:r>
@@ -1573,7 +1826,7 @@
         </w:tc>
         <w:tc>
           <w:tcPr>
-            <w:tcW w:type="dxa" w:w="1234"/>
+            <w:tcW w:type="dxa" w:w="1080"/>
           </w:tcPr>
           <w:p>
             <w:r>
@@ -1583,17 +1836,27 @@
         </w:tc>
         <w:tc>
           <w:tcPr>
-            <w:tcW w:type="dxa" w:w="1234"/>
-          </w:tcPr>
-          <w:p>
-            <w:r>
-              <w:t>Practice Test 04; Exam 03 review</w:t>
-            </w:r>
-          </w:p>
-        </w:tc>
-        <w:tc>
-          <w:tcPr>
-            <w:tcW w:type="dxa" w:w="1234"/>
+            <w:tcW w:type="dxa" w:w="1080"/>
+          </w:tcPr>
+          <w:p>
+            <w:r>
+              <w:t>Practice Test 03; Exam 03 review</w:t>
+            </w:r>
+          </w:p>
+        </w:tc>
+        <w:tc>
+          <w:tcPr>
+            <w:tcW w:type="dxa" w:w="1080"/>
+          </w:tcPr>
+          <w:p>
+            <w:r>
+              <w:t>—</w:t>
+            </w:r>
+          </w:p>
+        </w:tc>
+        <w:tc>
+          <w:tcPr>
+            <w:tcW w:type="dxa" w:w="1080"/>
           </w:tcPr>
           <w:p>
             <w:r>
@@ -1603,11 +1866,11 @@
         </w:tc>
         <w:tc>
           <w:tcPr>
-            <w:tcW w:type="dxa" w:w="1234"/>
-          </w:tcPr>
-          <w:p>
-            <w:r>
-              <w:t>Practice Test 04 covers Modules 12–16</w:t>
+            <w:tcW w:type="dxa" w:w="1080"/>
+          </w:tcPr>
+          <w:p>
+            <w:r>
+              <w:t>Practice Test 03 covers Modules 12–16</w:t>
             </w:r>
           </w:p>
         </w:tc>
@@ -1615,7 +1878,7 @@
       <w:tr>
         <w:tc>
           <w:tcPr>
-            <w:tcW w:type="dxa" w:w="1234"/>
+            <w:tcW w:type="dxa" w:w="1080"/>
           </w:tcPr>
           <w:p>
             <w:r>
@@ -1625,7 +1888,7 @@
         </w:tc>
         <w:tc>
           <w:tcPr>
-            <w:tcW w:type="dxa" w:w="1234"/>
+            <w:tcW w:type="dxa" w:w="1080"/>
           </w:tcPr>
           <w:p>
             <w:r>
@@ -1635,7 +1898,7 @@
         </w:tc>
         <w:tc>
           <w:tcPr>
-            <w:tcW w:type="dxa" w:w="1234"/>
+            <w:tcW w:type="dxa" w:w="1080"/>
           </w:tcPr>
           <w:p>
             <w:r>
@@ -1645,7 +1908,7 @@
         </w:tc>
         <w:tc>
           <w:tcPr>
-            <w:tcW w:type="dxa" w:w="1234"/>
+            <w:tcW w:type="dxa" w:w="1080"/>
           </w:tcPr>
           <w:p>
             <w:r>
@@ -1655,7 +1918,7 @@
         </w:tc>
         <w:tc>
           <w:tcPr>
-            <w:tcW w:type="dxa" w:w="1234"/>
+            <w:tcW w:type="dxa" w:w="1080"/>
           </w:tcPr>
           <w:p>
             <w:r>
@@ -1665,7 +1928,17 @@
         </w:tc>
         <w:tc>
           <w:tcPr>
-            <w:tcW w:type="dxa" w:w="1234"/>
+            <w:tcW w:type="dxa" w:w="1080"/>
+          </w:tcPr>
+          <w:p>
+            <w:r>
+              <w:t>—</w:t>
+            </w:r>
+          </w:p>
+        </w:tc>
+        <w:tc>
+          <w:tcPr>
+            <w:tcW w:type="dxa" w:w="1080"/>
           </w:tcPr>
           <w:p>
             <w:r>
@@ -1675,7 +1948,7 @@
         </w:tc>
         <w:tc>
           <w:tcPr>
-            <w:tcW w:type="dxa" w:w="1234"/>
+            <w:tcW w:type="dxa" w:w="1080"/>
           </w:tcPr>
           <w:p>
             <w:r>
@@ -1687,7 +1960,7 @@
       <w:tr>
         <w:tc>
           <w:tcPr>
-            <w:tcW w:type="dxa" w:w="1234"/>
+            <w:tcW w:type="dxa" w:w="1080"/>
           </w:tcPr>
           <w:p>
             <w:r>
@@ -1697,7 +1970,7 @@
         </w:tc>
         <w:tc>
           <w:tcPr>
-            <w:tcW w:type="dxa" w:w="1234"/>
+            <w:tcW w:type="dxa" w:w="1080"/>
           </w:tcPr>
           <w:p>
             <w:r>
@@ -1707,7 +1980,7 @@
         </w:tc>
         <w:tc>
           <w:tcPr>
-            <w:tcW w:type="dxa" w:w="1234"/>
+            <w:tcW w:type="dxa" w:w="1080"/>
           </w:tcPr>
           <w:p>
             <w:r>
@@ -1717,7 +1990,7 @@
         </w:tc>
         <w:tc>
           <w:tcPr>
-            <w:tcW w:type="dxa" w:w="1234"/>
+            <w:tcW w:type="dxa" w:w="1080"/>
           </w:tcPr>
           <w:p>
             <w:r>
@@ -1727,31 +2000,41 @@
         </w:tc>
         <w:tc>
           <w:tcPr>
-            <w:tcW w:type="dxa" w:w="1234"/>
-          </w:tcPr>
-          <w:p>
-            <w:r>
-              <w:t>Lab 17 (TBD)</w:t>
-            </w:r>
-          </w:p>
-        </w:tc>
-        <w:tc>
-          <w:tcPr>
-            <w:tcW w:type="dxa" w:w="1234"/>
-          </w:tcPr>
-          <w:p>
-            <w:r>
-              <w:t>TBD; cumulative reference</w:t>
-            </w:r>
-          </w:p>
-        </w:tc>
-        <w:tc>
-          <w:tcPr>
-            <w:tcW w:type="dxa" w:w="1234"/>
-          </w:tcPr>
-          <w:p>
-            <w:r>
-              <w:t>Topic and materials pending; see Lab 17 planning record</w:t>
+            <w:tcW w:type="dxa" w:w="1080"/>
+          </w:tcPr>
+          <w:p>
+            <w:r>
+              <w:t>Comprehensive final preparation</w:t>
+            </w:r>
+          </w:p>
+        </w:tc>
+        <w:tc>
+          <w:tcPr>
+            <w:tcW w:type="dxa" w:w="1080"/>
+          </w:tcPr>
+          <w:p>
+            <w:r>
+              <w:t>Lab 18 (TBD)</w:t>
+            </w:r>
+          </w:p>
+        </w:tc>
+        <w:tc>
+          <w:tcPr>
+            <w:tcW w:type="dxa" w:w="1080"/>
+          </w:tcPr>
+          <w:p>
+            <w:r>
+              <w:t>Cumulative Chs. 1–17, 44–45</w:t>
+            </w:r>
+          </w:p>
+        </w:tc>
+        <w:tc>
+          <w:tcPr>
+            <w:tcW w:type="dxa" w:w="1080"/>
+          </w:tcPr>
+          <w:p>
+            <w:r>
+              <w:t>Review and make-up work; see Lab 18 planning record</w:t>
             </w:r>
           </w:p>
         </w:tc>
@@ -1759,7 +2042,7 @@
       <w:tr>
         <w:tc>
           <w:tcPr>
-            <w:tcW w:type="dxa" w:w="1234"/>
+            <w:tcW w:type="dxa" w:w="1080"/>
           </w:tcPr>
           <w:p>
             <w:r>
@@ -1769,7 +2052,7 @@
         </w:tc>
         <w:tc>
           <w:tcPr>
-            <w:tcW w:type="dxa" w:w="1234"/>
+            <w:tcW w:type="dxa" w:w="1080"/>
           </w:tcPr>
           <w:p>
             <w:r>
@@ -1779,7 +2062,7 @@
         </w:tc>
         <w:tc>
           <w:tcPr>
-            <w:tcW w:type="dxa" w:w="1234"/>
+            <w:tcW w:type="dxa" w:w="1080"/>
           </w:tcPr>
           <w:p>
             <w:r>
@@ -1789,7 +2072,7 @@
         </w:tc>
         <w:tc>
           <w:tcPr>
-            <w:tcW w:type="dxa" w:w="1234"/>
+            <w:tcW w:type="dxa" w:w="1080"/>
           </w:tcPr>
           <w:p>
             <w:r>
@@ -1799,31 +2082,41 @@
         </w:tc>
         <w:tc>
           <w:tcPr>
-            <w:tcW w:type="dxa" w:w="1234"/>
-          </w:tcPr>
-          <w:p>
-            <w:r>
-              <w:t>Lab 18 (TBD)</w:t>
-            </w:r>
-          </w:p>
-        </w:tc>
-        <w:tc>
-          <w:tcPr>
-            <w:tcW w:type="dxa" w:w="1234"/>
-          </w:tcPr>
-          <w:p>
-            <w:r>
-              <w:t>TBD; cumulative reference</w:t>
-            </w:r>
-          </w:p>
-        </w:tc>
-        <w:tc>
-          <w:tcPr>
-            <w:tcW w:type="dxa" w:w="1234"/>
-          </w:tcPr>
-          <w:p>
-            <w:r>
-              <w:t>Topic and materials pending; see Lab 18 planning record</w:t>
+            <w:tcW w:type="dxa" w:w="1080"/>
+          </w:tcPr>
+          <w:p>
+            <w:r>
+              <w:t>Comprehensive final preparation</w:t>
+            </w:r>
+          </w:p>
+        </w:tc>
+        <w:tc>
+          <w:tcPr>
+            <w:tcW w:type="dxa" w:w="1080"/>
+          </w:tcPr>
+          <w:p>
+            <w:r>
+              <w:t>Lab 19 (TBD)</w:t>
+            </w:r>
+          </w:p>
+        </w:tc>
+        <w:tc>
+          <w:tcPr>
+            <w:tcW w:type="dxa" w:w="1080"/>
+          </w:tcPr>
+          <w:p>
+            <w:r>
+              <w:t>Cumulative Chs. 1–17, 44–45</w:t>
+            </w:r>
+          </w:p>
+        </w:tc>
+        <w:tc>
+          <w:tcPr>
+            <w:tcW w:type="dxa" w:w="1080"/>
+          </w:tcPr>
+          <w:p>
+            <w:r>
+              <w:t>Review and make-up work; see Lab 19 planning record</w:t>
             </w:r>
           </w:p>
         </w:tc>
@@ -1831,7 +2124,7 @@
       <w:tr>
         <w:tc>
           <w:tcPr>
-            <w:tcW w:type="dxa" w:w="1234"/>
+            <w:tcW w:type="dxa" w:w="1080"/>
           </w:tcPr>
           <w:p>
             <w:r>
@@ -1841,7 +2134,7 @@
         </w:tc>
         <w:tc>
           <w:tcPr>
-            <w:tcW w:type="dxa" w:w="1234"/>
+            <w:tcW w:type="dxa" w:w="1080"/>
           </w:tcPr>
           <w:p>
             <w:r>
@@ -1851,7 +2144,7 @@
         </w:tc>
         <w:tc>
           <w:tcPr>
-            <w:tcW w:type="dxa" w:w="1234"/>
+            <w:tcW w:type="dxa" w:w="1080"/>
           </w:tcPr>
           <w:p>
             <w:r>
@@ -1861,7 +2154,7 @@
         </w:tc>
         <w:tc>
           <w:tcPr>
-            <w:tcW w:type="dxa" w:w="1234"/>
+            <w:tcW w:type="dxa" w:w="1080"/>
           </w:tcPr>
           <w:p>
             <w:r>
@@ -1871,31 +2164,41 @@
         </w:tc>
         <w:tc>
           <w:tcPr>
-            <w:tcW w:type="dxa" w:w="1234"/>
-          </w:tcPr>
-          <w:p>
-            <w:r>
-              <w:t>Lab 19 (TBD)</w:t>
-            </w:r>
-          </w:p>
-        </w:tc>
-        <w:tc>
-          <w:tcPr>
-            <w:tcW w:type="dxa" w:w="1234"/>
-          </w:tcPr>
-          <w:p>
-            <w:r>
-              <w:t>TBD; cumulative reference</w:t>
-            </w:r>
-          </w:p>
-        </w:tc>
-        <w:tc>
-          <w:tcPr>
-            <w:tcW w:type="dxa" w:w="1234"/>
-          </w:tcPr>
-          <w:p>
-            <w:r>
-              <w:t>Topic and materials pending; see Lab 19 planning record</w:t>
+            <w:tcW w:type="dxa" w:w="1080"/>
+          </w:tcPr>
+          <w:p>
+            <w:r>
+              <w:t>Comprehensive final preparation</w:t>
+            </w:r>
+          </w:p>
+        </w:tc>
+        <w:tc>
+          <w:tcPr>
+            <w:tcW w:type="dxa" w:w="1080"/>
+          </w:tcPr>
+          <w:p>
+            <w:r>
+              <w:t>—</w:t>
+            </w:r>
+          </w:p>
+        </w:tc>
+        <w:tc>
+          <w:tcPr>
+            <w:tcW w:type="dxa" w:w="1080"/>
+          </w:tcPr>
+          <w:p>
+            <w:r>
+              <w:t>Cumulative Chs. 1–17, 44–45</w:t>
+            </w:r>
+          </w:p>
+        </w:tc>
+        <w:tc>
+          <w:tcPr>
+            <w:tcW w:type="dxa" w:w="1080"/>
+          </w:tcPr>
+          <w:p>
+            <w:r>
+              <w:t>Review and make-up work</w:t>
             </w:r>
           </w:p>
         </w:tc>
@@ -1903,7 +2206,7 @@
       <w:tr>
         <w:tc>
           <w:tcPr>
-            <w:tcW w:type="dxa" w:w="1234"/>
+            <w:tcW w:type="dxa" w:w="1080"/>
           </w:tcPr>
           <w:p>
             <w:r>
@@ -1913,7 +2216,7 @@
         </w:tc>
         <w:tc>
           <w:tcPr>
-            <w:tcW w:type="dxa" w:w="1234"/>
+            <w:tcW w:type="dxa" w:w="1080"/>
           </w:tcPr>
           <w:p>
             <w:r>
@@ -1923,7 +2226,7 @@
         </w:tc>
         <w:tc>
           <w:tcPr>
-            <w:tcW w:type="dxa" w:w="1234"/>
+            <w:tcW w:type="dxa" w:w="1080"/>
           </w:tcPr>
           <w:p>
             <w:r>
@@ -1933,7 +2236,7 @@
         </w:tc>
         <w:tc>
           <w:tcPr>
-            <w:tcW w:type="dxa" w:w="1234"/>
+            <w:tcW w:type="dxa" w:w="1080"/>
           </w:tcPr>
           <w:p>
             <w:r>
@@ -1943,7 +2246,7 @@
         </w:tc>
         <w:tc>
           <w:tcPr>
-            <w:tcW w:type="dxa" w:w="1234"/>
+            <w:tcW w:type="dxa" w:w="1080"/>
           </w:tcPr>
           <w:p>
             <w:r>
@@ -1953,7 +2256,7 @@
         </w:tc>
         <w:tc>
           <w:tcPr>
-            <w:tcW w:type="dxa" w:w="1234"/>
+            <w:tcW w:type="dxa" w:w="1080"/>
           </w:tcPr>
           <w:p>
             <w:r>
@@ -1963,7 +2266,17 @@
         </w:tc>
         <w:tc>
           <w:tcPr>
-            <w:tcW w:type="dxa" w:w="1234"/>
+            <w:tcW w:type="dxa" w:w="1080"/>
+          </w:tcPr>
+          <w:p>
+            <w:r>
+              <w:t>—</w:t>
+            </w:r>
+          </w:p>
+        </w:tc>
+        <w:tc>
+          <w:tcPr>
+            <w:tcW w:type="dxa" w:w="1080"/>
           </w:tcPr>
           <w:p>
             <w:r>
@@ -1975,7 +2288,7 @@
       <w:tr>
         <w:tc>
           <w:tcPr>
-            <w:tcW w:type="dxa" w:w="1234"/>
+            <w:tcW w:type="dxa" w:w="1080"/>
           </w:tcPr>
           <w:p>
             <w:r>
@@ -1985,7 +2298,7 @@
         </w:tc>
         <w:tc>
           <w:tcPr>
-            <w:tcW w:type="dxa" w:w="1234"/>
+            <w:tcW w:type="dxa" w:w="1080"/>
           </w:tcPr>
           <w:p>
             <w:r>
@@ -1995,7 +2308,7 @@
         </w:tc>
         <w:tc>
           <w:tcPr>
-            <w:tcW w:type="dxa" w:w="1234"/>
+            <w:tcW w:type="dxa" w:w="1080"/>
           </w:tcPr>
           <w:p>
             <w:r>
@@ -2005,7 +2318,7 @@
         </w:tc>
         <w:tc>
           <w:tcPr>
-            <w:tcW w:type="dxa" w:w="1234"/>
+            <w:tcW w:type="dxa" w:w="1080"/>
           </w:tcPr>
           <w:p>
             <w:r>
@@ -2015,7 +2328,7 @@
         </w:tc>
         <w:tc>
           <w:tcPr>
-            <w:tcW w:type="dxa" w:w="1234"/>
+            <w:tcW w:type="dxa" w:w="1080"/>
           </w:tcPr>
           <w:p>
             <w:r>
@@ -2025,7 +2338,7 @@
         </w:tc>
         <w:tc>
           <w:tcPr>
-            <w:tcW w:type="dxa" w:w="1234"/>
+            <w:tcW w:type="dxa" w:w="1080"/>
           </w:tcPr>
           <w:p>
             <w:r>
@@ -2035,7 +2348,17 @@
         </w:tc>
         <w:tc>
           <w:tcPr>
-            <w:tcW w:type="dxa" w:w="1234"/>
+            <w:tcW w:type="dxa" w:w="1080"/>
+          </w:tcPr>
+          <w:p>
+            <w:r>
+              <w:t>—</w:t>
+            </w:r>
+          </w:p>
+        </w:tc>
+        <w:tc>
+          <w:tcPr>
+            <w:tcW w:type="dxa" w:w="1080"/>
           </w:tcPr>
           <w:p>
             <w:r>
@@ -2047,7 +2370,7 @@
       <w:tr>
         <w:tc>
           <w:tcPr>
-            <w:tcW w:type="dxa" w:w="1234"/>
+            <w:tcW w:type="dxa" w:w="1080"/>
           </w:tcPr>
           <w:p>
             <w:r>
@@ -2057,7 +2380,7 @@
         </w:tc>
         <w:tc>
           <w:tcPr>
-            <w:tcW w:type="dxa" w:w="1234"/>
+            <w:tcW w:type="dxa" w:w="1080"/>
           </w:tcPr>
           <w:p>
             <w:r>
@@ -2067,7 +2390,7 @@
         </w:tc>
         <w:tc>
           <w:tcPr>
-            <w:tcW w:type="dxa" w:w="1234"/>
+            <w:tcW w:type="dxa" w:w="1080"/>
           </w:tcPr>
           <w:p>
             <w:r>
@@ -2077,7 +2400,7 @@
         </w:tc>
         <w:tc>
           <w:tcPr>
-            <w:tcW w:type="dxa" w:w="1234"/>
+            <w:tcW w:type="dxa" w:w="1080"/>
           </w:tcPr>
           <w:p>
             <w:r>
@@ -2087,17 +2410,27 @@
         </w:tc>
         <w:tc>
           <w:tcPr>
-            <w:tcW w:type="dxa" w:w="1234"/>
-          </w:tcPr>
-          <w:p>
-            <w:r>
-              <w:t>Practice Test 05; comprehensive final preparation</w:t>
-            </w:r>
-          </w:p>
-        </w:tc>
-        <w:tc>
-          <w:tcPr>
-            <w:tcW w:type="dxa" w:w="1234"/>
+            <w:tcW w:type="dxa" w:w="1080"/>
+          </w:tcPr>
+          <w:p>
+            <w:r>
+              <w:t>Practice Test 04; comprehensive final preparation</w:t>
+            </w:r>
+          </w:p>
+        </w:tc>
+        <w:tc>
+          <w:tcPr>
+            <w:tcW w:type="dxa" w:w="1080"/>
+          </w:tcPr>
+          <w:p>
+            <w:r>
+              <w:t>—</w:t>
+            </w:r>
+          </w:p>
+        </w:tc>
+        <w:tc>
+          <w:tcPr>
+            <w:tcW w:type="dxa" w:w="1080"/>
           </w:tcPr>
           <w:p>
             <w:r>
@@ -2107,11 +2440,11 @@
         </w:tc>
         <w:tc>
           <w:tcPr>
-            <w:tcW w:type="dxa" w:w="1234"/>
-          </w:tcPr>
-          <w:p>
-            <w:r>
-              <w:t>Practice Test 05 covers Modules 1–16; review and make-up work</w:t>
+            <w:tcW w:type="dxa" w:w="1080"/>
+          </w:tcPr>
+          <w:p>
+            <w:r>
+              <w:t>Practice Test 04 covers Modules 1–16</w:t>
             </w:r>
           </w:p>
         </w:tc>
@@ -2119,7 +2452,7 @@
       <w:tr>
         <w:tc>
           <w:tcPr>
-            <w:tcW w:type="dxa" w:w="1234"/>
+            <w:tcW w:type="dxa" w:w="1080"/>
           </w:tcPr>
           <w:p>
             <w:r>
@@ -2129,7 +2462,7 @@
         </w:tc>
         <w:tc>
           <w:tcPr>
-            <w:tcW w:type="dxa" w:w="1234"/>
+            <w:tcW w:type="dxa" w:w="1080"/>
           </w:tcPr>
           <w:p>
             <w:r>
@@ -2139,7 +2472,7 @@
         </w:tc>
         <w:tc>
           <w:tcPr>
-            <w:tcW w:type="dxa" w:w="1234"/>
+            <w:tcW w:type="dxa" w:w="1080"/>
           </w:tcPr>
           <w:p>
             <w:r>
@@ -2149,7 +2482,7 @@
         </w:tc>
         <w:tc>
           <w:tcPr>
-            <w:tcW w:type="dxa" w:w="1234"/>
+            <w:tcW w:type="dxa" w:w="1080"/>
           </w:tcPr>
           <w:p>
             <w:r>
@@ -2159,17 +2492,27 @@
         </w:tc>
         <w:tc>
           <w:tcPr>
-            <w:tcW w:type="dxa" w:w="1234"/>
-          </w:tcPr>
-          <w:p>
-            <w:r>
-              <w:t>Comprehensive final preparation; review and make-up work</w:t>
-            </w:r>
-          </w:p>
-        </w:tc>
-        <w:tc>
-          <w:tcPr>
-            <w:tcW w:type="dxa" w:w="1234"/>
+            <w:tcW w:type="dxa" w:w="1080"/>
+          </w:tcPr>
+          <w:p>
+            <w:r>
+              <w:t>Comprehensive final preparation</w:t>
+            </w:r>
+          </w:p>
+        </w:tc>
+        <w:tc>
+          <w:tcPr>
+            <w:tcW w:type="dxa" w:w="1080"/>
+          </w:tcPr>
+          <w:p>
+            <w:r>
+              <w:t>—</w:t>
+            </w:r>
+          </w:p>
+        </w:tc>
+        <w:tc>
+          <w:tcPr>
+            <w:tcW w:type="dxa" w:w="1080"/>
           </w:tcPr>
           <w:p>
             <w:r>
@@ -2179,7 +2522,7 @@
         </w:tc>
         <w:tc>
           <w:tcPr>
-            <w:tcW w:type="dxa" w:w="1234"/>
+            <w:tcW w:type="dxa" w:w="1080"/>
           </w:tcPr>
           <w:p>
             <w:r>
@@ -2191,7 +2534,7 @@
       <w:tr>
         <w:tc>
           <w:tcPr>
-            <w:tcW w:type="dxa" w:w="1234"/>
+            <w:tcW w:type="dxa" w:w="1080"/>
           </w:tcPr>
           <w:p>
             <w:r>
@@ -2201,7 +2544,7 @@
         </w:tc>
         <w:tc>
           <w:tcPr>
-            <w:tcW w:type="dxa" w:w="1234"/>
+            <w:tcW w:type="dxa" w:w="1080"/>
           </w:tcPr>
           <w:p>
             <w:r>
@@ -2211,7 +2554,7 @@
         </w:tc>
         <w:tc>
           <w:tcPr>
-            <w:tcW w:type="dxa" w:w="1234"/>
+            <w:tcW w:type="dxa" w:w="1080"/>
           </w:tcPr>
           <w:p>
             <w:r>
@@ -2221,7 +2564,7 @@
         </w:tc>
         <w:tc>
           <w:tcPr>
-            <w:tcW w:type="dxa" w:w="1234"/>
+            <w:tcW w:type="dxa" w:w="1080"/>
           </w:tcPr>
           <w:p>
             <w:r>
@@ -2231,7 +2574,7 @@
         </w:tc>
         <w:tc>
           <w:tcPr>
-            <w:tcW w:type="dxa" w:w="1234"/>
+            <w:tcW w:type="dxa" w:w="1080"/>
           </w:tcPr>
           <w:p>
             <w:r>
@@ -2241,7 +2584,17 @@
         </w:tc>
         <w:tc>
           <w:tcPr>
-            <w:tcW w:type="dxa" w:w="1234"/>
+            <w:tcW w:type="dxa" w:w="1080"/>
+          </w:tcPr>
+          <w:p>
+            <w:r>
+              <w:t>—</w:t>
+            </w:r>
+          </w:p>
+        </w:tc>
+        <w:tc>
+          <w:tcPr>
+            <w:tcW w:type="dxa" w:w="1080"/>
           </w:tcPr>
           <w:p>
             <w:r>
@@ -2251,7 +2604,7 @@
         </w:tc>
         <w:tc>
           <w:tcPr>
-            <w:tcW w:type="dxa" w:w="1234"/>
+            <w:tcW w:type="dxa" w:w="1080"/>
           </w:tcPr>
           <w:p>
             <w:r/>
@@ -2261,7 +2614,7 @@
       <w:tr>
         <w:tc>
           <w:tcPr>
-            <w:tcW w:type="dxa" w:w="1234"/>
+            <w:tcW w:type="dxa" w:w="1080"/>
           </w:tcPr>
           <w:p>
             <w:r>
@@ -2271,7 +2624,7 @@
         </w:tc>
         <w:tc>
           <w:tcPr>
-            <w:tcW w:type="dxa" w:w="1234"/>
+            <w:tcW w:type="dxa" w:w="1080"/>
           </w:tcPr>
           <w:p>
             <w:r>
@@ -2281,7 +2634,7 @@
         </w:tc>
         <w:tc>
           <w:tcPr>
-            <w:tcW w:type="dxa" w:w="1234"/>
+            <w:tcW w:type="dxa" w:w="1080"/>
           </w:tcPr>
           <w:p>
             <w:r>
@@ -2291,7 +2644,7 @@
         </w:tc>
         <w:tc>
           <w:tcPr>
-            <w:tcW w:type="dxa" w:w="1234"/>
+            <w:tcW w:type="dxa" w:w="1080"/>
           </w:tcPr>
           <w:p>
             <w:r>
@@ -2301,7 +2654,7 @@
         </w:tc>
         <w:tc>
           <w:tcPr>
-            <w:tcW w:type="dxa" w:w="1234"/>
+            <w:tcW w:type="dxa" w:w="1080"/>
           </w:tcPr>
           <w:p>
             <w:r>
@@ -2311,7 +2664,17 @@
         </w:tc>
         <w:tc>
           <w:tcPr>
-            <w:tcW w:type="dxa" w:w="1234"/>
+            <w:tcW w:type="dxa" w:w="1080"/>
+          </w:tcPr>
+          <w:p>
+            <w:r>
+              <w:t>—</w:t>
+            </w:r>
+          </w:p>
+        </w:tc>
+        <w:tc>
+          <w:tcPr>
+            <w:tcW w:type="dxa" w:w="1080"/>
           </w:tcPr>
           <w:p>
             <w:r>
@@ -2321,7 +2684,7 @@
         </w:tc>
         <w:tc>
           <w:tcPr>
-            <w:tcW w:type="dxa" w:w="1234"/>
+            <w:tcW w:type="dxa" w:w="1080"/>
           </w:tcPr>
           <w:p>
             <w:r>
@@ -2333,7 +2696,7 @@
       <w:tr>
         <w:tc>
           <w:tcPr>
-            <w:tcW w:type="dxa" w:w="1234"/>
+            <w:tcW w:type="dxa" w:w="1080"/>
           </w:tcPr>
           <w:p>
             <w:r>
@@ -2343,7 +2706,7 @@
         </w:tc>
         <w:tc>
           <w:tcPr>
-            <w:tcW w:type="dxa" w:w="1234"/>
+            <w:tcW w:type="dxa" w:w="1080"/>
           </w:tcPr>
           <w:p>
             <w:r>
@@ -2353,7 +2716,7 @@
         </w:tc>
         <w:tc>
           <w:tcPr>
-            <w:tcW w:type="dxa" w:w="1234"/>
+            <w:tcW w:type="dxa" w:w="1080"/>
           </w:tcPr>
           <w:p>
             <w:r>
@@ -2363,7 +2726,7 @@
         </w:tc>
         <w:tc>
           <w:tcPr>
-            <w:tcW w:type="dxa" w:w="1234"/>
+            <w:tcW w:type="dxa" w:w="1080"/>
           </w:tcPr>
           <w:p>
             <w:r>
@@ -2373,7 +2736,7 @@
         </w:tc>
         <w:tc>
           <w:tcPr>
-            <w:tcW w:type="dxa" w:w="1234"/>
+            <w:tcW w:type="dxa" w:w="1080"/>
           </w:tcPr>
           <w:p>
             <w:r>
@@ -2383,7 +2746,7 @@
         </w:tc>
         <w:tc>
           <w:tcPr>
-            <w:tcW w:type="dxa" w:w="1234"/>
+            <w:tcW w:type="dxa" w:w="1080"/>
           </w:tcPr>
           <w:p>
             <w:r>
@@ -2393,7 +2756,17 @@
         </w:tc>
         <w:tc>
           <w:tcPr>
-            <w:tcW w:type="dxa" w:w="1234"/>
+            <w:tcW w:type="dxa" w:w="1080"/>
+          </w:tcPr>
+          <w:p>
+            <w:r>
+              <w:t>—</w:t>
+            </w:r>
+          </w:p>
+        </w:tc>
+        <w:tc>
+          <w:tcPr>
+            <w:tcW w:type="dxa" w:w="1080"/>
           </w:tcPr>
           <w:p>
             <w:r>
